--- a/(e)CRF/Per protocolnaam/42_InterviewGuideTherapeut.docx
+++ b/(e)CRF/Per protocolnaam/42_InterviewGuideTherapeut.docx
@@ -778,6 +778,7 @@
           <w:lang w:val="nl-BE"/>
         </w:rPr>
       </w:pPr>
+      <w:commentRangeStart w:id="0"/>
       <w:r>
         <w:rPr>
           <w:rFonts w:cstheme="minorHAnsi"/>
@@ -786,7 +787,48 @@
           <w:szCs w:val="24"/>
           <w:lang w:val="nl-BE"/>
         </w:rPr>
-        <w:t>Dit interview zal maximaal anderhalf tot twee uur duren. Indien nodig zullen we na ongeveer een uur een korte pauze inlassen. Ik zal je een aantal vragen stellen waarop je vrij kan antwoorden. Als je een bepaalde vraag niet wenst te beantwoorden, ben je daar uiteraard niet toe verplicht. Daarnaast kan je op elk moment beslissen om het interview stop te zetten, zonder dat je hiervoor een reden hoeft op te geven. Je mag tijdens het interview steeds verduidelijking vragen over de gestelde vragen. Het interview zal, mits jouw toestemming, opgenomen worden zodat het nadien kan worden uitgeschreven. Na transcriptie wordt het interview volledig gepseudonimiseerd verwerkt en vertrouwelijk behandeld.</w:t>
+        <w:t xml:space="preserve">Dit interview zal </w:t>
+      </w:r>
+      <w:del w:id="1000" w:author="Janou De Buyser" w:date="2026-10-25T10:00:00Z">
+        <w:r>
+          <w:rPr>
+            <w:rFonts w:cstheme="minorHAnsi"/>
+            <w:color w:val="24303B"/>
+            <w:sz w:val="24"/>
+            <w:szCs w:val="24"/>
+            <w:lang w:val="nl-BE"/>
+          </w:rPr>
+          <w:delText xml:space="preserve">maximaal anderhalf tot twee uur duren. Indien nodig zullen we na ongeveer een uur een korte pauze inlassen.</w:delText>
+        </w:r>
+      </w:del>
+      <w:ins w:id="1001" w:author="Janou De Buyser" w:date="2026-10-25T10:00:00Z">
+        <w:r>
+          <w:rPr>
+            <w:rFonts w:cstheme="minorHAnsi"/>
+            <w:color w:val="24303B"/>
+            <w:sz w:val="24"/>
+            <w:szCs w:val="24"/>
+            <w:lang w:val="nl-BE"/>
+          </w:rPr>
+          <w:t xml:space="preserve">ongeveer 60 tot 90 minuten duren. Indien nodig lassen we een korte pauze in.</w:t>
+        </w:r>
+      </w:ins>
+      <w:r>
+        <w:rPr>
+          <w:rFonts w:cstheme="minorHAnsi"/>
+          <w:color w:val="24303B"/>
+          <w:sz w:val="24"/>
+          <w:szCs w:val="24"/>
+          <w:lang w:val="nl-BE"/>
+        </w:rPr>
+        <w:t xml:space="preserve"> Ik zal je een aantal vragen stellen waarop je vrij kan antwoorden. Als je een bepaalde vraag niet wenst te beantwoorden, ben je daar uiteraard niet toe verplicht. Daarnaast kan je op elk moment beslissen om het interview stop te zetten, zonder dat je hiervoor een reden hoeft op te geven. Je mag tijdens het interview steeds verduidelijking vragen over de gestelde vragen. Het interview zal, mits jouw toestemming, opgenomen worden zodat het nadien kan worden uitgeschreven. Na transcriptie wordt het interview volledig gepseudonimiseerd verwerkt en vertrouwelijk behandeld.</w:t>
+      </w:r>
+      <w:commentRangeEnd w:id="0"/>
+      <w:r>
+        <w:rPr>
+          <w:rStyle w:val="CommentReference"/>
+        </w:rPr>
+        <w:commentReference w:id="0"/>
       </w:r>
     </w:p>
     <w:p>
@@ -1724,7 +1766,35 @@
           <w:color w:val="24303B"/>
           <w:lang w:val="nl-BE"/>
         </w:rPr>
-        <w:t>Welke zaken, uit de inhoud van de therapie, leken voor jou moeilijk haalbaar om uit te voeren in de praktijk?</w:t>
+        <w:t xml:space="preserve">Welke zaken, uit </w:t>
+      </w:r>
+      <w:del w:id="1008" w:author="Janou De Buyser" w:date="2026-10-25T10:00:00Z">
+        <w:r>
+          <w:rPr>
+            <w:rFonts w:cstheme="minorHAnsi"/>
+            <w:color w:val="24303B"/>
+            <w:lang w:val="nl-BE"/>
+          </w:rPr>
+          <w:delText xml:space="preserve">de inhoud van de therapie</w:delText>
+        </w:r>
+      </w:del>
+      <w:ins w:id="1009" w:author="Janou De Buyser" w:date="2026-10-25T10:00:00Z">
+        <w:r>
+          <w:rPr>
+            <w:rFonts w:cstheme="minorHAnsi"/>
+            <w:color w:val="24303B"/>
+            <w:lang w:val="nl-BE"/>
+          </w:rPr>
+          <w:t xml:space="preserve">de inhoud van de PARADISE-interventie</w:t>
+        </w:r>
+      </w:ins>
+      <w:r>
+        <w:rPr>
+          <w:rFonts w:cstheme="minorHAnsi"/>
+          <w:color w:val="24303B"/>
+          <w:lang w:val="nl-BE"/>
+        </w:rPr>
+        <w:t xml:space="preserve">, leken voor jou moeilijk haalbaar om uit te voeren in de praktijk?</w:t>
       </w:r>
     </w:p>
     <w:p>
@@ -1828,24 +1898,28 @@
           <w:lang w:val="nl-BE"/>
         </w:rPr>
       </w:pPr>
-      <w:r>
-        <w:rPr>
-          <w:rFonts w:cstheme="minorHAnsi"/>
-          <w:color w:val="24303B"/>
-          <w:lang w:val="nl-BE"/>
-        </w:rPr>
-        <w:t>6.</w:t>
-      </w:r>
-      <w:r>
-        <w:rPr>
-          <w:rFonts w:cstheme="minorHAnsi"/>
-          <w:b/>
-          <w:bCs/>
-          <w:color w:val="24303B"/>
-          <w:lang w:val="nl-BE"/>
-        </w:rPr>
-        <w:t xml:space="preserve">    </w:t>
-      </w:r>
+      <w:del w:id="1002" w:author="Janou De Buyser" w:date="2026-10-25T10:00:00Z">
+        <w:r>
+          <w:rPr>
+            <w:rFonts w:cstheme="minorHAnsi"/>
+            <w:color w:val="24303B"/>
+            <w:lang w:val="nl-BE"/>
+          </w:rPr>
+          <w:delText>6.</w:delText>
+        </w:r>
+      </w:del>
+      <w:del w:id="1003" w:author="Janou De Buyser" w:date="2026-10-25T10:00:00Z">
+        <w:r>
+          <w:rPr>
+            <w:rFonts w:cstheme="minorHAnsi"/>
+            <w:b/>
+            <w:bCs/>
+            <w:color w:val="24303B"/>
+            <w:lang w:val="nl-BE"/>
+          </w:rPr>
+          <w:delText xml:space="preserve">    </w:delText>
+        </w:r>
+      </w:del>
       <w:r>
         <w:rPr>
           <w:rFonts w:cstheme="minorHAnsi"/>
@@ -1910,7 +1984,35 @@
           <w:color w:val="24303B"/>
           <w:lang w:val="nl-BE"/>
         </w:rPr>
-        <w:t>Welke zaken hebben doorheen het geven van de studietherapie ervoor gezorgd dat dit beeld verder is bijgesteld?</w:t>
+        <w:t xml:space="preserve">Welke zaken hebben doorheen het geven van </w:t>
+      </w:r>
+      <w:del w:id="1010" w:author="Janou De Buyser" w:date="2026-10-25T10:00:00Z">
+        <w:r>
+          <w:rPr>
+            <w:rFonts w:cstheme="minorHAnsi"/>
+            <w:color w:val="24303B"/>
+            <w:lang w:val="nl-BE"/>
+          </w:rPr>
+          <w:delText xml:space="preserve">de studietherapie</w:delText>
+        </w:r>
+      </w:del>
+      <w:ins w:id="1011" w:author="Janou De Buyser" w:date="2026-10-25T10:00:00Z">
+        <w:r>
+          <w:rPr>
+            <w:rFonts w:cstheme="minorHAnsi"/>
+            <w:color w:val="24303B"/>
+            <w:lang w:val="nl-BE"/>
+          </w:rPr>
+          <w:t xml:space="preserve">de PARADISE-interventie</w:t>
+        </w:r>
+      </w:ins>
+      <w:r>
+        <w:rPr>
+          <w:rFonts w:cstheme="minorHAnsi"/>
+          <w:color w:val="24303B"/>
+          <w:lang w:val="nl-BE"/>
+        </w:rPr>
+        <w:t xml:space="preserve"> ervoor gezorgd dat dit beeld verder is bijgesteld?</w:t>
       </w:r>
     </w:p>
     <w:p>
@@ -2157,6 +2259,15 @@
         </w:rPr>
         <w:t>DBV raadpleging – Podologie raadpleging</w:t>
       </w:r>
+      <w:ins w:id="1004" w:author="Janou De Buyser" w:date="2026-10-25T10:00:00Z">
+        <w:r>
+          <w:rPr>
+            <w:rFonts w:cstheme="minorBidi"/>
+            <w:color w:val="24303B"/>
+          </w:rPr>
+          <w:t xml:space="preserve">)</w:t>
+        </w:r>
+      </w:ins>
       <w:r>
         <w:rPr>
           <w:rFonts w:cstheme="minorBidi"/>
@@ -3126,7 +3237,35 @@
           <w:color w:val="24303B"/>
           <w:lang w:val="nl-BE"/>
         </w:rPr>
-        <w:t>Heb je zelf ideeën om de studietherapie vlotter te laten verlopen?</w:t>
+        <w:t xml:space="preserve">Heb je zelf ideeën om </w:t>
+      </w:r>
+      <w:del w:id="1012" w:author="Janou De Buyser" w:date="2026-10-25T10:00:00Z">
+        <w:r>
+          <w:rPr>
+            <w:rFonts w:cstheme="minorHAnsi"/>
+            <w:color w:val="24303B"/>
+            <w:lang w:val="nl-BE"/>
+          </w:rPr>
+          <w:delText xml:space="preserve">de studietherapie</w:delText>
+        </w:r>
+      </w:del>
+      <w:ins w:id="1013" w:author="Janou De Buyser" w:date="2026-10-25T10:00:00Z">
+        <w:r>
+          <w:rPr>
+            <w:rFonts w:cstheme="minorHAnsi"/>
+            <w:color w:val="24303B"/>
+            <w:lang w:val="nl-BE"/>
+          </w:rPr>
+          <w:t xml:space="preserve">de PARADISE-interventie</w:t>
+        </w:r>
+      </w:ins>
+      <w:r>
+        <w:rPr>
+          <w:rFonts w:cstheme="minorHAnsi"/>
+          <w:color w:val="24303B"/>
+          <w:lang w:val="nl-BE"/>
+        </w:rPr>
+        <w:t xml:space="preserve"> vlotter te laten verlopen?</w:t>
       </w:r>
     </w:p>
     <w:p>
@@ -3381,6 +3520,7 @@
           <w:lang w:val="nl-BE"/>
         </w:rPr>
       </w:pPr>
+      <w:commentRangeStart w:id="1"/>
       <w:r>
         <w:rPr>
           <w:rFonts w:cstheme="minorHAnsi"/>
@@ -3413,22 +3553,43 @@
         </w:rPr>
         <w:t xml:space="preserve"> </w:t>
       </w:r>
-      <w:r>
-        <w:rPr>
-          <w:rFonts w:cstheme="minorHAnsi"/>
-          <w:color w:val="24303B"/>
-          <w:lang w:val="nl-BE"/>
-        </w:rPr>
-        <w:t xml:space="preserve">Met klinische resultaten wordt </w:t>
-      </w:r>
-      <w:r>
-        <w:rPr>
-          <w:rFonts w:cstheme="minorHAnsi"/>
-          <w:color w:val="24303B"/>
-          <w:lang w:val="nl-BE"/>
-        </w:rPr>
-        <w:t>bedoeld het bewegen van de arm en hand, de mate van onafhankelijk dagdagelijkse activiteiten kunnen uitoefenen…</w:t>
-      </w:r>
+      <w:del w:id="1005" w:author="Janou De Buyser" w:date="2026-10-25T10:00:00Z">
+        <w:r>
+          <w:rPr>
+            <w:rFonts w:cstheme="minorHAnsi"/>
+            <w:color w:val="24303B"/>
+            <w:lang w:val="nl-BE"/>
+          </w:rPr>
+          <w:delText xml:space="preserve">Met klinische resultaten wordt </w:delText>
+        </w:r>
+      </w:del>
+      <w:del w:id="1006" w:author="Janou De Buyser" w:date="2026-10-25T10:00:00Z">
+        <w:r>
+          <w:rPr>
+            <w:rFonts w:cstheme="minorHAnsi"/>
+            <w:color w:val="24303B"/>
+            <w:lang w:val="nl-BE"/>
+          </w:rPr>
+          <w:delText>bedoeld het bewegen van de arm en hand, de mate van onafhankelijk dagdagelijkse activiteiten kunnen uitoefenen…</w:delText>
+        </w:r>
+      </w:del>
+      <w:ins w:id="1007" w:author="Janou De Buyser" w:date="2026-10-25T10:00:00Z">
+        <w:r>
+          <w:rPr>
+            <w:rFonts w:cstheme="minorHAnsi"/>
+            <w:color w:val="24303B"/>
+            <w:lang w:val="nl-BE"/>
+          </w:rPr>
+          <w:t xml:space="preserve">Met klinische resultaten bedoelen we het voorkomen van nieuwe voetulcera en de therapietrouw met het schoeisel.</w:t>
+        </w:r>
+        <w:commentRangeEnd w:id="1"/>
+        <w:r>
+          <w:rPr>
+            <w:rStyle w:val="CommentReference"/>
+          </w:rPr>
+          <w:commentReference w:id="1"/>
+        </w:r>
+      </w:ins>
       <w:r>
         <w:rPr>
           <w:rFonts w:cstheme="minorHAnsi"/>
@@ -3511,16 +3672,38 @@
           <w:color w:val="24303B"/>
           <w:lang w:val="nl-BE"/>
         </w:rPr>
-        <w:t xml:space="preserve"> ervoor gezorgd dat er veranderingen zijn doorgevoerd in de </w:t>
-      </w:r>
-      <w:r>
-        <w:rPr>
-          <w:rFonts w:cstheme="minorHAnsi"/>
-          <w:color w:val="24303B"/>
-          <w:lang w:val="nl-BE"/>
-        </w:rPr>
-        <w:t>therapie</w:t>
-      </w:r>
+        <w:t xml:space="preserve"> ervoor gezorgd dat er veranderingen zijn doorgevoerd </w:t>
+      </w:r>
+      <w:del w:id="1014" w:author="Janou De Buyser" w:date="2026-10-25T10:00:00Z">
+        <w:r>
+          <w:rPr>
+            <w:rFonts w:cstheme="minorHAnsi"/>
+            <w:color w:val="24303B"/>
+            <w:lang w:val="nl-BE"/>
+          </w:rPr>
+          <w:delText xml:space="preserve">in de </w:delText>
+        </w:r>
+      </w:del>
+      <w:del w:id="1015" w:author="Janou De Buyser" w:date="2026-10-25T10:00:00Z">
+        <w:r>
+          <w:rPr>
+            <w:rFonts w:cstheme="minorHAnsi"/>
+            <w:color w:val="24303B"/>
+            <w:lang w:val="nl-BE"/>
+          </w:rPr>
+          <w:delText>therapie</w:delText>
+        </w:r>
+      </w:del>
+      <w:ins w:id="1016" w:author="Janou De Buyser" w:date="2026-10-25T10:00:00Z">
+        <w:r>
+          <w:rPr>
+            <w:rFonts w:cstheme="minorHAnsi"/>
+            <w:color w:val="24303B"/>
+            <w:lang w:val="nl-BE"/>
+          </w:rPr>
+          <w:t xml:space="preserve">in de interventie</w:t>
+        </w:r>
+      </w:ins>
       <w:r>
         <w:rPr>
           <w:rFonts w:cstheme="minorHAnsi"/>
@@ -5199,7 +5382,35 @@
           <w:color w:val="24303B"/>
           <w:lang w:val="nl-BE"/>
         </w:rPr>
-        <w:t xml:space="preserve">Hoe ervaarde je de motivatie van de patiënten tijdens de studietherapiesessies? </w:t>
+        <w:t xml:space="preserve">Hoe ervaarde je de motivatie van de patiënten tijdens </w:t>
+      </w:r>
+      <w:del w:id="1017" w:author="Janou De Buyser" w:date="2026-10-25T10:00:00Z">
+        <w:r>
+          <w:rPr>
+            <w:rFonts w:cstheme="minorHAnsi"/>
+            <w:color w:val="24303B"/>
+            <w:lang w:val="nl-BE"/>
+          </w:rPr>
+          <w:delText xml:space="preserve">de studietherapiesessies</w:delText>
+        </w:r>
+      </w:del>
+      <w:ins w:id="1018" w:author="Janou De Buyser" w:date="2026-10-25T10:00:00Z">
+        <w:r>
+          <w:rPr>
+            <w:rFonts w:cstheme="minorHAnsi"/>
+            <w:color w:val="24303B"/>
+            <w:lang w:val="nl-BE"/>
+          </w:rPr>
+          <w:t xml:space="preserve">de PARADISE-sessies</w:t>
+        </w:r>
+      </w:ins>
+      <w:r>
+        <w:rPr>
+          <w:rFonts w:cstheme="minorHAnsi"/>
+          <w:color w:val="24303B"/>
+          <w:lang w:val="nl-BE"/>
+        </w:rPr>
+        <w:t xml:space="preserve">? </w:t>
       </w:r>
     </w:p>
     <w:p>
@@ -5363,8 +5574,28 @@
           <w:color w:val="24303B"/>
           <w:lang w:val="nl-BE"/>
         </w:rPr>
-        <w:t>Welke veranderingen merkte u in motivatie bij de patiënten doorheen de 4 weken therapie</w:t>
-      </w:r>
+        <w:t xml:space="preserve">Welke veranderingen merkte u in motivatie bij de patiënten doorheen </w:t>
+      </w:r>
+      <w:del w:id="1019" w:author="Janou De Buyser" w:date="2026-10-25T10:00:00Z">
+        <w:r>
+          <w:rPr>
+            <w:rFonts w:cstheme="minorHAnsi"/>
+            <w:color w:val="24303B"/>
+            <w:lang w:val="nl-BE"/>
+          </w:rPr>
+          <w:delText xml:space="preserve">de 4 weken therapie</w:delText>
+        </w:r>
+      </w:del>
+      <w:ins w:id="1020" w:author="Janou De Buyser" w:date="2026-10-25T10:00:00Z">
+        <w:r>
+          <w:rPr>
+            <w:rFonts w:cstheme="minorHAnsi"/>
+            <w:color w:val="24303B"/>
+            <w:lang w:val="nl-BE"/>
+          </w:rPr>
+          <w:t xml:space="preserve">de 18 maanden opvolging</w:t>
+        </w:r>
+      </w:ins>
       <w:r>
         <w:rPr>
           <w:rFonts w:cstheme="minorHAnsi"/>
@@ -5473,7 +5704,35 @@
           <w:color w:val="24303B"/>
           <w:lang w:val="nl-BE"/>
         </w:rPr>
-        <w:t>Hoe ervaren de patiënten de therapie?</w:t>
+        <w:t xml:space="preserve">Hoe ervaren de patiënten </w:t>
+      </w:r>
+      <w:del w:id="1021" w:author="Janou De Buyser" w:date="2026-10-25T10:00:00Z">
+        <w:r>
+          <w:rPr>
+            <w:rFonts w:cstheme="minorHAnsi"/>
+            <w:color w:val="24303B"/>
+            <w:lang w:val="nl-BE"/>
+          </w:rPr>
+          <w:delText xml:space="preserve">de therapie</w:delText>
+        </w:r>
+      </w:del>
+      <w:ins w:id="1022" w:author="Janou De Buyser" w:date="2026-10-25T10:00:00Z">
+        <w:r>
+          <w:rPr>
+            <w:rFonts w:cstheme="minorHAnsi"/>
+            <w:color w:val="24303B"/>
+            <w:lang w:val="nl-BE"/>
+          </w:rPr>
+          <w:t xml:space="preserve">de interventie</w:t>
+        </w:r>
+      </w:ins>
+      <w:r>
+        <w:rPr>
+          <w:rFonts w:cstheme="minorHAnsi"/>
+          <w:color w:val="24303B"/>
+          <w:lang w:val="nl-BE"/>
+        </w:rPr>
+        <w:t xml:space="preserve">?</w:t>
       </w:r>
     </w:p>
     <w:p>
@@ -5646,8 +5905,28 @@
           <w:color w:val="24303B"/>
           <w:lang w:val="nl-BE"/>
         </w:rPr>
-        <w:t xml:space="preserve"> en de therapie</w:t>
-      </w:r>
+        <w:t xml:space="preserve"> en </w:t>
+      </w:r>
+      <w:del w:id="1023" w:author="Janou De Buyser" w:date="2026-10-25T10:00:00Z">
+        <w:r>
+          <w:rPr>
+            <w:rFonts w:cstheme="minorBidi"/>
+            <w:color w:val="24303B"/>
+            <w:lang w:val="nl-BE"/>
+          </w:rPr>
+          <w:delText xml:space="preserve">de therapie</w:delText>
+        </w:r>
+      </w:del>
+      <w:ins w:id="1024" w:author="Janou De Buyser" w:date="2026-10-25T10:00:00Z">
+        <w:r>
+          <w:rPr>
+            <w:rFonts w:cstheme="minorBidi"/>
+            <w:color w:val="24303B"/>
+            <w:lang w:val="nl-BE"/>
+          </w:rPr>
+          <w:t xml:space="preserve">de interventie</w:t>
+        </w:r>
+      </w:ins>
       <w:r>
         <w:rPr>
           <w:rFonts w:cstheme="minorBidi"/>
@@ -6429,7 +6708,35 @@
           <w:color w:val="24303B"/>
           <w:lang w:val="nl-BE"/>
         </w:rPr>
-        <w:t>Wat was jouw ervaring met de uitrusting van het revalidatiecentrum om de studietherapie te kunnen geven?</w:t>
+        <w:t xml:space="preserve">Wat was jouw ervaring met de uitrusting van </w:t>
+      </w:r>
+      <w:del w:id="1025" w:author="Janou De Buyser" w:date="2026-10-25T10:00:00Z">
+        <w:r>
+          <w:rPr>
+            <w:rFonts w:cstheme="minorHAnsi"/>
+            <w:color w:val="24303B"/>
+            <w:lang w:val="nl-BE"/>
+          </w:rPr>
+          <w:delText xml:space="preserve">het revalidatiecentrum om de studietherapie</w:delText>
+        </w:r>
+      </w:del>
+      <w:ins w:id="1026" w:author="Janou De Buyser" w:date="2026-10-25T10:00:00Z">
+        <w:r>
+          <w:rPr>
+            <w:rFonts w:cstheme="minorHAnsi"/>
+            <w:color w:val="24303B"/>
+            <w:lang w:val="nl-BE"/>
+          </w:rPr>
+          <w:t xml:space="preserve">de diabetesvoetkliniek om de PARADISE-interventie</w:t>
+        </w:r>
+      </w:ins>
+      <w:r>
+        <w:rPr>
+          <w:rFonts w:cstheme="minorHAnsi"/>
+          <w:color w:val="24303B"/>
+          <w:lang w:val="nl-BE"/>
+        </w:rPr>
+        <w:t xml:space="preserve"> te kunnen geven?</w:t>
       </w:r>
     </w:p>
     <w:p>
@@ -6523,7 +6830,35 @@
           <w:color w:val="24303B"/>
           <w:lang w:val="nl-BE"/>
         </w:rPr>
-        <w:t>Hoe zouden wij ervoor kunnen zorgen dat het diensthoofd jullie voldoende ondersteunt in het uitvoeren van de therapiesessies?</w:t>
+        <w:t xml:space="preserve">Hoe zouden wij ervoor kunnen zorgen dat het diensthoofd jullie voldoende ondersteunt in het uitvoeren van </w:t>
+      </w:r>
+      <w:del w:id="1027" w:author="Janou De Buyser" w:date="2026-10-25T10:00:00Z">
+        <w:r>
+          <w:rPr>
+            <w:rFonts w:cstheme="minorHAnsi"/>
+            <w:color w:val="24303B"/>
+            <w:lang w:val="nl-BE"/>
+          </w:rPr>
+          <w:delText xml:space="preserve">de therapiesessies</w:delText>
+        </w:r>
+      </w:del>
+      <w:ins w:id="1028" w:author="Janou De Buyser" w:date="2026-10-25T10:00:00Z">
+        <w:r>
+          <w:rPr>
+            <w:rFonts w:cstheme="minorHAnsi"/>
+            <w:color w:val="24303B"/>
+            <w:lang w:val="nl-BE"/>
+          </w:rPr>
+          <w:t xml:space="preserve">de PARADISE-sessies</w:t>
+        </w:r>
+      </w:ins>
+      <w:r>
+        <w:rPr>
+          <w:rFonts w:cstheme="minorHAnsi"/>
+          <w:color w:val="24303B"/>
+          <w:lang w:val="nl-BE"/>
+        </w:rPr>
+        <w:t xml:space="preserve">?</w:t>
       </w:r>
     </w:p>
     <w:p>
@@ -6544,7 +6879,35 @@
           <w:color w:val="24303B"/>
           <w:lang w:val="nl-BE"/>
         </w:rPr>
-        <w:t>Hoe denk je dat je collega’s staan tegenover het geven van deze therapie?</w:t>
+        <w:t xml:space="preserve">Hoe denk je dat je collega’s staan tegenover het geven van </w:t>
+      </w:r>
+      <w:del w:id="1029" w:author="Janou De Buyser" w:date="2026-10-25T10:00:00Z">
+        <w:r>
+          <w:rPr>
+            <w:rFonts w:cstheme="minorHAnsi"/>
+            <w:color w:val="24303B"/>
+            <w:lang w:val="nl-BE"/>
+          </w:rPr>
+          <w:delText xml:space="preserve">deze therapie</w:delText>
+        </w:r>
+      </w:del>
+      <w:ins w:id="1030" w:author="Janou De Buyser" w:date="2026-10-25T10:00:00Z">
+        <w:r>
+          <w:rPr>
+            <w:rFonts w:cstheme="minorHAnsi"/>
+            <w:color w:val="24303B"/>
+            <w:lang w:val="nl-BE"/>
+          </w:rPr>
+          <w:t xml:space="preserve">de PARADISE-interventie</w:t>
+        </w:r>
+      </w:ins>
+      <w:r>
+        <w:rPr>
+          <w:rFonts w:cstheme="minorHAnsi"/>
+          <w:color w:val="24303B"/>
+          <w:lang w:val="nl-BE"/>
+        </w:rPr>
+        <w:t xml:space="preserve">?</w:t>
       </w:r>
     </w:p>
     <w:p>
@@ -6565,7 +6928,35 @@
           <w:color w:val="24303B"/>
           <w:lang w:val="nl-BE"/>
         </w:rPr>
-        <w:t>Zijn er naar jouw gevoel verschillen in het geven van de therapie tussen jezelf en jouw collega’s?</w:t>
+        <w:t xml:space="preserve">Zijn er naar jouw gevoel verschillen in het geven van </w:t>
+      </w:r>
+      <w:del w:id="1031" w:author="Janou De Buyser" w:date="2026-10-25T10:00:00Z">
+        <w:r>
+          <w:rPr>
+            <w:rFonts w:cstheme="minorHAnsi"/>
+            <w:color w:val="24303B"/>
+            <w:lang w:val="nl-BE"/>
+          </w:rPr>
+          <w:delText xml:space="preserve">de therapie</w:delText>
+        </w:r>
+      </w:del>
+      <w:ins w:id="1032" w:author="Janou De Buyser" w:date="2026-10-25T10:00:00Z">
+        <w:r>
+          <w:rPr>
+            <w:rFonts w:cstheme="minorHAnsi"/>
+            <w:color w:val="24303B"/>
+            <w:lang w:val="nl-BE"/>
+          </w:rPr>
+          <w:t xml:space="preserve">de interventie</w:t>
+        </w:r>
+      </w:ins>
+      <w:r>
+        <w:rPr>
+          <w:rFonts w:cstheme="minorHAnsi"/>
+          <w:color w:val="24303B"/>
+          <w:lang w:val="nl-BE"/>
+        </w:rPr>
+        <w:t xml:space="preserve"> tussen jezelf en jouw collega’s?</w:t>
       </w:r>
     </w:p>
     <w:p>
@@ -7278,6 +7669,102 @@
         <w:lastRenderedPageBreak/>
         <w:t xml:space="preserve">Voor welke patiëntgroepen of situaties acht u het programma in de toekomst vooral geschikt (of minder geschikt)? </w:t>
       </w:r>
+    </w:p>
+    <w:p>
+      <w:pPr>
+        <w:spacing w:line="259" w:lineRule="auto"/>
+        <w:rPr>
+          <w:ins w:id="1033" w:author="Janou De Buyser" w:date="2026-10-25T10:00:00Z"/>
+          <w:rFonts w:cstheme="minorBidi"/>
+          <w:b/>
+          <w:bCs/>
+        </w:rPr>
+      </w:pPr>
+      <w:ins w:id="1034" w:author="Janou De Buyser" w:date="2026-10-25T10:00:00Z">
+        <w:r>
+          <w:rPr>
+            <w:rFonts w:cstheme="minorBidi"/>
+            <w:b/>
+            <w:bCs/>
+            <w:color w:val="123A5F"/>
+          </w:rPr>
+          <w:t xml:space="preserve">Slotvragen</w:t>
+        </w:r>
+      </w:ins>
+    </w:p>
+    <w:p>
+      <w:pPr>
+        <w:numPr>
+          <w:ilvl w:val="0"/>
+          <w:numId w:val="56"/>
+        </w:numPr>
+        <w:spacing w:after="0" w:line="259" w:lineRule="auto"/>
+        <w:ind w:left="714" w:hanging="357"/>
+        <w:rPr>
+          <w:ins w:id="1035" w:author="Janou De Buyser" w:date="2026-10-25T10:00:00Z"/>
+          <w:rFonts w:cstheme="minorBidi"/>
+          <w:lang w:val="nl-BE"/>
+        </w:rPr>
+      </w:pPr>
+      <w:ins w:id="1036" w:author="Janou De Buyser" w:date="2026-10-25T10:00:00Z">
+        <w:r>
+          <w:rPr>
+            <w:rFonts w:cstheme="minorBidi"/>
+            <w:color w:val="24303B"/>
+            <w:lang w:val="nl-BE"/>
+          </w:rPr>
+          <w:t xml:space="preserve">Kan u in enkele zinnen samenvatten hoe u het uitvoeren van de PARADISE-interventie ervaren heeft?</w:t>
+        </w:r>
+      </w:ins>
+    </w:p>
+    <w:p>
+      <w:pPr>
+        <w:numPr>
+          <w:ilvl w:val="0"/>
+          <w:numId w:val="56"/>
+        </w:numPr>
+        <w:spacing w:after="0" w:line="259" w:lineRule="auto"/>
+        <w:ind w:left="714" w:hanging="357"/>
+        <w:rPr>
+          <w:ins w:id="1037" w:author="Janou De Buyser" w:date="2026-10-25T10:00:00Z"/>
+          <w:rFonts w:cstheme="minorBidi"/>
+          <w:lang w:val="nl-BE"/>
+        </w:rPr>
+      </w:pPr>
+      <w:ins w:id="1038" w:author="Janou De Buyser" w:date="2026-10-25T10:00:00Z">
+        <w:r>
+          <w:rPr>
+            <w:rFonts w:cstheme="minorBidi"/>
+            <w:color w:val="24303B"/>
+            <w:lang w:val="nl-BE"/>
+          </w:rPr>
+          <w:t xml:space="preserve">Zijn er nog zaken die u belangrijk vindt om te vermelden, maar die niet aan bod kwamen?</w:t>
+        </w:r>
+      </w:ins>
+    </w:p>
+    <w:p>
+      <w:pPr>
+        <w:numPr>
+          <w:ilvl w:val="0"/>
+          <w:numId w:val="57"/>
+        </w:numPr>
+        <w:tabs>
+          <w:tab w:val="left" w:leader="underscore" w:pos="8505"/>
+        </w:tabs>
+        <w:spacing w:line="360" w:lineRule="auto"/>
+        <w:rPr>
+          <w:ins w:id="1039" w:author="Janou De Buyser" w:date="2026-10-25T10:00:00Z"/>
+          <w:rFonts w:ascii="Calibri" w:hAnsi="Calibri" w:cs="Calibri"/>
+        </w:rPr>
+      </w:pPr>
+      <w:ins w:id="1040" w:author="Janou De Buyser" w:date="2026-10-25T10:00:00Z">
+        <w:r>
+          <w:rPr>
+            <w:color w:val="24303B"/>
+          </w:rPr>
+          <w:t xml:space="preserve">Einde interview: ______________________________</w:t>
+        </w:r>
+      </w:ins>
     </w:p>
     <w:p>
       <w:pPr>
@@ -7301,6 +7788,43 @@
     </w:sectPr>
   </w:body>
 </w:document>
+</file>
+
+<file path=word/comments.xml><?xml version="1.0" encoding="utf-8"?>
+<w:comments xmlns:a="http://schemas.openxmlformats.org/drawingml/2006/main" xmlns:pic="http://schemas.openxmlformats.org/drawingml/2006/picture" xmlns:r="http://schemas.openxmlformats.org/officeDocument/2006/relationships" xmlns:w="http://schemas.openxmlformats.org/wordprocessingml/2006/main" xmlns:wp="http://schemas.openxmlformats.org/drawingml/2006/wordprocessingDrawing" xmlns:mc="http://schemas.openxmlformats.org/markup-compatibility/2006" xmlns:a14="http://schemas.microsoft.com/office/drawing/2010/main" xmlns:w14="http://schemas.microsoft.com/office/word/2010/wordml" xmlns:wpc="http://schemas.microsoft.com/office/word/2010/wordprocessingCanvas">
+  <w:comment w:id="0" w:author="Janou De Buyser" w:initials="JDB" w:date="2026-10-25T18:00:02Z">
+    <w:p>
+      <w:pPr>
+        <w:pStyle w:val="CommentText"/>
+      </w:pPr>
+      <w:r>
+        <w:rPr>
+          <w:rStyle w:val="CommentReference"/>
+        </w:rPr>
+        <w:annotationRef/>
+      </w:r>
+      <w:r>
+        <w:t>Afgestemd op het toestemmingsformulier therapeut (eCRF 04): ongeveer 60 tot 90 minuten.</w:t>
+      </w:r>
+    </w:p>
+  </w:comment>
+  <w:comment w:id="1" w:author="Janou De Buyser" w:initials="JDB" w:date="2026-10-25T18:00:02Z">
+    <w:p>
+      <w:pPr>
+        <w:pStyle w:val="CommentText"/>
+      </w:pPr>
+      <w:r>
+        <w:rPr>
+          <w:rStyle w:val="CommentReference"/>
+        </w:rPr>
+        <w:annotationRef/>
+      </w:r>
+      <w:r>
+        <w:t>Restanten uit een ander studieprotocol (arm- en handfunctie, 4 weken therapie, revalidatiecentrum, studietherapie) vervangen door PARADISE-termen. Klinische resultaten = het primaire eindpunt (recidief voetulcus) en de mediator (therapietrouw).</w:t>
+      </w:r>
+    </w:p>
+  </w:comment>
+</w:comments>
 </file>
 
 <file path=word/endnotes.xml><?xml version="1.0" encoding="utf-8"?>

--- a/(e)CRF/Per protocolnaam/42_InterviewGuideTherapeut.docx
+++ b/(e)CRF/Per protocolnaam/42_InterviewGuideTherapeut.docx
@@ -313,208 +313,272 @@
           <w:szCs w:val="24"/>
           <w:lang w:val="nl-BE"/>
         </w:rPr>
-        <w:t xml:space="preserve"> Uit naam van de onderzoeksgroep</w:t>
-      </w:r>
-      <w:r>
-        <w:rPr>
-          <w:rFonts w:cstheme="minorHAnsi"/>
-          <w:color w:val="24303B"/>
-          <w:sz w:val="24"/>
-          <w:szCs w:val="24"/>
-          <w:lang w:val="nl-BE"/>
-        </w:rPr>
-        <w:t xml:space="preserve"> en mezelf</w:t>
-      </w:r>
-      <w:r>
-        <w:rPr>
-          <w:rFonts w:cstheme="minorHAnsi"/>
-          <w:color w:val="24303B"/>
-          <w:sz w:val="24"/>
-          <w:szCs w:val="24"/>
-          <w:lang w:val="nl-BE"/>
-        </w:rPr>
-        <w:t xml:space="preserve"> wil ik </w:t>
-      </w:r>
-      <w:r>
-        <w:rPr>
-          <w:rFonts w:cstheme="minorHAnsi"/>
-          <w:color w:val="24303B"/>
-          <w:sz w:val="24"/>
-          <w:szCs w:val="24"/>
-          <w:lang w:val="nl-BE"/>
-        </w:rPr>
-        <w:t>je</w:t>
-      </w:r>
-      <w:r>
-        <w:rPr>
-          <w:rFonts w:cstheme="minorHAnsi"/>
-          <w:color w:val="24303B"/>
-          <w:sz w:val="24"/>
-          <w:szCs w:val="24"/>
-          <w:lang w:val="nl-BE"/>
-        </w:rPr>
-        <w:t xml:space="preserve"> alvast bedanken voor </w:t>
-      </w:r>
-      <w:r>
-        <w:rPr>
-          <w:rFonts w:cstheme="minorHAnsi"/>
-          <w:color w:val="24303B"/>
-          <w:sz w:val="24"/>
-          <w:szCs w:val="24"/>
-          <w:lang w:val="nl-BE"/>
-        </w:rPr>
-        <w:t>jouw</w:t>
-      </w:r>
-      <w:r>
-        <w:rPr>
-          <w:rFonts w:cstheme="minorHAnsi"/>
-          <w:color w:val="24303B"/>
-          <w:sz w:val="24"/>
-          <w:szCs w:val="24"/>
-          <w:lang w:val="nl-BE"/>
-        </w:rPr>
-        <w:t xml:space="preserve"> deelname aan dit interview. Het doel van dit interview is om </w:t>
-      </w:r>
-      <w:r>
-        <w:rPr>
-          <w:rFonts w:cstheme="minorHAnsi"/>
-          <w:color w:val="24303B"/>
-          <w:sz w:val="24"/>
-          <w:szCs w:val="24"/>
-          <w:lang w:val="nl-BE"/>
-        </w:rPr>
-        <w:t>jouw</w:t>
-      </w:r>
-      <w:r>
-        <w:rPr>
-          <w:rFonts w:cstheme="minorHAnsi"/>
-          <w:color w:val="24303B"/>
-          <w:sz w:val="24"/>
-          <w:szCs w:val="24"/>
-          <w:lang w:val="nl-BE"/>
-        </w:rPr>
-        <w:t xml:space="preserve"> ervaring te delen </w:t>
-      </w:r>
-      <w:r>
-        <w:rPr>
-          <w:rFonts w:cstheme="minorHAnsi"/>
-          <w:color w:val="24303B"/>
-          <w:sz w:val="24"/>
-          <w:szCs w:val="24"/>
-          <w:lang w:val="nl-BE"/>
-        </w:rPr>
-        <w:t>omtrent</w:t>
-      </w:r>
-      <w:r>
-        <w:rPr>
-          <w:rFonts w:cstheme="minorHAnsi"/>
-          <w:color w:val="24303B"/>
-          <w:sz w:val="24"/>
-          <w:szCs w:val="24"/>
-          <w:lang w:val="nl-BE"/>
-        </w:rPr>
-        <w:t xml:space="preserve"> de </w:t>
-      </w:r>
-      <w:r>
-        <w:rPr>
-          <w:rFonts w:cstheme="minorHAnsi"/>
-          <w:color w:val="24303B"/>
-          <w:sz w:val="24"/>
-          <w:szCs w:val="24"/>
-          <w:lang w:val="nl-BE"/>
-        </w:rPr>
-        <w:t>PARADISE interventie</w:t>
-      </w:r>
-      <w:r>
-        <w:rPr>
-          <w:rFonts w:cstheme="minorHAnsi"/>
-          <w:color w:val="24303B"/>
-          <w:sz w:val="24"/>
-          <w:szCs w:val="24"/>
-          <w:lang w:val="nl-BE"/>
-        </w:rPr>
-        <w:t xml:space="preserve"> die </w:t>
-      </w:r>
-      <w:r>
-        <w:rPr>
-          <w:rFonts w:cstheme="minorHAnsi"/>
-          <w:color w:val="24303B"/>
-          <w:sz w:val="24"/>
-          <w:szCs w:val="24"/>
-          <w:lang w:val="nl-BE"/>
-        </w:rPr>
-        <w:t>je</w:t>
-      </w:r>
-      <w:r>
-        <w:rPr>
-          <w:rFonts w:cstheme="minorHAnsi"/>
-          <w:color w:val="24303B"/>
-          <w:sz w:val="24"/>
-          <w:szCs w:val="24"/>
-          <w:lang w:val="nl-BE"/>
-        </w:rPr>
-        <w:t xml:space="preserve"> hebt </w:t>
-      </w:r>
-      <w:r>
-        <w:rPr>
-          <w:rFonts w:cstheme="minorHAnsi"/>
-          <w:color w:val="24303B"/>
-          <w:sz w:val="24"/>
-          <w:szCs w:val="24"/>
-          <w:lang w:val="nl-BE"/>
-        </w:rPr>
-        <w:t xml:space="preserve">toegepast </w:t>
-      </w:r>
-      <w:r>
-        <w:rPr>
-          <w:rFonts w:cstheme="minorHAnsi"/>
-          <w:color w:val="24303B"/>
-          <w:sz w:val="24"/>
-          <w:szCs w:val="24"/>
-          <w:lang w:val="nl-BE"/>
-        </w:rPr>
-        <w:t xml:space="preserve">in </w:t>
-      </w:r>
-      <w:r>
-        <w:rPr>
-          <w:rFonts w:cstheme="minorHAnsi"/>
-          <w:color w:val="24303B"/>
-          <w:sz w:val="24"/>
-          <w:szCs w:val="24"/>
-          <w:lang w:val="nl-BE"/>
-        </w:rPr>
-        <w:t>de diabetesvoetkliniek</w:t>
-      </w:r>
-      <w:r>
-        <w:rPr>
-          <w:rFonts w:cstheme="minorHAnsi"/>
-          <w:color w:val="24303B"/>
-          <w:sz w:val="24"/>
-          <w:szCs w:val="24"/>
-          <w:lang w:val="nl-BE"/>
-        </w:rPr>
         <w:t xml:space="preserve"> </w:t>
       </w:r>
-      <w:r>
-        <w:rPr>
-          <w:rFonts w:cstheme="minorHAnsi"/>
-          <w:color w:val="24303B"/>
-          <w:sz w:val="24"/>
-          <w:szCs w:val="24"/>
-          <w:lang w:val="nl-BE"/>
-        </w:rPr>
-        <w:t>van het</w:t>
-      </w:r>
-      <w:r>
-        <w:rPr>
-          <w:rFonts w:cstheme="minorHAnsi"/>
-          <w:color w:val="24303B"/>
-          <w:sz w:val="24"/>
-          <w:szCs w:val="24"/>
-          <w:lang w:val="nl-BE"/>
-        </w:rPr>
-        <w:t>:</w:t>
-      </w:r>
+      <w:del w:id="1000" w:author="Janou De Buyser" w:date="2026-10-26T10:00:00Z">
+        <w:r>
+          <w:rPr>
+            <w:rFonts w:cstheme="minorHAnsi"/>
+            <w:color w:val="24303B"/>
+            <w:sz w:val="24"/>
+            <w:szCs w:val="24"/>
+            <w:lang w:val="nl-BE"/>
+          </w:rPr>
+          <w:delText xml:space="preserve">Uit naam van de onderzoeksgroep</w:delText>
+        </w:r>
+      </w:del>
+      <w:del w:id="1001" w:author="Janou De Buyser" w:date="2026-10-26T10:00:00Z">
+        <w:r>
+          <w:rPr>
+            <w:rFonts w:cstheme="minorHAnsi"/>
+            <w:color w:val="24303B"/>
+            <w:sz w:val="24"/>
+            <w:szCs w:val="24"/>
+            <w:lang w:val="nl-BE"/>
+          </w:rPr>
+          <w:delText xml:space="preserve"> en mezelf</w:delText>
+        </w:r>
+      </w:del>
+      <w:del w:id="1002" w:author="Janou De Buyser" w:date="2026-10-26T10:00:00Z">
+        <w:r>
+          <w:rPr>
+            <w:rFonts w:cstheme="minorHAnsi"/>
+            <w:color w:val="24303B"/>
+            <w:sz w:val="24"/>
+            <w:szCs w:val="24"/>
+            <w:lang w:val="nl-BE"/>
+          </w:rPr>
+          <w:delText xml:space="preserve"> wil ik </w:delText>
+        </w:r>
+      </w:del>
+      <w:del w:id="1003" w:author="Janou De Buyser" w:date="2026-10-26T10:00:00Z">
+        <w:r>
+          <w:rPr>
+            <w:rFonts w:cstheme="minorHAnsi"/>
+            <w:color w:val="24303B"/>
+            <w:sz w:val="24"/>
+            <w:szCs w:val="24"/>
+            <w:lang w:val="nl-BE"/>
+          </w:rPr>
+          <w:delText>je</w:delText>
+        </w:r>
+      </w:del>
+      <w:del w:id="1004" w:author="Janou De Buyser" w:date="2026-10-26T10:00:00Z">
+        <w:r>
+          <w:rPr>
+            <w:rFonts w:cstheme="minorHAnsi"/>
+            <w:color w:val="24303B"/>
+            <w:sz w:val="24"/>
+            <w:szCs w:val="24"/>
+            <w:lang w:val="nl-BE"/>
+          </w:rPr>
+          <w:delText xml:space="preserve"> alvast bedanken voor </w:delText>
+        </w:r>
+      </w:del>
+      <w:del w:id="1005" w:author="Janou De Buyser" w:date="2026-10-26T10:00:00Z">
+        <w:r>
+          <w:rPr>
+            <w:rFonts w:cstheme="minorHAnsi"/>
+            <w:color w:val="24303B"/>
+            <w:sz w:val="24"/>
+            <w:szCs w:val="24"/>
+            <w:lang w:val="nl-BE"/>
+          </w:rPr>
+          <w:delText>jouw</w:delText>
+        </w:r>
+      </w:del>
+      <w:del w:id="1006" w:author="Janou De Buyser" w:date="2026-10-26T10:00:00Z">
+        <w:r>
+          <w:rPr>
+            <w:rFonts w:cstheme="minorHAnsi"/>
+            <w:color w:val="24303B"/>
+            <w:sz w:val="24"/>
+            <w:szCs w:val="24"/>
+            <w:lang w:val="nl-BE"/>
+          </w:rPr>
+          <w:delText xml:space="preserve"> deelname aan dit interview. Het doel van dit interview is om </w:delText>
+        </w:r>
+      </w:del>
+      <w:del w:id="1007" w:author="Janou De Buyser" w:date="2026-10-26T10:00:00Z">
+        <w:r>
+          <w:rPr>
+            <w:rFonts w:cstheme="minorHAnsi"/>
+            <w:color w:val="24303B"/>
+            <w:sz w:val="24"/>
+            <w:szCs w:val="24"/>
+            <w:lang w:val="nl-BE"/>
+          </w:rPr>
+          <w:delText>jouw</w:delText>
+        </w:r>
+      </w:del>
+      <w:del w:id="1008" w:author="Janou De Buyser" w:date="2026-10-26T10:00:00Z">
+        <w:r>
+          <w:rPr>
+            <w:rFonts w:cstheme="minorHAnsi"/>
+            <w:color w:val="24303B"/>
+            <w:sz w:val="24"/>
+            <w:szCs w:val="24"/>
+            <w:lang w:val="nl-BE"/>
+          </w:rPr>
+          <w:delText xml:space="preserve"> ervaring te delen </w:delText>
+        </w:r>
+      </w:del>
+      <w:del w:id="1009" w:author="Janou De Buyser" w:date="2026-10-26T10:00:00Z">
+        <w:r>
+          <w:rPr>
+            <w:rFonts w:cstheme="minorHAnsi"/>
+            <w:color w:val="24303B"/>
+            <w:sz w:val="24"/>
+            <w:szCs w:val="24"/>
+            <w:lang w:val="nl-BE"/>
+          </w:rPr>
+          <w:delText>omtrent</w:delText>
+        </w:r>
+      </w:del>
+      <w:del w:id="1010" w:author="Janou De Buyser" w:date="2026-10-26T10:00:00Z">
+        <w:r>
+          <w:rPr>
+            <w:rFonts w:cstheme="minorHAnsi"/>
+            <w:color w:val="24303B"/>
+            <w:sz w:val="24"/>
+            <w:szCs w:val="24"/>
+            <w:lang w:val="nl-BE"/>
+          </w:rPr>
+          <w:delText xml:space="preserve"> de </w:delText>
+        </w:r>
+      </w:del>
+      <w:del w:id="1011" w:author="Janou De Buyser" w:date="2026-10-26T10:00:00Z">
+        <w:r>
+          <w:rPr>
+            <w:rFonts w:cstheme="minorHAnsi"/>
+            <w:color w:val="24303B"/>
+            <w:sz w:val="24"/>
+            <w:szCs w:val="24"/>
+            <w:lang w:val="nl-BE"/>
+          </w:rPr>
+          <w:delText>PARADISE interventie</w:delText>
+        </w:r>
+      </w:del>
+      <w:del w:id="1012" w:author="Janou De Buyser" w:date="2026-10-26T10:00:00Z">
+        <w:r>
+          <w:rPr>
+            <w:rFonts w:cstheme="minorHAnsi"/>
+            <w:color w:val="24303B"/>
+            <w:sz w:val="24"/>
+            <w:szCs w:val="24"/>
+            <w:lang w:val="nl-BE"/>
+          </w:rPr>
+          <w:delText xml:space="preserve"> die </w:delText>
+        </w:r>
+      </w:del>
+      <w:del w:id="1013" w:author="Janou De Buyser" w:date="2026-10-26T10:00:00Z">
+        <w:r>
+          <w:rPr>
+            <w:rFonts w:cstheme="minorHAnsi"/>
+            <w:color w:val="24303B"/>
+            <w:sz w:val="24"/>
+            <w:szCs w:val="24"/>
+            <w:lang w:val="nl-BE"/>
+          </w:rPr>
+          <w:delText>je</w:delText>
+        </w:r>
+      </w:del>
+      <w:del w:id="1014" w:author="Janou De Buyser" w:date="2026-10-26T10:00:00Z">
+        <w:r>
+          <w:rPr>
+            <w:rFonts w:cstheme="minorHAnsi"/>
+            <w:color w:val="24303B"/>
+            <w:sz w:val="24"/>
+            <w:szCs w:val="24"/>
+            <w:lang w:val="nl-BE"/>
+          </w:rPr>
+          <w:delText xml:space="preserve"> hebt </w:delText>
+        </w:r>
+      </w:del>
+      <w:del w:id="1015" w:author="Janou De Buyser" w:date="2026-10-26T10:00:00Z">
+        <w:r>
+          <w:rPr>
+            <w:rFonts w:cstheme="minorHAnsi"/>
+            <w:color w:val="24303B"/>
+            <w:sz w:val="24"/>
+            <w:szCs w:val="24"/>
+            <w:lang w:val="nl-BE"/>
+          </w:rPr>
+          <w:delText xml:space="preserve">toegepast </w:delText>
+        </w:r>
+      </w:del>
+      <w:del w:id="1016" w:author="Janou De Buyser" w:date="2026-10-26T10:00:00Z">
+        <w:r>
+          <w:rPr>
+            <w:rFonts w:cstheme="minorHAnsi"/>
+            <w:color w:val="24303B"/>
+            <w:sz w:val="24"/>
+            <w:szCs w:val="24"/>
+            <w:lang w:val="nl-BE"/>
+          </w:rPr>
+          <w:delText xml:space="preserve">in </w:delText>
+        </w:r>
+      </w:del>
+      <w:del w:id="1017" w:author="Janou De Buyser" w:date="2026-10-26T10:00:00Z">
+        <w:r>
+          <w:rPr>
+            <w:rFonts w:cstheme="minorHAnsi"/>
+            <w:color w:val="24303B"/>
+            <w:sz w:val="24"/>
+            <w:szCs w:val="24"/>
+            <w:lang w:val="nl-BE"/>
+          </w:rPr>
+          <w:delText>de diabetesvoetkliniek</w:delText>
+        </w:r>
+      </w:del>
+      <w:del w:id="1018" w:author="Janou De Buyser" w:date="2026-10-26T10:00:00Z">
+        <w:r>
+          <w:rPr>
+            <w:rFonts w:cstheme="minorHAnsi"/>
+            <w:color w:val="24303B"/>
+            <w:sz w:val="24"/>
+            <w:szCs w:val="24"/>
+            <w:lang w:val="nl-BE"/>
+          </w:rPr>
+          <w:delText xml:space="preserve"> </w:delText>
+        </w:r>
+      </w:del>
+      <w:del w:id="1019" w:author="Janou De Buyser" w:date="2026-10-26T10:00:00Z">
+        <w:r>
+          <w:rPr>
+            <w:rFonts w:cstheme="minorHAnsi"/>
+            <w:color w:val="24303B"/>
+            <w:sz w:val="24"/>
+            <w:szCs w:val="24"/>
+            <w:lang w:val="nl-BE"/>
+          </w:rPr>
+          <w:delText>van het</w:delText>
+        </w:r>
+      </w:del>
+      <w:del w:id="1020" w:author="Janou De Buyser" w:date="2026-10-26T10:00:00Z">
+        <w:r>
+          <w:rPr>
+            <w:rFonts w:cstheme="minorHAnsi"/>
+            <w:color w:val="24303B"/>
+            <w:sz w:val="24"/>
+            <w:szCs w:val="24"/>
+            <w:lang w:val="nl-BE"/>
+          </w:rPr>
+          <w:delText>:</w:delText>
+        </w:r>
+      </w:del>
+      <w:ins w:id="1021" w:author="Janou De Buyser" w:date="2026-10-26T10:00:00Z">
+        <w:r>
+          <w:rPr>
+            <w:rFonts w:cstheme="minorHAnsi"/>
+            <w:color w:val="24303B"/>
+            <w:sz w:val="24"/>
+            <w:szCs w:val="24"/>
+            <w:lang w:val="nl-BE"/>
+          </w:rPr>
+          <w:t xml:space="preserve">Uit naam van de onderzoeksgroep en mezelf wil ik u alvast bedanken voor uw deelname aan dit interview. Met dit interview willen we uw ervaringen leren kennen met de PARADISE-interventie zoals u die toepaste in de diabetesvoetkliniek van:</w:t>
+        </w:r>
+      </w:ins>
     </w:p>
     <w:p>
       <w:pPr>
@@ -625,16 +689,30 @@
         </w:rPr>
         <w:t xml:space="preserve"> </w:t>
       </w:r>
-      <w:r>
-        <w:rPr>
-          <w:rFonts w:cstheme="minorHAnsi"/>
-          <w:color w:val="24303B"/>
-          <w:sz w:val="24"/>
-          <w:szCs w:val="24"/>
-          <w:lang w:val="nl-BE"/>
-        </w:rPr>
-        <w:t>UZGent</w:t>
-      </w:r>
+      <w:del w:id="1040" w:author="Janou De Buyser" w:date="2026-10-26T10:00:00Z">
+        <w:r>
+          <w:rPr>
+            <w:rFonts w:cstheme="minorHAnsi"/>
+            <w:color w:val="24303B"/>
+            <w:sz w:val="24"/>
+            <w:szCs w:val="24"/>
+            <w:lang w:val="nl-BE"/>
+          </w:rPr>
+          <w:delText>UZGent</w:delText>
+        </w:r>
+      </w:del>
+      <w:ins w:id="1041" w:author="Janou De Buyser" w:date="2026-10-26T10:00:00Z">
+        <w:r>
+          <w:rPr>
+            <w:rFonts w:cstheme="minorHAnsi"/>
+            <w:color w:val="24303B"/>
+            <w:sz w:val="24"/>
+            <w:szCs w:val="24"/>
+            <w:lang w:val="nl-BE"/>
+          </w:rPr>
+          <w:t xml:space="preserve">UZ Gent</w:t>
+        </w:r>
+      </w:ins>
     </w:p>
     <w:p>
       <w:pPr>
@@ -745,20 +823,46 @@
         </w:rPr>
         <w:t xml:space="preserve"> </w:t>
       </w:r>
-      <w:r>
-        <w:rPr>
-          <w:rFonts w:cstheme="minorHAnsi"/>
-          <w:color w:val="24303B"/>
+      <w:del w:id="1042" w:author="Janou De Buyser" w:date="2026-10-26T10:00:00Z">
+        <w:r>
+          <w:rPr>
+            <w:rFonts w:cstheme="minorHAnsi"/>
+            <w:color w:val="24303B"/>
+            <w:sz w:val="24"/>
+            <w:szCs w:val="24"/>
+            <w:lang w:val="nl-BE"/>
+          </w:rPr>
+          <w:delText>Azorg</w:delText>
+        </w:r>
+      </w:del>
+      <w:ins w:id="1043" w:author="Janou De Buyser" w:date="2026-10-26T10:00:00Z">
+        <w:r>
+          <w:rPr>
+            <w:rFonts w:cstheme="minorHAnsi"/>
+            <w:color w:val="24303B"/>
+            <w:sz w:val="24"/>
+            <w:szCs w:val="24"/>
+            <w:lang w:val="nl-BE"/>
+          </w:rPr>
+          <w:t xml:space="preserve">AZORG</w:t>
+        </w:r>
+      </w:ins>
+    </w:p>
+    <w:p>
+      <w:pPr>
+        <w:spacing w:before="160"/>
+        <w:rPr>
+          <w:rFonts w:cstheme="minorHAnsi"/>
           <w:sz w:val="24"/>
           <w:szCs w:val="24"/>
           <w:lang w:val="nl-BE"/>
         </w:rPr>
-        <w:t>Azorg</w:t>
-      </w:r>
+      </w:pPr>
     </w:p>
     <w:p>
       <w:pPr>
         <w:spacing w:before="160"/>
+        <w:jc w:val="both"/>
         <w:rPr>
           <w:rFonts w:cstheme="minorHAnsi"/>
           <w:sz w:val="24"/>
@@ -766,19 +870,41 @@
           <w:lang w:val="nl-BE"/>
         </w:rPr>
       </w:pPr>
-    </w:p>
-    <w:p>
-      <w:pPr>
-        <w:spacing w:before="160"/>
-        <w:jc w:val="both"/>
-        <w:rPr>
-          <w:rFonts w:cstheme="minorHAnsi"/>
+      <w:commentRangeStart w:id="0"/>
+      <w:r>
+        <w:rPr>
+          <w:rFonts w:cstheme="minorHAnsi"/>
+          <w:color w:val="24303B"/>
           <w:sz w:val="24"/>
           <w:szCs w:val="24"/>
           <w:lang w:val="nl-BE"/>
         </w:rPr>
-      </w:pPr>
-      <w:commentRangeStart w:id="0"/>
+        <w:t xml:space="preserve">Dit interview zal </w:t>
+      </w:r>
+      <w:del w:id="1022" w:author="Janou De Buyser" w:date="2026-10-26T10:00:00Z">
+        <w:r>
+          <w:rPr>
+            <w:rFonts w:cstheme="minorHAnsi"/>
+            <w:color w:val="24303B"/>
+            <w:sz w:val="24"/>
+            <w:szCs w:val="24"/>
+            <w:lang w:val="nl-BE"/>
+          </w:rPr>
+          <w:delText xml:space="preserve">maximaal anderhalf tot twee uur duren. Indien nodig zullen we na ongeveer een uur een korte pauze inlassen.</w:delText>
+        </w:r>
+      </w:del>
+      <w:ins w:id="1023" w:author="Janou De Buyser" w:date="2026-10-26T10:00:00Z">
+        <w:r>
+          <w:rPr>
+            <w:rFonts w:cstheme="minorHAnsi"/>
+            <w:color w:val="24303B"/>
+            <w:sz w:val="24"/>
+            <w:szCs w:val="24"/>
+            <w:lang w:val="nl-BE"/>
+          </w:rPr>
+          <w:t xml:space="preserve">ongeveer 60 tot 90 minuten duren. Indien nodig lassen we een korte pauze in.</w:t>
+        </w:r>
+      </w:ins>
       <w:r>
         <w:rPr>
           <w:rFonts w:cstheme="minorHAnsi"/>
@@ -787,9 +913,9 @@
           <w:szCs w:val="24"/>
           <w:lang w:val="nl-BE"/>
         </w:rPr>
-        <w:t xml:space="preserve">Dit interview zal </w:t>
-      </w:r>
-      <w:del w:id="1000" w:author="Janou De Buyser" w:date="2026-10-25T10:00:00Z">
+        <w:t xml:space="preserve"> Ik zal </w:t>
+      </w:r>
+      <w:del w:id="1024" w:author="Janou De Buyser" w:date="2026-10-26T10:00:00Z">
         <w:r>
           <w:rPr>
             <w:rFonts w:cstheme="minorHAnsi"/>
@@ -798,10 +924,10 @@
             <w:szCs w:val="24"/>
             <w:lang w:val="nl-BE"/>
           </w:rPr>
-          <w:delText xml:space="preserve">maximaal anderhalf tot twee uur duren. Indien nodig zullen we na ongeveer een uur een korte pauze inlassen.</w:delText>
+          <w:delText xml:space="preserve">je een aantal</w:delText>
         </w:r>
       </w:del>
-      <w:ins w:id="1001" w:author="Janou De Buyser" w:date="2026-10-25T10:00:00Z">
+      <w:ins w:id="1025" w:author="Janou De Buyser" w:date="2026-10-26T10:00:00Z">
         <w:r>
           <w:rPr>
             <w:rFonts w:cstheme="minorHAnsi"/>
@@ -810,7 +936,7 @@
             <w:szCs w:val="24"/>
             <w:lang w:val="nl-BE"/>
           </w:rPr>
-          <w:t xml:space="preserve">ongeveer 60 tot 90 minuten duren. Indien nodig lassen we een korte pauze in.</w:t>
+          <w:t xml:space="preserve">u een aantal</w:t>
         </w:r>
       </w:ins>
       <w:r>
@@ -821,7 +947,245 @@
           <w:szCs w:val="24"/>
           <w:lang w:val="nl-BE"/>
         </w:rPr>
-        <w:t xml:space="preserve"> Ik zal je een aantal vragen stellen waarop je vrij kan antwoorden. Als je een bepaalde vraag niet wenst te beantwoorden, ben je daar uiteraard niet toe verplicht. Daarnaast kan je op elk moment beslissen om het interview stop te zetten, zonder dat je hiervoor een reden hoeft op te geven. Je mag tijdens het interview steeds verduidelijking vragen over de gestelde vragen. Het interview zal, mits jouw toestemming, opgenomen worden zodat het nadien kan worden uitgeschreven. Na transcriptie wordt het interview volledig gepseudonimiseerd verwerkt en vertrouwelijk behandeld.</w:t>
+        <w:t xml:space="preserve"> vragen stellen </w:t>
+      </w:r>
+      <w:del w:id="1026" w:author="Janou De Buyser" w:date="2026-10-26T10:00:00Z">
+        <w:r>
+          <w:rPr>
+            <w:rFonts w:cstheme="minorHAnsi"/>
+            <w:color w:val="24303B"/>
+            <w:sz w:val="24"/>
+            <w:szCs w:val="24"/>
+            <w:lang w:val="nl-BE"/>
+          </w:rPr>
+          <w:delText xml:space="preserve">waarop je vrij</w:delText>
+        </w:r>
+      </w:del>
+      <w:ins w:id="1027" w:author="Janou De Buyser" w:date="2026-10-26T10:00:00Z">
+        <w:r>
+          <w:rPr>
+            <w:rFonts w:cstheme="minorHAnsi"/>
+            <w:color w:val="24303B"/>
+            <w:sz w:val="24"/>
+            <w:szCs w:val="24"/>
+            <w:lang w:val="nl-BE"/>
+          </w:rPr>
+          <w:t xml:space="preserve">waarop u vrij</w:t>
+        </w:r>
+      </w:ins>
+      <w:r>
+        <w:rPr>
+          <w:rFonts w:cstheme="minorHAnsi"/>
+          <w:color w:val="24303B"/>
+          <w:sz w:val="24"/>
+          <w:szCs w:val="24"/>
+          <w:lang w:val="nl-BE"/>
+        </w:rPr>
+        <w:t xml:space="preserve"> kan antwoorden. </w:t>
+      </w:r>
+      <w:del w:id="1028" w:author="Janou De Buyser" w:date="2026-10-26T10:00:00Z">
+        <w:r>
+          <w:rPr>
+            <w:rFonts w:cstheme="minorHAnsi"/>
+            <w:color w:val="24303B"/>
+            <w:sz w:val="24"/>
+            <w:szCs w:val="24"/>
+            <w:lang w:val="nl-BE"/>
+          </w:rPr>
+          <w:delText xml:space="preserve">Als je een</w:delText>
+        </w:r>
+      </w:del>
+      <w:ins w:id="1029" w:author="Janou De Buyser" w:date="2026-10-26T10:00:00Z">
+        <w:r>
+          <w:rPr>
+            <w:rFonts w:cstheme="minorHAnsi"/>
+            <w:color w:val="24303B"/>
+            <w:sz w:val="24"/>
+            <w:szCs w:val="24"/>
+            <w:lang w:val="nl-BE"/>
+          </w:rPr>
+          <w:t xml:space="preserve">Als u een</w:t>
+        </w:r>
+      </w:ins>
+      <w:r>
+        <w:rPr>
+          <w:rFonts w:cstheme="minorHAnsi"/>
+          <w:color w:val="24303B"/>
+          <w:sz w:val="24"/>
+          <w:szCs w:val="24"/>
+          <w:lang w:val="nl-BE"/>
+        </w:rPr>
+        <w:t xml:space="preserve"> bepaalde vraag niet wenst te beantwoorden, </w:t>
+      </w:r>
+      <w:del w:id="1030" w:author="Janou De Buyser" w:date="2026-10-26T10:00:00Z">
+        <w:r>
+          <w:rPr>
+            <w:rFonts w:cstheme="minorHAnsi"/>
+            <w:color w:val="24303B"/>
+            <w:sz w:val="24"/>
+            <w:szCs w:val="24"/>
+            <w:lang w:val="nl-BE"/>
+          </w:rPr>
+          <w:delText xml:space="preserve">ben je daar</w:delText>
+        </w:r>
+      </w:del>
+      <w:ins w:id="1031" w:author="Janou De Buyser" w:date="2026-10-26T10:00:00Z">
+        <w:r>
+          <w:rPr>
+            <w:rFonts w:cstheme="minorHAnsi"/>
+            <w:color w:val="24303B"/>
+            <w:sz w:val="24"/>
+            <w:szCs w:val="24"/>
+            <w:lang w:val="nl-BE"/>
+          </w:rPr>
+          <w:t xml:space="preserve">bent u daar</w:t>
+        </w:r>
+      </w:ins>
+      <w:r>
+        <w:rPr>
+          <w:rFonts w:cstheme="minorHAnsi"/>
+          <w:color w:val="24303B"/>
+          <w:sz w:val="24"/>
+          <w:szCs w:val="24"/>
+          <w:lang w:val="nl-BE"/>
+        </w:rPr>
+        <w:t xml:space="preserve"> uiteraard niet toe verplicht. Daarnaast </w:t>
+      </w:r>
+      <w:del w:id="1032" w:author="Janou De Buyser" w:date="2026-10-26T10:00:00Z">
+        <w:r>
+          <w:rPr>
+            <w:rFonts w:cstheme="minorHAnsi"/>
+            <w:color w:val="24303B"/>
+            <w:sz w:val="24"/>
+            <w:szCs w:val="24"/>
+            <w:lang w:val="nl-BE"/>
+          </w:rPr>
+          <w:delText xml:space="preserve">kan je op elk</w:delText>
+        </w:r>
+      </w:del>
+      <w:ins w:id="1033" w:author="Janou De Buyser" w:date="2026-10-26T10:00:00Z">
+        <w:r>
+          <w:rPr>
+            <w:rFonts w:cstheme="minorHAnsi"/>
+            <w:color w:val="24303B"/>
+            <w:sz w:val="24"/>
+            <w:szCs w:val="24"/>
+            <w:lang w:val="nl-BE"/>
+          </w:rPr>
+          <w:t xml:space="preserve">kan u op elk</w:t>
+        </w:r>
+      </w:ins>
+      <w:r>
+        <w:rPr>
+          <w:rFonts w:cstheme="minorHAnsi"/>
+          <w:color w:val="24303B"/>
+          <w:sz w:val="24"/>
+          <w:szCs w:val="24"/>
+          <w:lang w:val="nl-BE"/>
+        </w:rPr>
+        <w:t xml:space="preserve"> moment beslissen om het interview stop te zetten, </w:t>
+      </w:r>
+      <w:del w:id="1034" w:author="Janou De Buyser" w:date="2026-10-26T10:00:00Z">
+        <w:r>
+          <w:rPr>
+            <w:rFonts w:cstheme="minorHAnsi"/>
+            <w:color w:val="24303B"/>
+            <w:sz w:val="24"/>
+            <w:szCs w:val="24"/>
+            <w:lang w:val="nl-BE"/>
+          </w:rPr>
+          <w:delText xml:space="preserve">zonder dat je hiervoor</w:delText>
+        </w:r>
+      </w:del>
+      <w:ins w:id="1035" w:author="Janou De Buyser" w:date="2026-10-26T10:00:00Z">
+        <w:r>
+          <w:rPr>
+            <w:rFonts w:cstheme="minorHAnsi"/>
+            <w:color w:val="24303B"/>
+            <w:sz w:val="24"/>
+            <w:szCs w:val="24"/>
+            <w:lang w:val="nl-BE"/>
+          </w:rPr>
+          <w:t xml:space="preserve">zonder dat u hiervoor</w:t>
+        </w:r>
+      </w:ins>
+      <w:r>
+        <w:rPr>
+          <w:rFonts w:cstheme="minorHAnsi"/>
+          <w:color w:val="24303B"/>
+          <w:sz w:val="24"/>
+          <w:szCs w:val="24"/>
+          <w:lang w:val="nl-BE"/>
+        </w:rPr>
+        <w:t xml:space="preserve"> een reden hoeft op te geven. </w:t>
+      </w:r>
+      <w:del w:id="1036" w:author="Janou De Buyser" w:date="2026-10-26T10:00:00Z">
+        <w:r>
+          <w:rPr>
+            <w:rFonts w:cstheme="minorHAnsi"/>
+            <w:color w:val="24303B"/>
+            <w:sz w:val="24"/>
+            <w:szCs w:val="24"/>
+            <w:lang w:val="nl-BE"/>
+          </w:rPr>
+          <w:delText xml:space="preserve">Je mag tijdens</w:delText>
+        </w:r>
+      </w:del>
+      <w:ins w:id="1037" w:author="Janou De Buyser" w:date="2026-10-26T10:00:00Z">
+        <w:r>
+          <w:rPr>
+            <w:rFonts w:cstheme="minorHAnsi"/>
+            <w:color w:val="24303B"/>
+            <w:sz w:val="24"/>
+            <w:szCs w:val="24"/>
+            <w:lang w:val="nl-BE"/>
+          </w:rPr>
+          <w:t xml:space="preserve">U mag tijdens</w:t>
+        </w:r>
+      </w:ins>
+      <w:r>
+        <w:rPr>
+          <w:rFonts w:cstheme="minorHAnsi"/>
+          <w:color w:val="24303B"/>
+          <w:sz w:val="24"/>
+          <w:szCs w:val="24"/>
+          <w:lang w:val="nl-BE"/>
+        </w:rPr>
+        <w:t xml:space="preserve"> het interview steeds verduidelijking vragen over de gestelde vragen. Het interview zal, </w:t>
+      </w:r>
+      <w:del w:id="1038" w:author="Janou De Buyser" w:date="2026-10-26T10:00:00Z">
+        <w:r>
+          <w:rPr>
+            <w:rFonts w:cstheme="minorHAnsi"/>
+            <w:color w:val="24303B"/>
+            <w:sz w:val="24"/>
+            <w:szCs w:val="24"/>
+            <w:lang w:val="nl-BE"/>
+          </w:rPr>
+          <w:delText xml:space="preserve">mits jouw toestemming</w:delText>
+        </w:r>
+      </w:del>
+      <w:ins w:id="1039" w:author="Janou De Buyser" w:date="2026-10-26T10:00:00Z">
+        <w:r>
+          <w:rPr>
+            <w:rFonts w:cstheme="minorHAnsi"/>
+            <w:color w:val="24303B"/>
+            <w:sz w:val="24"/>
+            <w:szCs w:val="24"/>
+            <w:lang w:val="nl-BE"/>
+          </w:rPr>
+          <w:t xml:space="preserve">mits uw toestemming</w:t>
+        </w:r>
+      </w:ins>
+      <w:r>
+        <w:rPr>
+          <w:rFonts w:cstheme="minorHAnsi"/>
+          <w:color w:val="24303B"/>
+          <w:sz w:val="24"/>
+          <w:szCs w:val="24"/>
+          <w:lang w:val="nl-BE"/>
+        </w:rPr>
+        <w:t xml:space="preserve">, opgenomen worden zodat het nadien kan worden uitgeschreven. Na transcriptie wordt het interview volledig gepseudonimiseerd verwerkt en vertrouwelijk behandeld.</w:t>
       </w:r>
       <w:commentRangeEnd w:id="0"/>
       <w:r>
@@ -899,8 +1263,34 @@
           <w:szCs w:val="24"/>
           <w:lang w:val="nl-BE"/>
         </w:rPr>
-        <w:t>Naam, datum en Handtekening</w:t>
-      </w:r>
+        <w:t xml:space="preserve">Naam, datum en </w:t>
+      </w:r>
+      <w:del w:id="1044" w:author="Janou De Buyser" w:date="2026-10-26T10:00:00Z">
+        <w:r>
+          <w:rPr>
+            <w:rFonts w:cstheme="minorHAnsi"/>
+            <w:b/>
+            <w:color w:val="24303B"/>
+            <w:sz w:val="24"/>
+            <w:szCs w:val="24"/>
+            <w:lang w:val="nl-BE"/>
+          </w:rPr>
+          <w:delText xml:space="preserve">Handtekening</w:delText>
+        </w:r>
+      </w:del>
+      <w:ins w:id="1045" w:author="Janou De Buyser" w:date="2026-10-26T10:00:00Z">
+        <w:r>
+          <w:rPr>
+            <w:rFonts w:cstheme="minorHAnsi"/>
+            <w:b/>
+            <w:color w:val="24303B"/>
+            <w:sz w:val="24"/>
+            <w:szCs w:val="24"/>
+            <w:lang w:val="nl-BE"/>
+          </w:rPr>
+          <w:t xml:space="preserve">handtekening</w:t>
+        </w:r>
+      </w:ins>
     </w:p>
     <w:p>
       <w:pPr>
@@ -972,56 +1362,78 @@
           <w:lang w:val="nl-BE"/>
         </w:rPr>
       </w:pPr>
-      <w:r>
-        <w:rPr>
-          <w:rFonts w:cstheme="minorHAnsi"/>
-          <w:color w:val="24303B"/>
-          <w:sz w:val="24"/>
-          <w:szCs w:val="24"/>
-          <w:lang w:val="nl-BE"/>
-        </w:rPr>
-        <w:t xml:space="preserve">Wat zijn </w:t>
-      </w:r>
-      <w:r>
-        <w:rPr>
-          <w:rFonts w:cstheme="minorHAnsi"/>
-          <w:color w:val="24303B"/>
-          <w:sz w:val="24"/>
-          <w:szCs w:val="24"/>
-          <w:lang w:val="nl-BE"/>
-        </w:rPr>
-        <w:t>jouw</w:t>
-      </w:r>
-      <w:r>
-        <w:rPr>
-          <w:rFonts w:cstheme="minorHAnsi"/>
-          <w:color w:val="24303B"/>
-          <w:sz w:val="24"/>
-          <w:szCs w:val="24"/>
-          <w:lang w:val="nl-BE"/>
-        </w:rPr>
-        <w:t xml:space="preserve"> ervaringen </w:t>
-      </w:r>
-      <w:r>
-        <w:rPr>
-          <w:rFonts w:cstheme="minorHAnsi"/>
-          <w:color w:val="24303B"/>
-          <w:sz w:val="24"/>
-          <w:szCs w:val="24"/>
-          <w:lang w:val="nl-BE"/>
-        </w:rPr>
-        <w:t>in de behandeling van patiënten met diabetesvoet problematiek</w:t>
-      </w:r>
-      <w:r>
-        <w:rPr>
-          <w:rFonts w:cstheme="minorHAnsi"/>
-          <w:color w:val="24303B"/>
-          <w:sz w:val="24"/>
-          <w:szCs w:val="24"/>
-          <w:lang w:val="nl-BE"/>
-        </w:rPr>
-        <w:t>?</w:t>
-      </w:r>
+      <w:del w:id="1046" w:author="Janou De Buyser" w:date="2026-10-26T10:00:00Z">
+        <w:r>
+          <w:rPr>
+            <w:rFonts w:cstheme="minorHAnsi"/>
+            <w:color w:val="24303B"/>
+            <w:sz w:val="24"/>
+            <w:szCs w:val="24"/>
+            <w:lang w:val="nl-BE"/>
+          </w:rPr>
+          <w:delText xml:space="preserve">Wat zijn </w:delText>
+        </w:r>
+      </w:del>
+      <w:del w:id="1047" w:author="Janou De Buyser" w:date="2026-10-26T10:00:00Z">
+        <w:r>
+          <w:rPr>
+            <w:rFonts w:cstheme="minorHAnsi"/>
+            <w:color w:val="24303B"/>
+            <w:sz w:val="24"/>
+            <w:szCs w:val="24"/>
+            <w:lang w:val="nl-BE"/>
+          </w:rPr>
+          <w:delText>jouw</w:delText>
+        </w:r>
+      </w:del>
+      <w:del w:id="1048" w:author="Janou De Buyser" w:date="2026-10-26T10:00:00Z">
+        <w:r>
+          <w:rPr>
+            <w:rFonts w:cstheme="minorHAnsi"/>
+            <w:color w:val="24303B"/>
+            <w:sz w:val="24"/>
+            <w:szCs w:val="24"/>
+            <w:lang w:val="nl-BE"/>
+          </w:rPr>
+          <w:delText xml:space="preserve"> ervaringen </w:delText>
+        </w:r>
+      </w:del>
+      <w:del w:id="1049" w:author="Janou De Buyser" w:date="2026-10-26T10:00:00Z">
+        <w:r>
+          <w:rPr>
+            <w:rFonts w:cstheme="minorHAnsi"/>
+            <w:color w:val="24303B"/>
+            <w:sz w:val="24"/>
+            <w:szCs w:val="24"/>
+            <w:lang w:val="nl-BE"/>
+          </w:rPr>
+          <w:delText>in de behandeling van patiënten met diabetesvoet problematiek</w:delText>
+        </w:r>
+      </w:del>
+      <w:del w:id="1050" w:author="Janou De Buyser" w:date="2026-10-26T10:00:00Z">
+        <w:r>
+          <w:rPr>
+            <w:rFonts w:cstheme="minorHAnsi"/>
+            <w:color w:val="24303B"/>
+            <w:sz w:val="24"/>
+            <w:szCs w:val="24"/>
+            <w:lang w:val="nl-BE"/>
+          </w:rPr>
+          <w:delText>?</w:delText>
+        </w:r>
+      </w:del>
+      <w:ins w:id="1051" w:author="Janou De Buyser" w:date="2026-10-26T10:00:00Z">
+        <w:r>
+          <w:rPr>
+            <w:rFonts w:cstheme="minorHAnsi"/>
+            <w:color w:val="24303B"/>
+            <w:sz w:val="24"/>
+            <w:szCs w:val="24"/>
+            <w:lang w:val="nl-BE"/>
+          </w:rPr>
+          <w:t xml:space="preserve">Wat zijn uw ervaringen met de behandeling van patiënten met diabetesvoetproblemen?</w:t>
+        </w:r>
+      </w:ins>
     </w:p>
     <w:p>
       <w:pPr>
@@ -1048,6 +1460,114 @@
           <w:lang w:val="nl-BE"/>
         </w:rPr>
       </w:pPr>
+      <w:del w:id="1052" w:author="Janou De Buyser" w:date="2026-10-26T10:00:00Z">
+        <w:r>
+          <w:rPr>
+            <w:rFonts w:cstheme="minorHAnsi"/>
+            <w:color w:val="24303B"/>
+            <w:sz w:val="24"/>
+            <w:szCs w:val="24"/>
+            <w:lang w:val="nl-BE"/>
+          </w:rPr>
+          <w:delText xml:space="preserve">Wat is </w:delText>
+        </w:r>
+      </w:del>
+      <w:del w:id="1053" w:author="Janou De Buyser" w:date="2026-10-26T10:00:00Z">
+        <w:r>
+          <w:rPr>
+            <w:rFonts w:cstheme="minorHAnsi"/>
+            <w:color w:val="24303B"/>
+            <w:sz w:val="24"/>
+            <w:szCs w:val="24"/>
+            <w:lang w:val="nl-BE"/>
+          </w:rPr>
+          <w:delText>jouw</w:delText>
+        </w:r>
+      </w:del>
+      <w:del w:id="1054" w:author="Janou De Buyser" w:date="2026-10-26T10:00:00Z">
+        <w:r>
+          <w:rPr>
+            <w:rFonts w:cstheme="minorHAnsi"/>
+            <w:color w:val="24303B"/>
+            <w:sz w:val="24"/>
+            <w:szCs w:val="24"/>
+            <w:lang w:val="nl-BE"/>
+          </w:rPr>
+          <w:delText xml:space="preserve"> ervaring met het </w:delText>
+        </w:r>
+      </w:del>
+      <w:del w:id="1055" w:author="Janou De Buyser" w:date="2026-10-26T10:00:00Z">
+        <w:r>
+          <w:rPr>
+            <w:rFonts w:cstheme="minorHAnsi"/>
+            <w:color w:val="24303B"/>
+            <w:sz w:val="24"/>
+            <w:szCs w:val="24"/>
+            <w:lang w:val="nl-BE"/>
+          </w:rPr>
+          <w:delText>uitvoeren</w:delText>
+        </w:r>
+      </w:del>
+      <w:del w:id="1056" w:author="Janou De Buyser" w:date="2026-10-26T10:00:00Z">
+        <w:r>
+          <w:rPr>
+            <w:rFonts w:cstheme="minorHAnsi"/>
+            <w:color w:val="24303B"/>
+            <w:sz w:val="24"/>
+            <w:szCs w:val="24"/>
+            <w:lang w:val="nl-BE"/>
+          </w:rPr>
+          <w:delText xml:space="preserve"> van nieuwe </w:delText>
+        </w:r>
+      </w:del>
+      <w:del w:id="1057" w:author="Janou De Buyser" w:date="2026-10-26T10:00:00Z">
+        <w:r>
+          <w:rPr>
+            <w:rFonts w:cstheme="minorHAnsi"/>
+            <w:color w:val="24303B"/>
+            <w:sz w:val="24"/>
+            <w:szCs w:val="24"/>
+            <w:lang w:val="nl-BE"/>
+          </w:rPr>
+          <w:delText>behandel</w:delText>
+        </w:r>
+      </w:del>
+      <w:del w:id="1058" w:author="Janou De Buyser" w:date="2026-10-26T10:00:00Z">
+        <w:r>
+          <w:rPr>
+            <w:rFonts w:cstheme="minorHAnsi"/>
+            <w:color w:val="24303B"/>
+            <w:sz w:val="24"/>
+            <w:szCs w:val="24"/>
+            <w:lang w:val="nl-BE"/>
+          </w:rPr>
+          <w:delText>programma’s</w:delText>
+        </w:r>
+      </w:del>
+      <w:del w:id="1059" w:author="Janou De Buyser" w:date="2026-10-26T10:00:00Z">
+        <w:r>
+          <w:rPr>
+            <w:rFonts w:cstheme="minorHAnsi"/>
+            <w:color w:val="24303B"/>
+            <w:sz w:val="24"/>
+            <w:szCs w:val="24"/>
+            <w:lang w:val="nl-BE"/>
+          </w:rPr>
+          <w:delText xml:space="preserve">?</w:delText>
+        </w:r>
+      </w:del>
+      <w:ins w:id="1060" w:author="Janou De Buyser" w:date="2026-10-26T10:00:00Z">
+        <w:r>
+          <w:rPr>
+            <w:rFonts w:cstheme="minorHAnsi"/>
+            <w:color w:val="24303B"/>
+            <w:sz w:val="24"/>
+            <w:szCs w:val="24"/>
+            <w:lang w:val="nl-BE"/>
+          </w:rPr>
+          <w:t xml:space="preserve">Wat is uw ervaring met het uitvoeren van nieuwe behandelprogramma’s?</w:t>
+        </w:r>
+      </w:ins>
       <w:r>
         <w:rPr>
           <w:rFonts w:cstheme="minorHAnsi"/>
@@ -1056,77 +1576,7 @@
           <w:szCs w:val="24"/>
           <w:lang w:val="nl-BE"/>
         </w:rPr>
-        <w:t xml:space="preserve">Wat is </w:t>
-      </w:r>
-      <w:r>
-        <w:rPr>
-          <w:rFonts w:cstheme="minorHAnsi"/>
-          <w:color w:val="24303B"/>
-          <w:sz w:val="24"/>
-          <w:szCs w:val="24"/>
-          <w:lang w:val="nl-BE"/>
-        </w:rPr>
-        <w:t>jouw</w:t>
-      </w:r>
-      <w:r>
-        <w:rPr>
-          <w:rFonts w:cstheme="minorHAnsi"/>
-          <w:color w:val="24303B"/>
-          <w:sz w:val="24"/>
-          <w:szCs w:val="24"/>
-          <w:lang w:val="nl-BE"/>
-        </w:rPr>
-        <w:t xml:space="preserve"> ervaring met het </w:t>
-      </w:r>
-      <w:r>
-        <w:rPr>
-          <w:rFonts w:cstheme="minorHAnsi"/>
-          <w:color w:val="24303B"/>
-          <w:sz w:val="24"/>
-          <w:szCs w:val="24"/>
-          <w:lang w:val="nl-BE"/>
-        </w:rPr>
-        <w:t>uitvoeren</w:t>
-      </w:r>
-      <w:r>
-        <w:rPr>
-          <w:rFonts w:cstheme="minorHAnsi"/>
-          <w:color w:val="24303B"/>
-          <w:sz w:val="24"/>
-          <w:szCs w:val="24"/>
-          <w:lang w:val="nl-BE"/>
-        </w:rPr>
-        <w:t xml:space="preserve"> van nieuwe </w:t>
-      </w:r>
-      <w:r>
-        <w:rPr>
-          <w:rFonts w:cstheme="minorHAnsi"/>
-          <w:color w:val="24303B"/>
-          <w:sz w:val="24"/>
-          <w:szCs w:val="24"/>
-          <w:lang w:val="nl-BE"/>
-        </w:rPr>
-        <w:t>behandel</w:t>
-      </w:r>
-      <w:r>
-        <w:rPr>
-          <w:rFonts w:cstheme="minorHAnsi"/>
-          <w:color w:val="24303B"/>
-          <w:sz w:val="24"/>
-          <w:szCs w:val="24"/>
-          <w:lang w:val="nl-BE"/>
-        </w:rPr>
-        <w:t>programma’s</w:t>
-      </w:r>
-      <w:r>
-        <w:rPr>
-          <w:rFonts w:cstheme="minorHAnsi"/>
-          <w:color w:val="24303B"/>
-          <w:sz w:val="24"/>
-          <w:szCs w:val="24"/>
-          <w:lang w:val="nl-BE"/>
-        </w:rPr>
-        <w:t xml:space="preserve">? </w:t>
+        <w:t xml:space="preserve"> </w:t>
       </w:r>
     </w:p>
     <w:p>
@@ -1143,6 +1593,78 @@
           <w:lang w:val="nl-BE"/>
         </w:rPr>
       </w:pPr>
+      <w:del w:id="1061" w:author="Janou De Buyser" w:date="2026-10-26T10:00:00Z">
+        <w:r>
+          <w:rPr>
+            <w:rFonts w:cstheme="minorHAnsi"/>
+            <w:color w:val="24303B"/>
+            <w:sz w:val="24"/>
+            <w:szCs w:val="24"/>
+            <w:lang w:val="nl-BE"/>
+          </w:rPr>
+          <w:delText xml:space="preserve">Hoe voel </w:delText>
+        </w:r>
+      </w:del>
+      <w:del w:id="1062" w:author="Janou De Buyser" w:date="2026-10-26T10:00:00Z">
+        <w:r>
+          <w:rPr>
+            <w:rFonts w:cstheme="minorHAnsi"/>
+            <w:color w:val="24303B"/>
+            <w:sz w:val="24"/>
+            <w:szCs w:val="24"/>
+            <w:lang w:val="nl-BE"/>
+          </w:rPr>
+          <w:delText>je je</w:delText>
+        </w:r>
+      </w:del>
+      <w:del w:id="1063" w:author="Janou De Buyser" w:date="2026-10-26T10:00:00Z">
+        <w:r>
+          <w:rPr>
+            <w:rFonts w:cstheme="minorHAnsi"/>
+            <w:color w:val="24303B"/>
+            <w:sz w:val="24"/>
+            <w:szCs w:val="24"/>
+            <w:lang w:val="nl-BE"/>
+          </w:rPr>
+          <w:delText xml:space="preserve"> bij het uitvoeren van nieuwe </w:delText>
+        </w:r>
+      </w:del>
+      <w:del w:id="1064" w:author="Janou De Buyser" w:date="2026-10-26T10:00:00Z">
+        <w:r>
+          <w:rPr>
+            <w:rFonts w:cstheme="minorHAnsi"/>
+            <w:color w:val="24303B"/>
+            <w:sz w:val="24"/>
+            <w:szCs w:val="24"/>
+            <w:lang w:val="nl-BE"/>
+          </w:rPr>
+          <w:delText>behandel</w:delText>
+        </w:r>
+      </w:del>
+      <w:del w:id="1065" w:author="Janou De Buyser" w:date="2026-10-26T10:00:00Z">
+        <w:r>
+          <w:rPr>
+            <w:rFonts w:cstheme="minorHAnsi"/>
+            <w:color w:val="24303B"/>
+            <w:sz w:val="24"/>
+            <w:szCs w:val="24"/>
+            <w:lang w:val="nl-BE"/>
+          </w:rPr>
+          <w:delText xml:space="preserve">programma’s?</w:delText>
+        </w:r>
+      </w:del>
+      <w:ins w:id="1066" w:author="Janou De Buyser" w:date="2026-10-26T10:00:00Z">
+        <w:r>
+          <w:rPr>
+            <w:rFonts w:cstheme="minorHAnsi"/>
+            <w:color w:val="24303B"/>
+            <w:sz w:val="24"/>
+            <w:szCs w:val="24"/>
+            <w:lang w:val="nl-BE"/>
+          </w:rPr>
+          <w:t xml:space="preserve">Hoe voelt u zich bij het uitvoeren van nieuwe behandelprogramma’s?</w:t>
+        </w:r>
+      </w:ins>
       <w:r>
         <w:rPr>
           <w:rFonts w:cstheme="minorHAnsi"/>
@@ -1151,47 +1673,7 @@
           <w:szCs w:val="24"/>
           <w:lang w:val="nl-BE"/>
         </w:rPr>
-        <w:t xml:space="preserve">Hoe voel </w:t>
-      </w:r>
-      <w:r>
-        <w:rPr>
-          <w:rFonts w:cstheme="minorHAnsi"/>
-          <w:color w:val="24303B"/>
-          <w:sz w:val="24"/>
-          <w:szCs w:val="24"/>
-          <w:lang w:val="nl-BE"/>
-        </w:rPr>
-        <w:t>je je</w:t>
-      </w:r>
-      <w:r>
-        <w:rPr>
-          <w:rFonts w:cstheme="minorHAnsi"/>
-          <w:color w:val="24303B"/>
-          <w:sz w:val="24"/>
-          <w:szCs w:val="24"/>
-          <w:lang w:val="nl-BE"/>
-        </w:rPr>
-        <w:t xml:space="preserve"> bij het uitvoeren van nieuwe </w:t>
-      </w:r>
-      <w:r>
-        <w:rPr>
-          <w:rFonts w:cstheme="minorHAnsi"/>
-          <w:color w:val="24303B"/>
-          <w:sz w:val="24"/>
-          <w:szCs w:val="24"/>
-          <w:lang w:val="nl-BE"/>
-        </w:rPr>
-        <w:t>behandel</w:t>
-      </w:r>
-      <w:r>
-        <w:rPr>
-          <w:rFonts w:cstheme="minorHAnsi"/>
-          <w:color w:val="24303B"/>
-          <w:sz w:val="24"/>
-          <w:szCs w:val="24"/>
-          <w:lang w:val="nl-BE"/>
-        </w:rPr>
-        <w:t xml:space="preserve">programma’s? </w:t>
+        <w:t xml:space="preserve"> </w:t>
       </w:r>
     </w:p>
     <w:p>
@@ -1208,96 +1690,126 @@
           <w:lang w:val="nl-BE"/>
         </w:rPr>
       </w:pPr>
-      <w:r>
-        <w:rPr>
-          <w:rFonts w:cstheme="minorHAnsi"/>
-          <w:color w:val="24303B"/>
-          <w:sz w:val="24"/>
-          <w:szCs w:val="24"/>
-          <w:lang w:val="nl-BE"/>
-        </w:rPr>
-        <w:t>Wie ondersteunt</w:t>
-      </w:r>
-      <w:r>
-        <w:rPr>
-          <w:rFonts w:cstheme="minorHAnsi"/>
-          <w:color w:val="24303B"/>
-          <w:sz w:val="24"/>
-          <w:szCs w:val="24"/>
-          <w:lang w:val="nl-BE"/>
-        </w:rPr>
-        <w:t xml:space="preserve"> </w:t>
-      </w:r>
-      <w:r>
-        <w:rPr>
-          <w:rFonts w:cstheme="minorHAnsi"/>
-          <w:color w:val="24303B"/>
-          <w:sz w:val="24"/>
-          <w:szCs w:val="24"/>
-          <w:lang w:val="nl-BE"/>
-        </w:rPr>
-        <w:t>je</w:t>
-      </w:r>
-      <w:r>
-        <w:rPr>
-          <w:rFonts w:cstheme="minorHAnsi"/>
-          <w:color w:val="24303B"/>
-          <w:sz w:val="24"/>
-          <w:szCs w:val="24"/>
-          <w:lang w:val="nl-BE"/>
-        </w:rPr>
-        <w:t xml:space="preserve"> bij het </w:t>
-      </w:r>
-      <w:r>
-        <w:rPr>
-          <w:rFonts w:cstheme="minorHAnsi"/>
-          <w:color w:val="24303B"/>
-          <w:sz w:val="24"/>
-          <w:szCs w:val="24"/>
-          <w:lang w:val="nl-BE"/>
-        </w:rPr>
-        <w:t>uitvoeren</w:t>
-      </w:r>
-      <w:r>
-        <w:rPr>
-          <w:rFonts w:cstheme="minorHAnsi"/>
-          <w:color w:val="24303B"/>
-          <w:sz w:val="24"/>
-          <w:szCs w:val="24"/>
-          <w:lang w:val="nl-BE"/>
-        </w:rPr>
-        <w:t xml:space="preserve"> van nieuwe </w:t>
-      </w:r>
-      <w:r>
-        <w:rPr>
-          <w:rFonts w:cstheme="minorHAnsi"/>
-          <w:color w:val="24303B"/>
-          <w:sz w:val="24"/>
-          <w:szCs w:val="24"/>
-          <w:lang w:val="nl-BE"/>
-        </w:rPr>
-        <w:t>behandel</w:t>
-      </w:r>
-      <w:r>
-        <w:rPr>
-          <w:rFonts w:cstheme="minorHAnsi"/>
-          <w:color w:val="24303B"/>
-          <w:sz w:val="24"/>
-          <w:szCs w:val="24"/>
-          <w:lang w:val="nl-BE"/>
-        </w:rPr>
-        <w:t>programma’s</w:t>
-      </w:r>
-      <w:r>
-        <w:rPr>
-          <w:rFonts w:cstheme="minorHAnsi"/>
-          <w:color w:val="24303B"/>
-          <w:sz w:val="24"/>
-          <w:szCs w:val="24"/>
-          <w:lang w:val="nl-BE"/>
-        </w:rPr>
-        <w:t>?</w:t>
-      </w:r>
+      <w:del w:id="1067" w:author="Janou De Buyser" w:date="2026-10-26T10:00:00Z">
+        <w:r>
+          <w:rPr>
+            <w:rFonts w:cstheme="minorHAnsi"/>
+            <w:color w:val="24303B"/>
+            <w:sz w:val="24"/>
+            <w:szCs w:val="24"/>
+            <w:lang w:val="nl-BE"/>
+          </w:rPr>
+          <w:delText>Wie ondersteunt</w:delText>
+        </w:r>
+      </w:del>
+      <w:del w:id="1068" w:author="Janou De Buyser" w:date="2026-10-26T10:00:00Z">
+        <w:r>
+          <w:rPr>
+            <w:rFonts w:cstheme="minorHAnsi"/>
+            <w:color w:val="24303B"/>
+            <w:sz w:val="24"/>
+            <w:szCs w:val="24"/>
+            <w:lang w:val="nl-BE"/>
+          </w:rPr>
+          <w:delText xml:space="preserve"> </w:delText>
+        </w:r>
+      </w:del>
+      <w:del w:id="1069" w:author="Janou De Buyser" w:date="2026-10-26T10:00:00Z">
+        <w:r>
+          <w:rPr>
+            <w:rFonts w:cstheme="minorHAnsi"/>
+            <w:color w:val="24303B"/>
+            <w:sz w:val="24"/>
+            <w:szCs w:val="24"/>
+            <w:lang w:val="nl-BE"/>
+          </w:rPr>
+          <w:delText>je</w:delText>
+        </w:r>
+      </w:del>
+      <w:del w:id="1070" w:author="Janou De Buyser" w:date="2026-10-26T10:00:00Z">
+        <w:r>
+          <w:rPr>
+            <w:rFonts w:cstheme="minorHAnsi"/>
+            <w:color w:val="24303B"/>
+            <w:sz w:val="24"/>
+            <w:szCs w:val="24"/>
+            <w:lang w:val="nl-BE"/>
+          </w:rPr>
+          <w:delText xml:space="preserve"> bij het </w:delText>
+        </w:r>
+      </w:del>
+      <w:del w:id="1071" w:author="Janou De Buyser" w:date="2026-10-26T10:00:00Z">
+        <w:r>
+          <w:rPr>
+            <w:rFonts w:cstheme="minorHAnsi"/>
+            <w:color w:val="24303B"/>
+            <w:sz w:val="24"/>
+            <w:szCs w:val="24"/>
+            <w:lang w:val="nl-BE"/>
+          </w:rPr>
+          <w:delText>uitvoeren</w:delText>
+        </w:r>
+      </w:del>
+      <w:del w:id="1072" w:author="Janou De Buyser" w:date="2026-10-26T10:00:00Z">
+        <w:r>
+          <w:rPr>
+            <w:rFonts w:cstheme="minorHAnsi"/>
+            <w:color w:val="24303B"/>
+            <w:sz w:val="24"/>
+            <w:szCs w:val="24"/>
+            <w:lang w:val="nl-BE"/>
+          </w:rPr>
+          <w:delText xml:space="preserve"> van nieuwe </w:delText>
+        </w:r>
+      </w:del>
+      <w:del w:id="1073" w:author="Janou De Buyser" w:date="2026-10-26T10:00:00Z">
+        <w:r>
+          <w:rPr>
+            <w:rFonts w:cstheme="minorHAnsi"/>
+            <w:color w:val="24303B"/>
+            <w:sz w:val="24"/>
+            <w:szCs w:val="24"/>
+            <w:lang w:val="nl-BE"/>
+          </w:rPr>
+          <w:delText>behandel</w:delText>
+        </w:r>
+      </w:del>
+      <w:del w:id="1074" w:author="Janou De Buyser" w:date="2026-10-26T10:00:00Z">
+        <w:r>
+          <w:rPr>
+            <w:rFonts w:cstheme="minorHAnsi"/>
+            <w:color w:val="24303B"/>
+            <w:sz w:val="24"/>
+            <w:szCs w:val="24"/>
+            <w:lang w:val="nl-BE"/>
+          </w:rPr>
+          <w:delText>programma’s</w:delText>
+        </w:r>
+      </w:del>
+      <w:del w:id="1075" w:author="Janou De Buyser" w:date="2026-10-26T10:00:00Z">
+        <w:r>
+          <w:rPr>
+            <w:rFonts w:cstheme="minorHAnsi"/>
+            <w:color w:val="24303B"/>
+            <w:sz w:val="24"/>
+            <w:szCs w:val="24"/>
+            <w:lang w:val="nl-BE"/>
+          </w:rPr>
+          <w:delText>?</w:delText>
+        </w:r>
+      </w:del>
+      <w:ins w:id="1076" w:author="Janou De Buyser" w:date="2026-10-26T10:00:00Z">
+        <w:r>
+          <w:rPr>
+            <w:rFonts w:cstheme="minorHAnsi"/>
+            <w:color w:val="24303B"/>
+            <w:sz w:val="24"/>
+            <w:szCs w:val="24"/>
+            <w:lang w:val="nl-BE"/>
+          </w:rPr>
+          <w:t xml:space="preserve">Wie ondersteunt u bij het uitvoeren van nieuwe behandelprogramma’s?</w:t>
+        </w:r>
+      </w:ins>
     </w:p>
     <w:p>
       <w:pPr>
@@ -1325,66 +1837,90 @@
           <w:lang w:val="nl-BE"/>
         </w:rPr>
       </w:pPr>
-      <w:r>
-        <w:rPr>
-          <w:rFonts w:cstheme="minorHAnsi"/>
-          <w:color w:val="24303B"/>
-          <w:sz w:val="24"/>
-          <w:szCs w:val="24"/>
-          <w:lang w:val="nl-BE"/>
-        </w:rPr>
-        <w:t xml:space="preserve">Kan je even in je eigen woorden omschrijven wat de </w:t>
-      </w:r>
-      <w:r>
-        <w:rPr>
-          <w:rFonts w:cstheme="minorHAnsi"/>
-          <w:color w:val="24303B"/>
-          <w:sz w:val="24"/>
-          <w:szCs w:val="24"/>
-          <w:lang w:val="nl-BE"/>
-        </w:rPr>
-        <w:t xml:space="preserve">inhoud van </w:t>
-      </w:r>
-      <w:r>
-        <w:rPr>
-          <w:rFonts w:cstheme="minorHAnsi"/>
-          <w:color w:val="24303B"/>
-          <w:sz w:val="24"/>
-          <w:szCs w:val="24"/>
-          <w:lang w:val="nl-BE"/>
-        </w:rPr>
-        <w:t xml:space="preserve">de </w:t>
-      </w:r>
-      <w:r>
-        <w:rPr>
-          <w:rFonts w:cstheme="minorHAnsi"/>
-          <w:color w:val="24303B"/>
-          <w:sz w:val="24"/>
-          <w:szCs w:val="24"/>
-          <w:lang w:val="nl-BE"/>
-        </w:rPr>
-        <w:t>PARADISE interventie</w:t>
-      </w:r>
-      <w:r>
-        <w:rPr>
-          <w:rFonts w:cstheme="minorHAnsi"/>
-          <w:color w:val="24303B"/>
-          <w:sz w:val="24"/>
-          <w:szCs w:val="24"/>
-          <w:lang w:val="nl-BE"/>
-        </w:rPr>
-        <w:t xml:space="preserve"> is</w:t>
-      </w:r>
-      <w:r>
-        <w:rPr>
-          <w:rFonts w:cstheme="minorHAnsi"/>
-          <w:color w:val="24303B"/>
-          <w:sz w:val="24"/>
-          <w:szCs w:val="24"/>
-          <w:lang w:val="nl-BE"/>
-        </w:rPr>
-        <w:t>?</w:t>
-      </w:r>
+      <w:del w:id="1077" w:author="Janou De Buyser" w:date="2026-10-26T10:00:00Z">
+        <w:r>
+          <w:rPr>
+            <w:rFonts w:cstheme="minorHAnsi"/>
+            <w:color w:val="24303B"/>
+            <w:sz w:val="24"/>
+            <w:szCs w:val="24"/>
+            <w:lang w:val="nl-BE"/>
+          </w:rPr>
+          <w:delText xml:space="preserve">Kan je even in je eigen woorden omschrijven wat de </w:delText>
+        </w:r>
+      </w:del>
+      <w:del w:id="1078" w:author="Janou De Buyser" w:date="2026-10-26T10:00:00Z">
+        <w:r>
+          <w:rPr>
+            <w:rFonts w:cstheme="minorHAnsi"/>
+            <w:color w:val="24303B"/>
+            <w:sz w:val="24"/>
+            <w:szCs w:val="24"/>
+            <w:lang w:val="nl-BE"/>
+          </w:rPr>
+          <w:delText xml:space="preserve">inhoud van </w:delText>
+        </w:r>
+      </w:del>
+      <w:del w:id="1079" w:author="Janou De Buyser" w:date="2026-10-26T10:00:00Z">
+        <w:r>
+          <w:rPr>
+            <w:rFonts w:cstheme="minorHAnsi"/>
+            <w:color w:val="24303B"/>
+            <w:sz w:val="24"/>
+            <w:szCs w:val="24"/>
+            <w:lang w:val="nl-BE"/>
+          </w:rPr>
+          <w:delText xml:space="preserve">de </w:delText>
+        </w:r>
+      </w:del>
+      <w:del w:id="1080" w:author="Janou De Buyser" w:date="2026-10-26T10:00:00Z">
+        <w:r>
+          <w:rPr>
+            <w:rFonts w:cstheme="minorHAnsi"/>
+            <w:color w:val="24303B"/>
+            <w:sz w:val="24"/>
+            <w:szCs w:val="24"/>
+            <w:lang w:val="nl-BE"/>
+          </w:rPr>
+          <w:delText>PARADISE interventie</w:delText>
+        </w:r>
+      </w:del>
+      <w:del w:id="1081" w:author="Janou De Buyser" w:date="2026-10-26T10:00:00Z">
+        <w:r>
+          <w:rPr>
+            <w:rFonts w:cstheme="minorHAnsi"/>
+            <w:color w:val="24303B"/>
+            <w:sz w:val="24"/>
+            <w:szCs w:val="24"/>
+            <w:lang w:val="nl-BE"/>
+          </w:rPr>
+          <w:delText xml:space="preserve"> is</w:delText>
+        </w:r>
+      </w:del>
+      <w:del w:id="1082" w:author="Janou De Buyser" w:date="2026-10-26T10:00:00Z">
+        <w:r>
+          <w:rPr>
+            <w:rFonts w:cstheme="minorHAnsi"/>
+            <w:color w:val="24303B"/>
+            <w:sz w:val="24"/>
+            <w:szCs w:val="24"/>
+            <w:lang w:val="nl-BE"/>
+          </w:rPr>
+          <w:delText>?</w:delText>
+        </w:r>
+      </w:del>
+      <w:ins w:id="1083" w:author="Janou De Buyser" w:date="2026-10-26T10:00:00Z">
+        <w:r>
+          <w:rPr>
+            <w:rFonts w:cstheme="minorHAnsi"/>
+            <w:color w:val="24303B"/>
+            <w:sz w:val="24"/>
+            <w:szCs w:val="24"/>
+            <w:lang w:val="nl-BE"/>
+          </w:rPr>
+          <w:t xml:space="preserve">Kan u in uw eigen woorden omschrijven wat de PARADISE-interventie inhoudt?</w:t>
+        </w:r>
+      </w:ins>
     </w:p>
     <w:p>
       <w:pPr>
@@ -1594,14 +2130,26 @@
           <w:lang w:val="nl-BE"/>
         </w:rPr>
       </w:pPr>
-      <w:r>
-        <w:rPr>
-          <w:rFonts w:cstheme="minorHAnsi"/>
-          <w:color w:val="24303B"/>
-          <w:lang w:val="nl-BE"/>
-        </w:rPr>
-        <w:t>Als je even terugdenkt aan de training die je kreeg, wat verwachtte je te leren?</w:t>
-      </w:r>
+      <w:del w:id="1084" w:author="Janou De Buyser" w:date="2026-10-26T10:00:00Z">
+        <w:r>
+          <w:rPr>
+            <w:rFonts w:cstheme="minorHAnsi"/>
+            <w:color w:val="24303B"/>
+            <w:lang w:val="nl-BE"/>
+          </w:rPr>
+          <w:delText>Als je even terugdenkt aan de training die je kreeg, wat verwachtte je te leren?</w:delText>
+        </w:r>
+      </w:del>
+      <w:ins w:id="1085" w:author="Janou De Buyser" w:date="2026-10-26T10:00:00Z">
+        <w:r>
+          <w:rPr>
+            <w:rFonts w:cstheme="minorHAnsi"/>
+            <w:color w:val="24303B"/>
+            <w:lang w:val="nl-BE"/>
+          </w:rPr>
+          <w:t xml:space="preserve">Als u terugdenkt aan de training die u kreeg, wat verwachtte u te leren?</w:t>
+        </w:r>
+      </w:ins>
     </w:p>
     <w:p>
       <w:pPr>
@@ -1636,13 +2184,33 @@
           <w:lang w:val="nl-BE"/>
         </w:rPr>
       </w:pPr>
-      <w:r>
-        <w:rPr>
-          <w:rFonts w:cstheme="minorHAnsi"/>
-          <w:color w:val="24303B"/>
-          <w:lang w:val="nl-BE"/>
-        </w:rPr>
-        <w:t xml:space="preserve">Welke verwachtingen zijn niet voldaan? </w:t>
+      <w:del w:id="1086" w:author="Janou De Buyser" w:date="2026-10-26T10:00:00Z">
+        <w:r>
+          <w:rPr>
+            <w:rFonts w:cstheme="minorHAnsi"/>
+            <w:color w:val="24303B"/>
+            <w:lang w:val="nl-BE"/>
+          </w:rPr>
+          <w:delText xml:space="preserve">Welke verwachtingen zijn niet voldaan?</w:delText>
+        </w:r>
+      </w:del>
+      <w:ins w:id="1087" w:author="Janou De Buyser" w:date="2026-10-26T10:00:00Z">
+        <w:r>
+          <w:rPr>
+            <w:rFonts w:cstheme="minorHAnsi"/>
+            <w:color w:val="24303B"/>
+            <w:lang w:val="nl-BE"/>
+          </w:rPr>
+          <w:t xml:space="preserve">Aan welke verwachtingen werd niet voldaan?</w:t>
+        </w:r>
+      </w:ins>
+      <w:r>
+        <w:rPr>
+          <w:rFonts w:cstheme="minorHAnsi"/>
+          <w:color w:val="24303B"/>
+          <w:lang w:val="nl-BE"/>
+        </w:rPr>
+        <w:t xml:space="preserve"> </w:t>
       </w:r>
     </w:p>
     <w:p>
@@ -1657,14 +2225,26 @@
           <w:lang w:val="nl-BE"/>
         </w:rPr>
       </w:pPr>
-      <w:r>
-        <w:rPr>
-          <w:rFonts w:cstheme="minorHAnsi"/>
-          <w:color w:val="24303B"/>
-          <w:lang w:val="nl-BE"/>
-        </w:rPr>
-        <w:t>Hoe zouden we, volgens jou, deze verwachtingen in de toekomst kunnen inlossen?</w:t>
-      </w:r>
+      <w:del w:id="1088" w:author="Janou De Buyser" w:date="2026-10-26T10:00:00Z">
+        <w:r>
+          <w:rPr>
+            <w:rFonts w:cstheme="minorHAnsi"/>
+            <w:color w:val="24303B"/>
+            <w:lang w:val="nl-BE"/>
+          </w:rPr>
+          <w:delText>Hoe zouden we, volgens jou, deze verwachtingen in de toekomst kunnen inlossen?</w:delText>
+        </w:r>
+      </w:del>
+      <w:ins w:id="1089" w:author="Janou De Buyser" w:date="2026-10-26T10:00:00Z">
+        <w:r>
+          <w:rPr>
+            <w:rFonts w:cstheme="minorHAnsi"/>
+            <w:color w:val="24303B"/>
+            <w:lang w:val="nl-BE"/>
+          </w:rPr>
+          <w:t xml:space="preserve">Hoe zouden we deze verwachtingen volgens u in de toekomst kunnen inlossen?</w:t>
+        </w:r>
+      </w:ins>
     </w:p>
     <w:p>
       <w:pPr>
@@ -1688,13 +2268,33 @@
           <w:lang w:val="nl-BE"/>
         </w:rPr>
       </w:pPr>
-      <w:r>
-        <w:rPr>
-          <w:rFonts w:cstheme="minorHAnsi"/>
-          <w:color w:val="24303B"/>
-          <w:lang w:val="nl-BE"/>
-        </w:rPr>
-        <w:t xml:space="preserve">Welke zaken, neem je ongeacht de studie, mee in de dagelijkse praktijk van de voetkliniek? </w:t>
+      <w:del w:id="1090" w:author="Janou De Buyser" w:date="2026-10-26T10:00:00Z">
+        <w:r>
+          <w:rPr>
+            <w:rFonts w:cstheme="minorHAnsi"/>
+            <w:color w:val="24303B"/>
+            <w:lang w:val="nl-BE"/>
+          </w:rPr>
+          <w:delText xml:space="preserve">Welke zaken, neem je ongeacht de studie, mee in de dagelijkse praktijk van de voetkliniek?</w:delText>
+        </w:r>
+      </w:del>
+      <w:ins w:id="1091" w:author="Janou De Buyser" w:date="2026-10-26T10:00:00Z">
+        <w:r>
+          <w:rPr>
+            <w:rFonts w:cstheme="minorHAnsi"/>
+            <w:color w:val="24303B"/>
+            <w:lang w:val="nl-BE"/>
+          </w:rPr>
+          <w:t xml:space="preserve">Welke zaken neemt u, los van de studie, mee in de dagelijkse praktijk van de voetkliniek?</w:t>
+        </w:r>
+      </w:ins>
+      <w:r>
+        <w:rPr>
+          <w:rFonts w:cstheme="minorHAnsi"/>
+          <w:color w:val="24303B"/>
+          <w:lang w:val="nl-BE"/>
+        </w:rPr>
+        <w:t xml:space="preserve"> </w:t>
       </w:r>
     </w:p>
     <w:p>
@@ -1718,14 +2318,26 @@
           <w:lang w:val="nl-BE"/>
         </w:rPr>
       </w:pPr>
-      <w:r>
-        <w:rPr>
-          <w:rFonts w:cstheme="minorHAnsi"/>
-          <w:color w:val="24303B"/>
-          <w:lang w:val="nl-BE"/>
-        </w:rPr>
-        <w:t>Welke zaken van de training zijn er volgens jou voor verbetering vatbaar?</w:t>
-      </w:r>
+      <w:del w:id="1092" w:author="Janou De Buyser" w:date="2026-10-26T10:00:00Z">
+        <w:r>
+          <w:rPr>
+            <w:rFonts w:cstheme="minorHAnsi"/>
+            <w:color w:val="24303B"/>
+            <w:lang w:val="nl-BE"/>
+          </w:rPr>
+          <w:delText>Welke zaken van de training zijn er volgens jou voor verbetering vatbaar?</w:delText>
+        </w:r>
+      </w:del>
+      <w:ins w:id="1093" w:author="Janou De Buyser" w:date="2026-10-26T10:00:00Z">
+        <w:r>
+          <w:rPr>
+            <w:rFonts w:cstheme="minorHAnsi"/>
+            <w:color w:val="24303B"/>
+            <w:lang w:val="nl-BE"/>
+          </w:rPr>
+          <w:t xml:space="preserve">Welke zaken van de training zijn volgens u voor verbetering vatbaar?</w:t>
+        </w:r>
+      </w:ins>
     </w:p>
     <w:p>
       <w:pPr>
@@ -1739,14 +2351,26 @@
           <w:lang w:val="nl-BE"/>
         </w:rPr>
       </w:pPr>
-      <w:r>
-        <w:rPr>
-          <w:rFonts w:cstheme="minorHAnsi"/>
-          <w:color w:val="24303B"/>
-          <w:lang w:val="nl-BE"/>
-        </w:rPr>
-        <w:t>Wat zou je ons adviseren om deze verbeterpunten aan te pakken?</w:t>
-      </w:r>
+      <w:del w:id="1094" w:author="Janou De Buyser" w:date="2026-10-26T10:00:00Z">
+        <w:r>
+          <w:rPr>
+            <w:rFonts w:cstheme="minorHAnsi"/>
+            <w:color w:val="24303B"/>
+            <w:lang w:val="nl-BE"/>
+          </w:rPr>
+          <w:delText>Wat zou je ons adviseren om deze verbeterpunten aan te pakken?</w:delText>
+        </w:r>
+      </w:del>
+      <w:ins w:id="1095" w:author="Janou De Buyser" w:date="2026-10-26T10:00:00Z">
+        <w:r>
+          <w:rPr>
+            <w:rFonts w:cstheme="minorHAnsi"/>
+            <w:color w:val="24303B"/>
+            <w:lang w:val="nl-BE"/>
+          </w:rPr>
+          <w:t xml:space="preserve">Wat zou u ons adviseren om deze verbeterpunten aan te pakken?</w:t>
+        </w:r>
+      </w:ins>
     </w:p>
     <w:p>
       <w:pPr>
@@ -1760,42 +2384,26 @@
           <w:lang w:val="nl-BE"/>
         </w:rPr>
       </w:pPr>
-      <w:r>
-        <w:rPr>
-          <w:rFonts w:cstheme="minorHAnsi"/>
-          <w:color w:val="24303B"/>
-          <w:lang w:val="nl-BE"/>
-        </w:rPr>
-        <w:t xml:space="preserve">Welke zaken, uit </w:t>
-      </w:r>
-      <w:del w:id="1008" w:author="Janou De Buyser" w:date="2026-10-25T10:00:00Z">
-        <w:r>
-          <w:rPr>
-            <w:rFonts w:cstheme="minorHAnsi"/>
-            <w:color w:val="24303B"/>
-            <w:lang w:val="nl-BE"/>
-          </w:rPr>
-          <w:delText xml:space="preserve">de inhoud van de therapie</w:delText>
+      <w:del w:id="1096" w:author="Janou De Buyser" w:date="2026-10-26T10:00:00Z">
+        <w:r>
+          <w:rPr>
+            <w:rFonts w:cstheme="minorHAnsi"/>
+            <w:color w:val="24303B"/>
+            <w:lang w:val="nl-BE"/>
+          </w:rPr>
+          <w:delText>Welke zaken, uit de inhoud van de therapie, leken voor jou moeilijk haalbaar om uit te voeren in de praktijk?</w:delText>
         </w:r>
       </w:del>
-      <w:ins w:id="1009" w:author="Janou De Buyser" w:date="2026-10-25T10:00:00Z">
-        <w:r>
-          <w:rPr>
-            <w:rFonts w:cstheme="minorHAnsi"/>
-            <w:color w:val="24303B"/>
-            <w:lang w:val="nl-BE"/>
-          </w:rPr>
-          <w:t xml:space="preserve">de inhoud van de PARADISE-interventie</w:t>
+      <w:ins w:id="1097" w:author="Janou De Buyser" w:date="2026-10-26T10:00:00Z">
+        <w:r>
+          <w:rPr>
+            <w:rFonts w:cstheme="minorHAnsi"/>
+            <w:color w:val="24303B"/>
+            <w:lang w:val="nl-BE"/>
+          </w:rPr>
+          <w:t xml:space="preserve">Welke onderdelen van de PARADISE-interventie leken u moeilijk haalbaar in de praktijk?</w:t>
         </w:r>
       </w:ins>
-      <w:r>
-        <w:rPr>
-          <w:rFonts w:cstheme="minorHAnsi"/>
-          <w:color w:val="24303B"/>
-          <w:lang w:val="nl-BE"/>
-        </w:rPr>
-        <w:t xml:space="preserve">, leken voor jou moeilijk haalbaar om uit te voeren in de praktijk?</w:t>
-      </w:r>
     </w:p>
     <w:p>
       <w:pPr>
@@ -1819,13 +2427,33 @@
           <w:lang w:val="nl-BE"/>
         </w:rPr>
       </w:pPr>
-      <w:r>
-        <w:rPr>
-          <w:rFonts w:cstheme="minorHAnsi"/>
-          <w:color w:val="24303B"/>
-          <w:lang w:val="nl-BE"/>
-        </w:rPr>
-        <w:t xml:space="preserve">Na de training, hoe voelde je je bij het idee dat je de PARADISE interventie binnenkort zelf ging geven aan jouw patiënten? </w:t>
+      <w:del w:id="1098" w:author="Janou De Buyser" w:date="2026-10-26T10:00:00Z">
+        <w:r>
+          <w:rPr>
+            <w:rFonts w:cstheme="minorHAnsi"/>
+            <w:color w:val="24303B"/>
+            <w:lang w:val="nl-BE"/>
+          </w:rPr>
+          <w:delText xml:space="preserve">Na de training, hoe voelde je je bij het idee dat je de PARADISE interventie binnenkort zelf ging geven aan jouw patiënten?</w:delText>
+        </w:r>
+      </w:del>
+      <w:ins w:id="1099" w:author="Janou De Buyser" w:date="2026-10-26T10:00:00Z">
+        <w:r>
+          <w:rPr>
+            <w:rFonts w:cstheme="minorHAnsi"/>
+            <w:color w:val="24303B"/>
+            <w:lang w:val="nl-BE"/>
+          </w:rPr>
+          <w:t xml:space="preserve">Hoe voelde u zich na de training bij het idee dat u de PARADISE-interventie binnenkort zelf aan uw patiënten zou geven?</w:t>
+        </w:r>
+      </w:ins>
+      <w:r>
+        <w:rPr>
+          <w:rFonts w:cstheme="minorHAnsi"/>
+          <w:color w:val="24303B"/>
+          <w:lang w:val="nl-BE"/>
+        </w:rPr>
+        <w:t xml:space="preserve"> </w:t>
       </w:r>
     </w:p>
     <w:p>
@@ -1840,13 +2468,33 @@
           <w:lang w:val="nl-BE"/>
         </w:rPr>
       </w:pPr>
-      <w:r>
-        <w:rPr>
-          <w:rFonts w:cstheme="minorHAnsi"/>
-          <w:color w:val="24303B"/>
-          <w:lang w:val="nl-BE"/>
-        </w:rPr>
-        <w:t xml:space="preserve">Wie zou je eventueel verder kunnen ondersteunen? </w:t>
+      <w:del w:id="1100" w:author="Janou De Buyser" w:date="2026-10-26T10:00:00Z">
+        <w:r>
+          <w:rPr>
+            <w:rFonts w:cstheme="minorHAnsi"/>
+            <w:color w:val="24303B"/>
+            <w:lang w:val="nl-BE"/>
+          </w:rPr>
+          <w:delText xml:space="preserve">Wie zou je eventueel verder kunnen ondersteunen?</w:delText>
+        </w:r>
+      </w:del>
+      <w:ins w:id="1101" w:author="Janou De Buyser" w:date="2026-10-26T10:00:00Z">
+        <w:r>
+          <w:rPr>
+            <w:rFonts w:cstheme="minorHAnsi"/>
+            <w:color w:val="24303B"/>
+            <w:lang w:val="nl-BE"/>
+          </w:rPr>
+          <w:t xml:space="preserve">Wie zou u eventueel verder kunnen ondersteunen?</w:t>
+        </w:r>
+      </w:ins>
+      <w:r>
+        <w:rPr>
+          <w:rFonts w:cstheme="minorHAnsi"/>
+          <w:color w:val="24303B"/>
+          <w:lang w:val="nl-BE"/>
+        </w:rPr>
+        <w:t xml:space="preserve"> </w:t>
       </w:r>
     </w:p>
     <w:p>
@@ -1871,14 +2519,26 @@
           <w:lang w:val="nl-BE"/>
         </w:rPr>
       </w:pPr>
-      <w:r>
-        <w:rPr>
-          <w:rFonts w:cstheme="minorHAnsi"/>
-          <w:color w:val="24303B"/>
-          <w:lang w:val="nl-BE"/>
-        </w:rPr>
-        <w:t>Indien je de PARADISE interventie zou moeten aanleren aan jouw collega’s, hoe zou je de training vormgeven?</w:t>
-      </w:r>
+      <w:del w:id="1102" w:author="Janou De Buyser" w:date="2026-10-26T10:00:00Z">
+        <w:r>
+          <w:rPr>
+            <w:rFonts w:cstheme="minorHAnsi"/>
+            <w:color w:val="24303B"/>
+            <w:lang w:val="nl-BE"/>
+          </w:rPr>
+          <w:delText>Indien je de PARADISE interventie zou moeten aanleren aan jouw collega’s, hoe zou je de training vormgeven?</w:delText>
+        </w:r>
+      </w:del>
+      <w:ins w:id="1103" w:author="Janou De Buyser" w:date="2026-10-26T10:00:00Z">
+        <w:r>
+          <w:rPr>
+            <w:rFonts w:cstheme="minorHAnsi"/>
+            <w:color w:val="24303B"/>
+            <w:lang w:val="nl-BE"/>
+          </w:rPr>
+          <w:t xml:space="preserve">Als u de PARADISE-interventie aan uw collega’s zou moeten aanleren, hoe zou u de training vormgeven?</w:t>
+        </w:r>
+      </w:ins>
     </w:p>
     <w:p>
       <w:pPr>
@@ -1898,7 +2558,7 @@
           <w:lang w:val="nl-BE"/>
         </w:rPr>
       </w:pPr>
-      <w:del w:id="1002" w:author="Janou De Buyser" w:date="2026-10-25T10:00:00Z">
+      <w:del w:id="1104" w:author="Janou De Buyser" w:date="2026-10-26T10:00:00Z">
         <w:r>
           <w:rPr>
             <w:rFonts w:cstheme="minorHAnsi"/>
@@ -1908,7 +2568,7 @@
           <w:delText>6.</w:delText>
         </w:r>
       </w:del>
-      <w:del w:id="1003" w:author="Janou De Buyser" w:date="2026-10-25T10:00:00Z">
+      <w:del w:id="1105" w:author="Janou De Buyser" w:date="2026-10-26T10:00:00Z">
         <w:r>
           <w:rPr>
             <w:rFonts w:cstheme="minorHAnsi"/>
@@ -1920,30 +2580,46 @@
           <w:delText xml:space="preserve">    </w:delText>
         </w:r>
       </w:del>
-      <w:r>
-        <w:rPr>
-          <w:rFonts w:cstheme="minorHAnsi"/>
-          <w:color w:val="24303B"/>
-          <w:lang w:val="nl-BE"/>
-        </w:rPr>
-        <w:t xml:space="preserve">Wat was jouw beeld van de </w:t>
-      </w:r>
-      <w:r>
-        <w:rPr>
-          <w:rFonts w:cstheme="minorHAnsi"/>
-          <w:color w:val="24303B"/>
-          <w:lang w:val="nl-BE"/>
-        </w:rPr>
-        <w:t>interventie</w:t>
-      </w:r>
-      <w:r>
-        <w:rPr>
-          <w:rFonts w:cstheme="minorHAnsi"/>
-          <w:color w:val="24303B"/>
-          <w:lang w:val="nl-BE"/>
-        </w:rPr>
-        <w:t>, voordat je de training kreeg?</w:t>
-      </w:r>
+      <w:del w:id="1106" w:author="Janou De Buyser" w:date="2026-10-26T10:00:00Z">
+        <w:r>
+          <w:rPr>
+            <w:rFonts w:cstheme="minorHAnsi"/>
+            <w:color w:val="24303B"/>
+            <w:lang w:val="nl-BE"/>
+          </w:rPr>
+          <w:delText xml:space="preserve">Wat was jouw beeld van de </w:delText>
+        </w:r>
+      </w:del>
+      <w:del w:id="1107" w:author="Janou De Buyser" w:date="2026-10-26T10:00:00Z">
+        <w:r>
+          <w:rPr>
+            <w:rFonts w:cstheme="minorHAnsi"/>
+            <w:color w:val="24303B"/>
+            <w:lang w:val="nl-BE"/>
+          </w:rPr>
+          <w:delText>interventie</w:delText>
+        </w:r>
+      </w:del>
+      <w:del w:id="1108" w:author="Janou De Buyser" w:date="2026-10-26T10:00:00Z">
+        <w:r>
+          <w:rPr>
+            <w:rFonts w:cstheme="minorHAnsi"/>
+            <w:color w:val="24303B"/>
+            <w:lang w:val="nl-BE"/>
+          </w:rPr>
+          <w:delText>, voordat je de training kreeg?</w:delText>
+        </w:r>
+      </w:del>
+      <w:ins w:id="1109" w:author="Janou De Buyser" w:date="2026-10-26T10:00:00Z">
+        <w:r>
+          <w:rPr>
+            <w:rFonts w:cstheme="minorHAnsi"/>
+            <w:color w:val="24303B"/>
+            <w:lang w:val="nl-BE"/>
+          </w:rPr>
+          <w:t xml:space="preserve">Wat was uw beeld van de interventie voordat u de training kreeg?</w:t>
+        </w:r>
+      </w:ins>
     </w:p>
     <w:p>
       <w:pPr>
@@ -1978,42 +2654,26 @@
           <w:lang w:val="nl-BE"/>
         </w:rPr>
       </w:pPr>
-      <w:r>
-        <w:rPr>
-          <w:rFonts w:cstheme="minorHAnsi"/>
-          <w:color w:val="24303B"/>
-          <w:lang w:val="nl-BE"/>
-        </w:rPr>
-        <w:t xml:space="preserve">Welke zaken hebben doorheen het geven van </w:t>
-      </w:r>
-      <w:del w:id="1010" w:author="Janou De Buyser" w:date="2026-10-25T10:00:00Z">
-        <w:r>
-          <w:rPr>
-            <w:rFonts w:cstheme="minorHAnsi"/>
-            <w:color w:val="24303B"/>
-            <w:lang w:val="nl-BE"/>
-          </w:rPr>
-          <w:delText xml:space="preserve">de studietherapie</w:delText>
+      <w:del w:id="1110" w:author="Janou De Buyser" w:date="2026-10-26T10:00:00Z">
+        <w:r>
+          <w:rPr>
+            <w:rFonts w:cstheme="minorHAnsi"/>
+            <w:color w:val="24303B"/>
+            <w:lang w:val="nl-BE"/>
+          </w:rPr>
+          <w:delText>Welke zaken hebben doorheen het geven van de studietherapie ervoor gezorgd dat dit beeld verder is bijgesteld?</w:delText>
         </w:r>
       </w:del>
-      <w:ins w:id="1011" w:author="Janou De Buyser" w:date="2026-10-25T10:00:00Z">
-        <w:r>
-          <w:rPr>
-            <w:rFonts w:cstheme="minorHAnsi"/>
-            <w:color w:val="24303B"/>
-            <w:lang w:val="nl-BE"/>
-          </w:rPr>
-          <w:t xml:space="preserve">de PARADISE-interventie</w:t>
+      <w:ins w:id="1111" w:author="Janou De Buyser" w:date="2026-10-26T10:00:00Z">
+        <w:r>
+          <w:rPr>
+            <w:rFonts w:cstheme="minorHAnsi"/>
+            <w:color w:val="24303B"/>
+            <w:lang w:val="nl-BE"/>
+          </w:rPr>
+          <w:t xml:space="preserve">Wat heeft dit beeld, doorheen het geven van de PARADISE-interventie, verder bijgesteld?</w:t>
         </w:r>
       </w:ins>
-      <w:r>
-        <w:rPr>
-          <w:rFonts w:cstheme="minorHAnsi"/>
-          <w:color w:val="24303B"/>
-          <w:lang w:val="nl-BE"/>
-        </w:rPr>
-        <w:t xml:space="preserve"> ervoor gezorgd dat dit beeld verder is bijgesteld?</w:t>
-      </w:r>
     </w:p>
     <w:p>
       <w:pPr>
@@ -2259,7 +2919,7 @@
         </w:rPr>
         <w:t>DBV raadpleging – Podologie raadpleging</w:t>
       </w:r>
-      <w:ins w:id="1004" w:author="Janou De Buyser" w:date="2026-10-25T10:00:00Z">
+      <w:ins w:id="1216" w:author="Janou De Buyser" w:date="2026-10-26T10:00:00Z">
         <w:r>
           <w:rPr>
             <w:rFonts w:cstheme="minorBidi"/>
@@ -2472,7 +3132,35 @@
           <w:color w:val="24303B"/>
           <w:lang w:val="nl-BE"/>
         </w:rPr>
-        <w:t xml:space="preserve">Kunt u beschrijven in welke volgorde de verschillende onderdelen van de PARADISE interventie worden uitgevoerd? </w:t>
+        <w:t xml:space="preserve">Kunt u beschrijven in welke volgorde de verschillende onderdelen van de </w:t>
+      </w:r>
+      <w:del w:id="1217" w:author="Janou De Buyser" w:date="2026-10-26T10:00:00Z">
+        <w:r>
+          <w:rPr>
+            <w:rFonts w:cstheme="minorBidi"/>
+            <w:color w:val="24303B"/>
+            <w:lang w:val="nl-BE"/>
+          </w:rPr>
+          <w:delText xml:space="preserve">PARADISE interventie</w:delText>
+        </w:r>
+      </w:del>
+      <w:ins w:id="1218" w:author="Janou De Buyser" w:date="2026-10-26T10:00:00Z">
+        <w:r>
+          <w:rPr>
+            <w:rFonts w:cstheme="minorBidi"/>
+            <w:color w:val="24303B"/>
+            <w:lang w:val="nl-BE"/>
+          </w:rPr>
+          <w:t xml:space="preserve">PARADISE-interventie</w:t>
+        </w:r>
+      </w:ins>
+      <w:r>
+        <w:rPr>
+          <w:rFonts w:cstheme="minorBidi"/>
+          <w:color w:val="24303B"/>
+          <w:lang w:val="nl-BE"/>
+        </w:rPr>
+        <w:t xml:space="preserve"> worden uitgevoerd? </w:t>
       </w:r>
     </w:p>
     <w:p>
@@ -2918,7 +3606,35 @@
           <w:color w:val="24303B"/>
           <w:lang w:val="nl-BE"/>
         </w:rPr>
-        <w:t xml:space="preserve">Hoe wordt informatie over de behandeling gedeeld met de medisch supervisor? </w:t>
+        <w:t xml:space="preserve">Hoe wordt informatie over de behandeling gedeeld met de </w:t>
+      </w:r>
+      <w:del w:id="1219" w:author="Janou De Buyser" w:date="2026-10-26T10:00:00Z">
+        <w:r>
+          <w:rPr>
+            <w:rFonts w:cstheme="minorBidi"/>
+            <w:color w:val="24303B"/>
+            <w:lang w:val="nl-BE"/>
+          </w:rPr>
+          <w:delText xml:space="preserve">medisch supervisor</w:delText>
+        </w:r>
+      </w:del>
+      <w:ins w:id="1220" w:author="Janou De Buyser" w:date="2026-10-26T10:00:00Z">
+        <w:r>
+          <w:rPr>
+            <w:rFonts w:cstheme="minorBidi"/>
+            <w:color w:val="24303B"/>
+            <w:lang w:val="nl-BE"/>
+          </w:rPr>
+          <w:t xml:space="preserve">medische supervisor</w:t>
+        </w:r>
+      </w:ins>
+      <w:r>
+        <w:rPr>
+          <w:rFonts w:cstheme="minorBidi"/>
+          <w:color w:val="24303B"/>
+          <w:lang w:val="nl-BE"/>
+        </w:rPr>
+        <w:t xml:space="preserve">? </w:t>
       </w:r>
     </w:p>
     <w:p>
@@ -3152,29 +3868,53 @@
           <w:lang w:val="nl-BE"/>
         </w:rPr>
       </w:pPr>
-      <w:r>
-        <w:rPr>
-          <w:rFonts w:cstheme="minorHAnsi"/>
-          <w:color w:val="24303B"/>
-          <w:lang w:val="nl-BE"/>
-        </w:rPr>
-        <w:t xml:space="preserve">Welke zaken binnen de </w:t>
-      </w:r>
-      <w:r>
-        <w:rPr>
-          <w:rFonts w:cstheme="minorHAnsi"/>
-          <w:color w:val="24303B"/>
-          <w:lang w:val="nl-BE"/>
-        </w:rPr>
-        <w:t>PARADISE interventies</w:t>
-      </w:r>
-      <w:r>
-        <w:rPr>
-          <w:rFonts w:cstheme="minorHAnsi"/>
-          <w:color w:val="24303B"/>
-          <w:lang w:val="nl-BE"/>
-        </w:rPr>
-        <w:t xml:space="preserve"> verlopen vlot? </w:t>
+      <w:del w:id="1112" w:author="Janou De Buyser" w:date="2026-10-26T10:00:00Z">
+        <w:r>
+          <w:rPr>
+            <w:rFonts w:cstheme="minorHAnsi"/>
+            <w:color w:val="24303B"/>
+            <w:lang w:val="nl-BE"/>
+          </w:rPr>
+          <w:delText xml:space="preserve">Welke zaken binnen de </w:delText>
+        </w:r>
+      </w:del>
+      <w:del w:id="1113" w:author="Janou De Buyser" w:date="2026-10-26T10:00:00Z">
+        <w:r>
+          <w:rPr>
+            <w:rFonts w:cstheme="minorHAnsi"/>
+            <w:color w:val="24303B"/>
+            <w:lang w:val="nl-BE"/>
+          </w:rPr>
+          <w:delText>PARADISE interventies</w:delText>
+        </w:r>
+      </w:del>
+      <w:del w:id="1114" w:author="Janou De Buyser" w:date="2026-10-26T10:00:00Z">
+        <w:r>
+          <w:rPr>
+            <w:rFonts w:cstheme="minorHAnsi"/>
+            <w:color w:val="24303B"/>
+            <w:lang w:val="nl-BE"/>
+          </w:rPr>
+          <w:delText xml:space="preserve"> verlopen vlot?</w:delText>
+        </w:r>
+      </w:del>
+      <w:ins w:id="1115" w:author="Janou De Buyser" w:date="2026-10-26T10:00:00Z">
+        <w:r>
+          <w:rPr>
+            <w:rFonts w:cstheme="minorHAnsi"/>
+            <w:color w:val="24303B"/>
+            <w:lang w:val="nl-BE"/>
+          </w:rPr>
+          <w:t xml:space="preserve">Welke onderdelen van de PARADISE-interventie verlopen vlot?</w:t>
+        </w:r>
+      </w:ins>
+      <w:r>
+        <w:rPr>
+          <w:rFonts w:cstheme="minorHAnsi"/>
+          <w:color w:val="24303B"/>
+          <w:lang w:val="nl-BE"/>
+        </w:rPr>
+        <w:t xml:space="preserve"> </w:t>
       </w:r>
     </w:p>
     <w:p>
@@ -3210,14 +3950,26 @@
           <w:lang w:val="nl-BE"/>
         </w:rPr>
       </w:pPr>
-      <w:r>
-        <w:rPr>
-          <w:rFonts w:cstheme="minorHAnsi"/>
-          <w:color w:val="24303B"/>
-          <w:lang w:val="nl-BE"/>
-        </w:rPr>
-        <w:t>Hoe ervaarde je deze positieve zaken?</w:t>
-      </w:r>
+      <w:del w:id="1116" w:author="Janou De Buyser" w:date="2026-10-26T10:00:00Z">
+        <w:r>
+          <w:rPr>
+            <w:rFonts w:cstheme="minorHAnsi"/>
+            <w:color w:val="24303B"/>
+            <w:lang w:val="nl-BE"/>
+          </w:rPr>
+          <w:delText>Hoe ervaarde je deze positieve zaken?</w:delText>
+        </w:r>
+      </w:del>
+      <w:ins w:id="1117" w:author="Janou De Buyser" w:date="2026-10-26T10:00:00Z">
+        <w:r>
+          <w:rPr>
+            <w:rFonts w:cstheme="minorHAnsi"/>
+            <w:color w:val="24303B"/>
+            <w:lang w:val="nl-BE"/>
+          </w:rPr>
+          <w:t xml:space="preserve">Hoe ervaarde u deze positieve zaken?</w:t>
+        </w:r>
+      </w:ins>
     </w:p>
     <w:p>
       <w:pPr>
@@ -3231,42 +3983,26 @@
           <w:lang w:val="nl-BE"/>
         </w:rPr>
       </w:pPr>
-      <w:r>
-        <w:rPr>
-          <w:rFonts w:cstheme="minorHAnsi"/>
-          <w:color w:val="24303B"/>
-          <w:lang w:val="nl-BE"/>
-        </w:rPr>
-        <w:t xml:space="preserve">Heb je zelf ideeën om </w:t>
-      </w:r>
-      <w:del w:id="1012" w:author="Janou De Buyser" w:date="2026-10-25T10:00:00Z">
-        <w:r>
-          <w:rPr>
-            <w:rFonts w:cstheme="minorHAnsi"/>
-            <w:color w:val="24303B"/>
-            <w:lang w:val="nl-BE"/>
-          </w:rPr>
-          <w:delText xml:space="preserve">de studietherapie</w:delText>
+      <w:del w:id="1118" w:author="Janou De Buyser" w:date="2026-10-26T10:00:00Z">
+        <w:r>
+          <w:rPr>
+            <w:rFonts w:cstheme="minorHAnsi"/>
+            <w:color w:val="24303B"/>
+            <w:lang w:val="nl-BE"/>
+          </w:rPr>
+          <w:delText>Heb je zelf ideeën om de studietherapie vlotter te laten verlopen?</w:delText>
         </w:r>
       </w:del>
-      <w:ins w:id="1013" w:author="Janou De Buyser" w:date="2026-10-25T10:00:00Z">
-        <w:r>
-          <w:rPr>
-            <w:rFonts w:cstheme="minorHAnsi"/>
-            <w:color w:val="24303B"/>
-            <w:lang w:val="nl-BE"/>
-          </w:rPr>
-          <w:t xml:space="preserve">de PARADISE-interventie</w:t>
+      <w:ins w:id="1119" w:author="Janou De Buyser" w:date="2026-10-26T10:00:00Z">
+        <w:r>
+          <w:rPr>
+            <w:rFonts w:cstheme="minorHAnsi"/>
+            <w:color w:val="24303B"/>
+            <w:lang w:val="nl-BE"/>
+          </w:rPr>
+          <w:t xml:space="preserve">Heeft u zelf ideeën om de PARADISE-interventie vlotter te laten verlopen?</w:t>
         </w:r>
       </w:ins>
-      <w:r>
-        <w:rPr>
-          <w:rFonts w:cstheme="minorHAnsi"/>
-          <w:color w:val="24303B"/>
-          <w:lang w:val="nl-BE"/>
-        </w:rPr>
-        <w:t xml:space="preserve"> vlotter te laten verlopen?</w:t>
-      </w:r>
     </w:p>
     <w:p>
       <w:pPr>
@@ -3290,29 +4026,53 @@
           <w:lang w:val="nl-BE"/>
         </w:rPr>
       </w:pPr>
-      <w:r>
-        <w:rPr>
-          <w:rFonts w:cstheme="minorHAnsi"/>
-          <w:color w:val="24303B"/>
-          <w:lang w:val="nl-BE"/>
-        </w:rPr>
-        <w:t xml:space="preserve">Welke elementen van de </w:t>
-      </w:r>
-      <w:r>
-        <w:rPr>
-          <w:rFonts w:cstheme="minorHAnsi"/>
-          <w:color w:val="24303B"/>
-          <w:lang w:val="nl-BE"/>
-        </w:rPr>
-        <w:t>PARADISE interventies</w:t>
-      </w:r>
-      <w:r>
-        <w:rPr>
-          <w:rFonts w:cstheme="minorHAnsi"/>
-          <w:color w:val="24303B"/>
-          <w:lang w:val="nl-BE"/>
-        </w:rPr>
-        <w:t xml:space="preserve"> zijn voor verbetering vatbaar? </w:t>
+      <w:del w:id="1120" w:author="Janou De Buyser" w:date="2026-10-26T10:00:00Z">
+        <w:r>
+          <w:rPr>
+            <w:rFonts w:cstheme="minorHAnsi"/>
+            <w:color w:val="24303B"/>
+            <w:lang w:val="nl-BE"/>
+          </w:rPr>
+          <w:delText xml:space="preserve">Welke elementen van de </w:delText>
+        </w:r>
+      </w:del>
+      <w:del w:id="1121" w:author="Janou De Buyser" w:date="2026-10-26T10:00:00Z">
+        <w:r>
+          <w:rPr>
+            <w:rFonts w:cstheme="minorHAnsi"/>
+            <w:color w:val="24303B"/>
+            <w:lang w:val="nl-BE"/>
+          </w:rPr>
+          <w:delText>PARADISE interventies</w:delText>
+        </w:r>
+      </w:del>
+      <w:del w:id="1122" w:author="Janou De Buyser" w:date="2026-10-26T10:00:00Z">
+        <w:r>
+          <w:rPr>
+            <w:rFonts w:cstheme="minorHAnsi"/>
+            <w:color w:val="24303B"/>
+            <w:lang w:val="nl-BE"/>
+          </w:rPr>
+          <w:delText xml:space="preserve"> zijn voor verbetering vatbaar?</w:delText>
+        </w:r>
+      </w:del>
+      <w:ins w:id="1123" w:author="Janou De Buyser" w:date="2026-10-26T10:00:00Z">
+        <w:r>
+          <w:rPr>
+            <w:rFonts w:cstheme="minorHAnsi"/>
+            <w:color w:val="24303B"/>
+            <w:lang w:val="nl-BE"/>
+          </w:rPr>
+          <w:t xml:space="preserve">Welke onderdelen van de PARADISE-interventie zijn voor verbetering vatbaar?</w:t>
+        </w:r>
+      </w:ins>
+      <w:r>
+        <w:rPr>
+          <w:rFonts w:cstheme="minorHAnsi"/>
+          <w:color w:val="24303B"/>
+          <w:lang w:val="nl-BE"/>
+        </w:rPr>
+        <w:t xml:space="preserve"> </w:t>
       </w:r>
     </w:p>
     <w:p>
@@ -3380,22 +4140,76 @@
           <w:lang w:val="nl-BE"/>
         </w:rPr>
       </w:pPr>
-      <w:r>
-        <w:rPr>
-          <w:rFonts w:cstheme="minorHAnsi"/>
-          <w:color w:val="24303B"/>
-          <w:lang w:val="nl-BE"/>
-        </w:rPr>
-        <w:t xml:space="preserve">Hoe </w:t>
-      </w:r>
-      <w:r>
-        <w:rPr>
-          <w:rFonts w:cstheme="minorHAnsi"/>
-          <w:color w:val="24303B"/>
-          <w:lang w:val="nl-BE"/>
-        </w:rPr>
-        <w:t>heb</w:t>
-      </w:r>
+      <w:del w:id="1124" w:author="Janou De Buyser" w:date="2026-10-26T10:00:00Z">
+        <w:r>
+          <w:rPr>
+            <w:rFonts w:cstheme="minorHAnsi"/>
+            <w:color w:val="24303B"/>
+            <w:lang w:val="nl-BE"/>
+          </w:rPr>
+          <w:delText xml:space="preserve">Hoe </w:delText>
+        </w:r>
+      </w:del>
+      <w:del w:id="1125" w:author="Janou De Buyser" w:date="2026-10-26T10:00:00Z">
+        <w:r>
+          <w:rPr>
+            <w:rFonts w:cstheme="minorHAnsi"/>
+            <w:color w:val="24303B"/>
+            <w:lang w:val="nl-BE"/>
+          </w:rPr>
+          <w:delText>heb</w:delText>
+        </w:r>
+      </w:del>
+      <w:del w:id="1126" w:author="Janou De Buyser" w:date="2026-10-26T10:00:00Z">
+        <w:r>
+          <w:rPr>
+            <w:rFonts w:cstheme="minorHAnsi"/>
+            <w:color w:val="24303B"/>
+            <w:lang w:val="nl-BE"/>
+          </w:rPr>
+          <w:delText xml:space="preserve"> </w:delText>
+        </w:r>
+      </w:del>
+      <w:del w:id="1127" w:author="Janou De Buyser" w:date="2026-10-26T10:00:00Z">
+        <w:r>
+          <w:rPr>
+            <w:rFonts w:cstheme="minorHAnsi"/>
+            <w:color w:val="24303B"/>
+            <w:lang w:val="nl-BE"/>
+          </w:rPr>
+          <w:delText>je</w:delText>
+        </w:r>
+      </w:del>
+      <w:del w:id="1128" w:author="Janou De Buyser" w:date="2026-10-26T10:00:00Z">
+        <w:r>
+          <w:rPr>
+            <w:rFonts w:cstheme="minorHAnsi"/>
+            <w:color w:val="24303B"/>
+            <w:lang w:val="nl-BE"/>
+          </w:rPr>
+          <w:delText xml:space="preserve"> deze verbeterpunten kunnen oplossen</w:delText>
+        </w:r>
+      </w:del>
+      <w:del w:id="1129" w:author="Janou De Buyser" w:date="2026-10-26T10:00:00Z">
+        <w:r>
+          <w:rPr>
+            <w:rFonts w:cstheme="minorHAnsi"/>
+            <w:color w:val="24303B"/>
+            <w:lang w:val="nl-BE"/>
+          </w:rPr>
+          <w:delText xml:space="preserve">?</w:delText>
+        </w:r>
+      </w:del>
+      <w:ins w:id="1130" w:author="Janou De Buyser" w:date="2026-10-26T10:00:00Z">
+        <w:r>
+          <w:rPr>
+            <w:rFonts w:cstheme="minorHAnsi"/>
+            <w:color w:val="24303B"/>
+            <w:lang w:val="nl-BE"/>
+          </w:rPr>
+          <w:t xml:space="preserve">Hoe heeft u deze verbeterpunten kunnen oplossen?</w:t>
+        </w:r>
+      </w:ins>
       <w:r>
         <w:rPr>
           <w:rFonts w:cstheme="minorHAnsi"/>
@@ -3403,30 +4217,6 @@
           <w:lang w:val="nl-BE"/>
         </w:rPr>
         <w:t xml:space="preserve"> </w:t>
-      </w:r>
-      <w:r>
-        <w:rPr>
-          <w:rFonts w:cstheme="minorHAnsi"/>
-          <w:color w:val="24303B"/>
-          <w:lang w:val="nl-BE"/>
-        </w:rPr>
-        <w:t>je</w:t>
-      </w:r>
-      <w:r>
-        <w:rPr>
-          <w:rFonts w:cstheme="minorHAnsi"/>
-          <w:color w:val="24303B"/>
-          <w:lang w:val="nl-BE"/>
-        </w:rPr>
-        <w:t xml:space="preserve"> deze verbeterpunten kunnen oplossen</w:t>
-      </w:r>
-      <w:r>
-        <w:rPr>
-          <w:rFonts w:cstheme="minorHAnsi"/>
-          <w:color w:val="24303B"/>
-          <w:lang w:val="nl-BE"/>
-        </w:rPr>
-        <w:t xml:space="preserve">? </w:t>
       </w:r>
     </w:p>
     <w:p>
@@ -3520,40 +4310,47 @@
           <w:lang w:val="nl-BE"/>
         </w:rPr>
       </w:pPr>
-      <w:commentRangeStart w:id="1"/>
-      <w:r>
-        <w:rPr>
-          <w:rFonts w:cstheme="minorHAnsi"/>
-          <w:color w:val="24303B"/>
-          <w:lang w:val="nl-BE"/>
-        </w:rPr>
-        <w:t xml:space="preserve">Hebben deze elementen volgens jou een invloed op de klinische resultaten van de </w:t>
-      </w:r>
-      <w:r>
-        <w:rPr>
-          <w:rFonts w:cstheme="minorHAnsi"/>
-          <w:color w:val="24303B"/>
-          <w:lang w:val="nl-BE"/>
-        </w:rPr>
-        <w:t>studie</w:t>
-      </w:r>
-      <w:r>
-        <w:rPr>
-          <w:rFonts w:cstheme="minorHAnsi"/>
-          <w:color w:val="24303B"/>
-          <w:lang w:val="nl-BE"/>
-        </w:rPr>
-        <w:t>?</w:t>
-      </w:r>
-      <w:r>
-        <w:rPr>
-          <w:rFonts w:cstheme="minorHAnsi"/>
-          <w:color w:val="24303B"/>
-          <w:lang w:val="nl-BE"/>
-        </w:rPr>
-        <w:t xml:space="preserve"> </w:t>
-      </w:r>
-      <w:del w:id="1005" w:author="Janou De Buyser" w:date="2026-10-25T10:00:00Z">
+      <w:del w:id="1131" w:author="Janou De Buyser" w:date="2026-10-26T10:00:00Z">
+        <w:r>
+          <w:rPr>
+            <w:rFonts w:cstheme="minorHAnsi"/>
+            <w:color w:val="24303B"/>
+            <w:lang w:val="nl-BE"/>
+          </w:rPr>
+          <w:delText xml:space="preserve">Hebben deze elementen volgens jou een invloed op de klinische resultaten van de </w:delText>
+        </w:r>
+      </w:del>
+      <w:del w:id="1132" w:author="Janou De Buyser" w:date="2026-10-26T10:00:00Z">
+        <w:r>
+          <w:rPr>
+            <w:rFonts w:cstheme="minorHAnsi"/>
+            <w:color w:val="24303B"/>
+            <w:lang w:val="nl-BE"/>
+          </w:rPr>
+          <w:delText>studie</w:delText>
+        </w:r>
+      </w:del>
+      <w:del w:id="1133" w:author="Janou De Buyser" w:date="2026-10-26T10:00:00Z">
+        <w:r>
+          <w:rPr>
+            <w:rFonts w:cstheme="minorHAnsi"/>
+            <w:color w:val="24303B"/>
+            <w:lang w:val="nl-BE"/>
+          </w:rPr>
+          <w:delText>?</w:delText>
+        </w:r>
+      </w:del>
+      <w:del w:id="1134" w:author="Janou De Buyser" w:date="2026-10-26T10:00:00Z">
+        <w:r>
+          <w:rPr>
+            <w:rFonts w:cstheme="minorHAnsi"/>
+            <w:color w:val="24303B"/>
+            <w:lang w:val="nl-BE"/>
+          </w:rPr>
+          <w:delText xml:space="preserve"> </w:delText>
+        </w:r>
+      </w:del>
+      <w:del w:id="1135" w:author="Janou De Buyser" w:date="2026-10-26T10:00:00Z">
         <w:r>
           <w:rPr>
             <w:rFonts w:cstheme="minorHAnsi"/>
@@ -3563,7 +4360,7 @@
           <w:delText xml:space="preserve">Met klinische resultaten wordt </w:delText>
         </w:r>
       </w:del>
-      <w:del w:id="1006" w:author="Janou De Buyser" w:date="2026-10-25T10:00:00Z">
+      <w:del w:id="1136" w:author="Janou De Buyser" w:date="2026-10-26T10:00:00Z">
         <w:r>
           <w:rPr>
             <w:rFonts w:cstheme="minorHAnsi"/>
@@ -3573,14 +4370,15 @@
           <w:delText>bedoeld het bewegen van de arm en hand, de mate van onafhankelijk dagdagelijkse activiteiten kunnen uitoefenen…</w:delText>
         </w:r>
       </w:del>
-      <w:ins w:id="1007" w:author="Janou De Buyser" w:date="2026-10-25T10:00:00Z">
-        <w:r>
-          <w:rPr>
-            <w:rFonts w:cstheme="minorHAnsi"/>
-            <w:color w:val="24303B"/>
-            <w:lang w:val="nl-BE"/>
-          </w:rPr>
-          <w:t xml:space="preserve">Met klinische resultaten bedoelen we het voorkomen van nieuwe voetulcera en de therapietrouw met het schoeisel.</w:t>
+      <w:ins w:id="1137" w:author="Janou De Buyser" w:date="2026-10-26T10:00:00Z">
+        <w:commentRangeStart w:id="1"/>
+        <w:r>
+          <w:rPr>
+            <w:rFonts w:cstheme="minorHAnsi"/>
+            <w:color w:val="24303B"/>
+            <w:lang w:val="nl-BE"/>
+          </w:rPr>
+          <w:t xml:space="preserve">Hebben deze elementen volgens u een invloed op de klinische resultaten van de studie? Met klinische resultaten bedoelen we het voorkomen van nieuwe voetulcera en de therapietrouw met het schoeisel.</w:t>
         </w:r>
         <w:commentRangeEnd w:id="1"/>
         <w:r>
@@ -3612,30 +4410,46 @@
           <w:lang w:val="nl-BE"/>
         </w:rPr>
       </w:pPr>
-      <w:r>
-        <w:rPr>
-          <w:rFonts w:cstheme="minorHAnsi"/>
-          <w:color w:val="24303B"/>
-          <w:lang w:val="nl-BE"/>
-        </w:rPr>
-        <w:t xml:space="preserve">Welke zaken heb je aangepast aan de </w:t>
-      </w:r>
-      <w:r>
-        <w:rPr>
-          <w:rFonts w:cstheme="minorHAnsi"/>
-          <w:color w:val="24303B"/>
-          <w:lang w:val="nl-BE"/>
-        </w:rPr>
-        <w:t>PARADISE interventie</w:t>
-      </w:r>
-      <w:r>
-        <w:rPr>
-          <w:rFonts w:cstheme="minorHAnsi"/>
-          <w:color w:val="24303B"/>
-          <w:lang w:val="nl-BE"/>
-        </w:rPr>
-        <w:t xml:space="preserve"> op basis van deze aandachtspunten?</w:t>
-      </w:r>
+      <w:del w:id="1138" w:author="Janou De Buyser" w:date="2026-10-26T10:00:00Z">
+        <w:r>
+          <w:rPr>
+            <w:rFonts w:cstheme="minorHAnsi"/>
+            <w:color w:val="24303B"/>
+            <w:lang w:val="nl-BE"/>
+          </w:rPr>
+          <w:delText xml:space="preserve">Welke zaken heb je aangepast aan de </w:delText>
+        </w:r>
+      </w:del>
+      <w:del w:id="1139" w:author="Janou De Buyser" w:date="2026-10-26T10:00:00Z">
+        <w:r>
+          <w:rPr>
+            <w:rFonts w:cstheme="minorHAnsi"/>
+            <w:color w:val="24303B"/>
+            <w:lang w:val="nl-BE"/>
+          </w:rPr>
+          <w:delText>PARADISE interventie</w:delText>
+        </w:r>
+      </w:del>
+      <w:del w:id="1140" w:author="Janou De Buyser" w:date="2026-10-26T10:00:00Z">
+        <w:r>
+          <w:rPr>
+            <w:rFonts w:cstheme="minorHAnsi"/>
+            <w:color w:val="24303B"/>
+            <w:lang w:val="nl-BE"/>
+          </w:rPr>
+          <w:delText xml:space="preserve"> op basis van deze aandachtspunten?</w:delText>
+        </w:r>
+      </w:del>
+      <w:ins w:id="1141" w:author="Janou De Buyser" w:date="2026-10-26T10:00:00Z">
+        <w:r>
+          <w:rPr>
+            <w:rFonts w:cstheme="minorHAnsi"/>
+            <w:color w:val="24303B"/>
+            <w:lang w:val="nl-BE"/>
+          </w:rPr>
+          <w:t xml:space="preserve">Wat heeft u op basis van deze aandachtspunten aangepast aan de PARADISE-interventie?</w:t>
+        </w:r>
+      </w:ins>
     </w:p>
     <w:p>
       <w:pPr>
@@ -3650,41 +4464,37 @@
           <w:lang w:val="nl-BE"/>
         </w:rPr>
       </w:pPr>
-      <w:r>
-        <w:rPr>
-          <w:rFonts w:cstheme="minorHAnsi"/>
-          <w:color w:val="24303B"/>
-          <w:lang w:val="nl-BE"/>
-        </w:rPr>
-        <w:t xml:space="preserve">Hoe hebben de </w:t>
-      </w:r>
-      <w:r>
-        <w:rPr>
-          <w:rFonts w:cstheme="minorHAnsi"/>
-          <w:color w:val="24303B"/>
-          <w:lang w:val="nl-BE"/>
-        </w:rPr>
-        <w:t>aandachtspunten</w:t>
-      </w:r>
-      <w:r>
-        <w:rPr>
-          <w:rFonts w:cstheme="minorHAnsi"/>
-          <w:color w:val="24303B"/>
-          <w:lang w:val="nl-BE"/>
-        </w:rPr>
-        <w:t xml:space="preserve"> ervoor gezorgd dat er veranderingen zijn doorgevoerd </w:t>
-      </w:r>
-      <w:del w:id="1014" w:author="Janou De Buyser" w:date="2026-10-25T10:00:00Z">
-        <w:r>
-          <w:rPr>
-            <w:rFonts w:cstheme="minorHAnsi"/>
-            <w:color w:val="24303B"/>
-            <w:lang w:val="nl-BE"/>
-          </w:rPr>
-          <w:delText xml:space="preserve">in de </w:delText>
+      <w:del w:id="1142" w:author="Janou De Buyser" w:date="2026-10-26T10:00:00Z">
+        <w:r>
+          <w:rPr>
+            <w:rFonts w:cstheme="minorHAnsi"/>
+            <w:color w:val="24303B"/>
+            <w:lang w:val="nl-BE"/>
+          </w:rPr>
+          <w:delText xml:space="preserve">Hoe hebben de </w:delText>
         </w:r>
       </w:del>
-      <w:del w:id="1015" w:author="Janou De Buyser" w:date="2026-10-25T10:00:00Z">
+      <w:del w:id="1143" w:author="Janou De Buyser" w:date="2026-10-26T10:00:00Z">
+        <w:r>
+          <w:rPr>
+            <w:rFonts w:cstheme="minorHAnsi"/>
+            <w:color w:val="24303B"/>
+            <w:lang w:val="nl-BE"/>
+          </w:rPr>
+          <w:delText>aandachtspunten</w:delText>
+        </w:r>
+      </w:del>
+      <w:del w:id="1144" w:author="Janou De Buyser" w:date="2026-10-26T10:00:00Z">
+        <w:r>
+          <w:rPr>
+            <w:rFonts w:cstheme="minorHAnsi"/>
+            <w:color w:val="24303B"/>
+            <w:lang w:val="nl-BE"/>
+          </w:rPr>
+          <w:delText xml:space="preserve"> ervoor gezorgd dat er veranderingen zijn doorgevoerd in de </w:delText>
+        </w:r>
+      </w:del>
+      <w:del w:id="1145" w:author="Janou De Buyser" w:date="2026-10-26T10:00:00Z">
         <w:r>
           <w:rPr>
             <w:rFonts w:cstheme="minorHAnsi"/>
@@ -3694,24 +4504,26 @@
           <w:delText>therapie</w:delText>
         </w:r>
       </w:del>
-      <w:ins w:id="1016" w:author="Janou De Buyser" w:date="2026-10-25T10:00:00Z">
-        <w:r>
-          <w:rPr>
-            <w:rFonts w:cstheme="minorHAnsi"/>
-            <w:color w:val="24303B"/>
-            <w:lang w:val="nl-BE"/>
-          </w:rPr>
-          <w:t xml:space="preserve">in de interventie</w:t>
+      <w:del w:id="1146" w:author="Janou De Buyser" w:date="2026-10-26T10:00:00Z">
+        <w:r>
+          <w:rPr>
+            <w:rFonts w:cstheme="minorHAnsi"/>
+            <w:color w:val="24303B"/>
+            <w:lang w:val="nl-BE"/>
+          </w:rPr>
+          <w:delText>?</w:delText>
+        </w:r>
+      </w:del>
+      <w:ins w:id="1147" w:author="Janou De Buyser" w:date="2026-10-26T10:00:00Z">
+        <w:r>
+          <w:rPr>
+            <w:rFonts w:cstheme="minorHAnsi"/>
+            <w:color w:val="24303B"/>
+            <w:lang w:val="nl-BE"/>
+          </w:rPr>
+          <w:t xml:space="preserve">Hoe hebben de aandachtspunten ervoor gezorgd dat er veranderingen zijn doorgevoerd in de interventie?</w:t>
         </w:r>
       </w:ins>
-      <w:r>
-        <w:rPr>
-          <w:rFonts w:cstheme="minorHAnsi"/>
-          <w:color w:val="24303B"/>
-          <w:lang w:val="nl-BE"/>
-        </w:rPr>
-        <w:t>?</w:t>
-      </w:r>
     </w:p>
     <w:p>
       <w:pPr>
@@ -3726,30 +4538,46 @@
           <w:lang w:val="nl-BE"/>
         </w:rPr>
       </w:pPr>
-      <w:r>
-        <w:rPr>
-          <w:rFonts w:cstheme="minorHAnsi"/>
-          <w:color w:val="24303B"/>
-          <w:lang w:val="nl-BE"/>
-        </w:rPr>
-        <w:t xml:space="preserve">Waarom zijn volgens </w:t>
-      </w:r>
-      <w:r>
-        <w:rPr>
-          <w:rFonts w:cstheme="minorHAnsi"/>
-          <w:color w:val="24303B"/>
-          <w:lang w:val="nl-BE"/>
-        </w:rPr>
-        <w:t>jou</w:t>
-      </w:r>
-      <w:r>
-        <w:rPr>
-          <w:rFonts w:cstheme="minorHAnsi"/>
-          <w:color w:val="24303B"/>
-          <w:lang w:val="nl-BE"/>
-        </w:rPr>
-        <w:t xml:space="preserve"> deze veranderingen nodig geweest?</w:t>
-      </w:r>
+      <w:del w:id="1148" w:author="Janou De Buyser" w:date="2026-10-26T10:00:00Z">
+        <w:r>
+          <w:rPr>
+            <w:rFonts w:cstheme="minorHAnsi"/>
+            <w:color w:val="24303B"/>
+            <w:lang w:val="nl-BE"/>
+          </w:rPr>
+          <w:delText xml:space="preserve">Waarom zijn volgens </w:delText>
+        </w:r>
+      </w:del>
+      <w:del w:id="1149" w:author="Janou De Buyser" w:date="2026-10-26T10:00:00Z">
+        <w:r>
+          <w:rPr>
+            <w:rFonts w:cstheme="minorHAnsi"/>
+            <w:color w:val="24303B"/>
+            <w:lang w:val="nl-BE"/>
+          </w:rPr>
+          <w:delText>jou</w:delText>
+        </w:r>
+      </w:del>
+      <w:del w:id="1150" w:author="Janou De Buyser" w:date="2026-10-26T10:00:00Z">
+        <w:r>
+          <w:rPr>
+            <w:rFonts w:cstheme="minorHAnsi"/>
+            <w:color w:val="24303B"/>
+            <w:lang w:val="nl-BE"/>
+          </w:rPr>
+          <w:delText xml:space="preserve"> deze veranderingen nodig geweest?</w:delText>
+        </w:r>
+      </w:del>
+      <w:ins w:id="1151" w:author="Janou De Buyser" w:date="2026-10-26T10:00:00Z">
+        <w:r>
+          <w:rPr>
+            <w:rFonts w:cstheme="minorHAnsi"/>
+            <w:color w:val="24303B"/>
+            <w:lang w:val="nl-BE"/>
+          </w:rPr>
+          <w:t xml:space="preserve">Waarom waren deze veranderingen volgens u nodig?</w:t>
+        </w:r>
+      </w:ins>
     </w:p>
     <w:p>
       <w:pPr>
@@ -4016,6 +4844,30 @@
           <w:lang/>
         </w:rPr>
       </w:pPr>
+      <w:del w:id="1221" w:author="Janou De Buyser" w:date="2026-10-26T10:00:00Z">
+        <w:r>
+          <w:rPr>
+            <w:b/>
+            <w:bCs/>
+            <w:color w:val="123A5F"/>
+            <w:highlight w:val="lightGray"/>
+            <w:lang w:val="en-GB"/>
+          </w:rPr>
+          <w:delText xml:space="preserve">k)</w:delText>
+        </w:r>
+      </w:del>
+      <w:ins w:id="1222" w:author="Janou De Buyser" w:date="2026-10-26T10:00:00Z">
+        <w:r>
+          <w:rPr>
+            <w:b/>
+            <w:bCs/>
+            <w:color w:val="123A5F"/>
+            <w:highlight w:val="lightGray"/>
+            <w:lang w:val="en-GB"/>
+          </w:rPr>
+          <w:t xml:space="preserve">(k)</w:t>
+        </w:r>
+      </w:ins>
       <w:r>
         <w:rPr>
           <w:b/>
@@ -4024,7 +4876,7 @@
           <w:highlight w:val="lightGray"/>
           <w:lang w:val="en-GB"/>
         </w:rPr>
-        <w:t>k) Level of satisfaction and acceptability of the intervention as a whole and the different components</w:t>
+        <w:t xml:space="preserve"> Level of satisfaction and acceptability of the intervention as a whole and the different components</w:t>
       </w:r>
       <w:r>
         <w:rPr>
@@ -4426,14 +5278,26 @@
           <w:lang w:val="nl-BE"/>
         </w:rPr>
       </w:pPr>
-      <w:r>
-        <w:rPr>
-          <w:rFonts w:cstheme="minorHAnsi"/>
-          <w:color w:val="24303B"/>
-          <w:lang w:val="nl-BE"/>
-        </w:rPr>
-        <w:t>In welke mate heeft de interventie bijgedragen aan jouw vaardigheden omtrent het monitoren/educeren/behandelen van de patiënt met diabetes?</w:t>
-      </w:r>
+      <w:del w:id="1152" w:author="Janou De Buyser" w:date="2026-10-26T10:00:00Z">
+        <w:r>
+          <w:rPr>
+            <w:rFonts w:cstheme="minorHAnsi"/>
+            <w:color w:val="24303B"/>
+            <w:lang w:val="nl-BE"/>
+          </w:rPr>
+          <w:delText>In welke mate heeft de interventie bijgedragen aan jouw vaardigheden omtrent het monitoren/educeren/behandelen van de patiënt met diabetes?</w:delText>
+        </w:r>
+      </w:del>
+      <w:ins w:id="1153" w:author="Janou De Buyser" w:date="2026-10-26T10:00:00Z">
+        <w:r>
+          <w:rPr>
+            <w:rFonts w:cstheme="minorHAnsi"/>
+            <w:color w:val="24303B"/>
+            <w:lang w:val="nl-BE"/>
+          </w:rPr>
+          <w:t xml:space="preserve">In welke mate heeft de interventie bijgedragen aan uw vaardigheden in het opvolgen, informeren en behandelen van patiënten met diabetes?</w:t>
+        </w:r>
+      </w:ins>
     </w:p>
     <w:p>
       <w:pPr>
@@ -4448,14 +5312,26 @@
           <w:lang w:val="nl-BE"/>
         </w:rPr>
       </w:pPr>
-      <w:r>
-        <w:rPr>
-          <w:rFonts w:cstheme="minorHAnsi"/>
-          <w:color w:val="24303B"/>
-          <w:lang w:val="nl-BE"/>
-        </w:rPr>
-        <w:t>In hoeverre heeft de interventie de inhoud van je standaardzorg beïnvloed?</w:t>
-      </w:r>
+      <w:del w:id="1154" w:author="Janou De Buyser" w:date="2026-10-26T10:00:00Z">
+        <w:r>
+          <w:rPr>
+            <w:rFonts w:cstheme="minorHAnsi"/>
+            <w:color w:val="24303B"/>
+            <w:lang w:val="nl-BE"/>
+          </w:rPr>
+          <w:delText>In hoeverre heeft de interventie de inhoud van je standaardzorg beïnvloed?</w:delText>
+        </w:r>
+      </w:del>
+      <w:ins w:id="1155" w:author="Janou De Buyser" w:date="2026-10-26T10:00:00Z">
+        <w:r>
+          <w:rPr>
+            <w:rFonts w:cstheme="minorHAnsi"/>
+            <w:color w:val="24303B"/>
+            <w:lang w:val="nl-BE"/>
+          </w:rPr>
+          <w:t xml:space="preserve">In hoeverre heeft de interventie de inhoud van uw standaardzorg beïnvloed?</w:t>
+        </w:r>
+      </w:ins>
     </w:p>
     <w:p>
       <w:pPr>
@@ -5123,14 +5999,26 @@
           <w:lang w:val="nl-BE"/>
         </w:rPr>
       </w:pPr>
-      <w:r>
-        <w:rPr>
-          <w:rFonts w:cstheme="minorBidi"/>
-          <w:color w:val="24303B"/>
-          <w:lang w:val="nl-BE"/>
-        </w:rPr>
-        <w:t>Voelt patiënt zich gesteund en begrepen?</w:t>
-      </w:r>
+      <w:del w:id="1156" w:author="Janou De Buyser" w:date="2026-10-26T10:00:00Z">
+        <w:r>
+          <w:rPr>
+            <w:rFonts w:cstheme="minorBidi"/>
+            <w:color w:val="24303B"/>
+            <w:lang w:val="nl-BE"/>
+          </w:rPr>
+          <w:delText>Voelt patiënt zich gesteund en begrepen?</w:delText>
+        </w:r>
+      </w:del>
+      <w:ins w:id="1157" w:author="Janou De Buyser" w:date="2026-10-26T10:00:00Z">
+        <w:r>
+          <w:rPr>
+            <w:rFonts w:cstheme="minorBidi"/>
+            <w:color w:val="24303B"/>
+            <w:lang w:val="nl-BE"/>
+          </w:rPr>
+          <w:t xml:space="preserve">Voelt de patiënt zich gesteund en begrepen?</w:t>
+        </w:r>
+      </w:ins>
     </w:p>
     <w:p>
       <w:pPr>
@@ -5148,38 +6036,56 @@
         </w:rPr>
         <w:t>è</w:t>
       </w:r>
-      <w:r>
-        <w:rPr>
-          <w:rFonts w:cstheme="minorHAnsi"/>
-          <w:color w:val="24303B"/>
-          <w:lang w:val="nl-BE"/>
-        </w:rPr>
-        <w:t>Als we nu even kijken naar de relatie met de patiënt, h</w:t>
-      </w:r>
-      <w:r>
-        <w:rPr>
-          <w:rFonts w:cstheme="minorHAnsi"/>
-          <w:color w:val="24303B"/>
-          <w:lang w:val="nl-BE"/>
-        </w:rPr>
-        <w:t xml:space="preserve">oe ervaarde </w:t>
-      </w:r>
-      <w:r>
-        <w:rPr>
-          <w:rFonts w:cstheme="minorHAnsi"/>
-          <w:color w:val="24303B"/>
-          <w:lang w:val="nl-BE"/>
-        </w:rPr>
-        <w:t>je het nauw samen</w:t>
-      </w:r>
-      <w:r>
-        <w:rPr>
-          <w:rFonts w:cstheme="minorHAnsi"/>
-          <w:color w:val="24303B"/>
-          <w:lang w:val="nl-BE"/>
-        </w:rPr>
-        <w:t>werken met de patiënten?</w:t>
-      </w:r>
+      <w:del w:id="1196" w:author="Janou De Buyser" w:date="2026-10-26T10:00:00Z">
+        <w:r>
+          <w:rPr>
+            <w:rFonts w:cstheme="minorHAnsi"/>
+            <w:color w:val="24303B"/>
+            <w:lang w:val="nl-BE"/>
+          </w:rPr>
+          <w:delText>Als we nu even kijken naar de relatie met de patiënt, h</w:delText>
+        </w:r>
+      </w:del>
+      <w:del w:id="1197" w:author="Janou De Buyser" w:date="2026-10-26T10:00:00Z">
+        <w:r>
+          <w:rPr>
+            <w:rFonts w:cstheme="minorHAnsi"/>
+            <w:color w:val="24303B"/>
+            <w:lang w:val="nl-BE"/>
+          </w:rPr>
+          <w:delText xml:space="preserve">oe ervaarde </w:delText>
+        </w:r>
+      </w:del>
+      <w:del w:id="1198" w:author="Janou De Buyser" w:date="2026-10-26T10:00:00Z">
+        <w:r>
+          <w:rPr>
+            <w:rFonts w:cstheme="minorHAnsi"/>
+            <w:color w:val="24303B"/>
+            <w:lang w:val="nl-BE"/>
+          </w:rPr>
+          <w:delText>je het nauw samen</w:delText>
+        </w:r>
+      </w:del>
+      <w:del w:id="1199" w:author="Janou De Buyser" w:date="2026-10-26T10:00:00Z">
+        <w:r>
+          <w:rPr>
+            <w:rFonts w:cstheme="minorHAnsi"/>
+            <w:color w:val="24303B"/>
+            <w:lang w:val="nl-BE"/>
+          </w:rPr>
+          <w:delText>werken met de patiënten?</w:delText>
+        </w:r>
+      </w:del>
+      <w:ins w:id="1200" w:author="Janou De Buyser" w:date="2026-10-26T10:00:00Z">
+        <w:r>
+          <w:rPr>
+            <w:rFonts w:cstheme="minorHAnsi"/>
+            <w:color w:val="24303B"/>
+            <w:lang w:val="nl-BE"/>
+          </w:rPr>
+          <w:t xml:space="preserve">Als we kijken naar de relatie met de patiënt: hoe ervaarde u de nauwe samenwerking met de patiënten?</w:t>
+        </w:r>
+      </w:ins>
     </w:p>
     <w:p>
       <w:pPr>
@@ -5197,14 +6103,106 @@
         </w:rPr>
         <w:t>è</w:t>
       </w:r>
-      <w:r>
-        <w:rPr>
-          <w:rFonts w:cstheme="minorHAnsi"/>
-          <w:color w:val="24303B"/>
-          <w:lang w:val="nl-BE"/>
-        </w:rPr>
-        <w:t>Heeft</w:t>
-      </w:r>
+      <w:del w:id="1201" w:author="Janou De Buyser" w:date="2026-10-26T10:00:00Z">
+        <w:r>
+          <w:rPr>
+            <w:rFonts w:cstheme="minorHAnsi"/>
+            <w:color w:val="24303B"/>
+            <w:lang w:val="nl-BE"/>
+          </w:rPr>
+          <w:delText>Heeft</w:delText>
+        </w:r>
+      </w:del>
+      <w:del w:id="1202" w:author="Janou De Buyser" w:date="2026-10-26T10:00:00Z">
+        <w:r>
+          <w:rPr>
+            <w:rFonts w:cstheme="minorHAnsi"/>
+            <w:color w:val="24303B"/>
+            <w:lang w:val="nl-BE"/>
+          </w:rPr>
+          <w:delText xml:space="preserve"> </w:delText>
+        </w:r>
+      </w:del>
+      <w:del w:id="1203" w:author="Janou De Buyser" w:date="2026-10-26T10:00:00Z">
+        <w:r>
+          <w:rPr>
+            <w:rFonts w:cstheme="minorHAnsi"/>
+            <w:color w:val="24303B"/>
+            <w:lang w:val="nl-BE"/>
+          </w:rPr>
+          <w:delText xml:space="preserve">de nauwe samenwerking </w:delText>
+        </w:r>
+      </w:del>
+      <w:del w:id="1204" w:author="Janou De Buyser" w:date="2026-10-26T10:00:00Z">
+        <w:r>
+          <w:rPr>
+            <w:rFonts w:cstheme="minorHAnsi"/>
+            <w:color w:val="24303B"/>
+            <w:lang w:val="nl-BE"/>
+          </w:rPr>
+          <w:delText xml:space="preserve">volgens jou </w:delText>
+        </w:r>
+      </w:del>
+      <w:del w:id="1205" w:author="Janou De Buyser" w:date="2026-10-26T10:00:00Z">
+        <w:r>
+          <w:rPr>
+            <w:rFonts w:cstheme="minorHAnsi"/>
+            <w:color w:val="24303B"/>
+            <w:lang w:val="nl-BE"/>
+          </w:rPr>
+          <w:delText>een</w:delText>
+        </w:r>
+      </w:del>
+      <w:del w:id="1206" w:author="Janou De Buyser" w:date="2026-10-26T10:00:00Z">
+        <w:r>
+          <w:rPr>
+            <w:rFonts w:cstheme="minorHAnsi"/>
+            <w:color w:val="24303B"/>
+            <w:lang w:val="nl-BE"/>
+          </w:rPr>
+          <w:delText xml:space="preserve"> effect</w:delText>
+        </w:r>
+      </w:del>
+      <w:del w:id="1207" w:author="Janou De Buyser" w:date="2026-10-26T10:00:00Z">
+        <w:r>
+          <w:rPr>
+            <w:rFonts w:cstheme="minorHAnsi"/>
+            <w:color w:val="24303B"/>
+            <w:lang w:val="nl-BE"/>
+          </w:rPr>
+          <w:delText xml:space="preserve"> op </w:delText>
+        </w:r>
+      </w:del>
+      <w:del w:id="1208" w:author="Janou De Buyser" w:date="2026-10-26T10:00:00Z">
+        <w:r>
+          <w:rPr>
+            <w:rFonts w:cstheme="minorHAnsi"/>
+            <w:color w:val="24303B"/>
+            <w:lang w:val="nl-BE"/>
+          </w:rPr>
+          <w:delText>de klinische resultaten van de trial</w:delText>
+        </w:r>
+      </w:del>
+      <w:del w:id="1209" w:author="Janou De Buyser" w:date="2026-10-26T10:00:00Z">
+        <w:r>
+          <w:rPr>
+            <w:rFonts w:cstheme="minorHAnsi"/>
+            <w:color w:val="24303B"/>
+            <w:lang w:val="nl-BE"/>
+          </w:rPr>
+          <w:delText xml:space="preserve">?</w:delText>
+        </w:r>
+      </w:del>
+      <w:ins w:id="1210" w:author="Janou De Buyser" w:date="2026-10-26T10:00:00Z">
+        <w:r>
+          <w:rPr>
+            <w:rFonts w:cstheme="minorHAnsi"/>
+            <w:color w:val="24303B"/>
+            <w:lang w:val="nl-BE"/>
+          </w:rPr>
+          <w:t xml:space="preserve">Heeft de nauwe samenwerking volgens u een effect op de klinische resultaten van de studie?</w:t>
+        </w:r>
+      </w:ins>
       <w:r>
         <w:rPr>
           <w:rFonts w:cstheme="minorHAnsi"/>
@@ -5212,62 +6210,6 @@
           <w:lang w:val="nl-BE"/>
         </w:rPr>
         <w:t xml:space="preserve"> </w:t>
-      </w:r>
-      <w:r>
-        <w:rPr>
-          <w:rFonts w:cstheme="minorHAnsi"/>
-          <w:color w:val="24303B"/>
-          <w:lang w:val="nl-BE"/>
-        </w:rPr>
-        <w:t xml:space="preserve">de nauwe samenwerking </w:t>
-      </w:r>
-      <w:r>
-        <w:rPr>
-          <w:rFonts w:cstheme="minorHAnsi"/>
-          <w:color w:val="24303B"/>
-          <w:lang w:val="nl-BE"/>
-        </w:rPr>
-        <w:t xml:space="preserve">volgens jou </w:t>
-      </w:r>
-      <w:r>
-        <w:rPr>
-          <w:rFonts w:cstheme="minorHAnsi"/>
-          <w:color w:val="24303B"/>
-          <w:lang w:val="nl-BE"/>
-        </w:rPr>
-        <w:t>een</w:t>
-      </w:r>
-      <w:r>
-        <w:rPr>
-          <w:rFonts w:cstheme="minorHAnsi"/>
-          <w:color w:val="24303B"/>
-          <w:lang w:val="nl-BE"/>
-        </w:rPr>
-        <w:t xml:space="preserve"> effect</w:t>
-      </w:r>
-      <w:r>
-        <w:rPr>
-          <w:rFonts w:cstheme="minorHAnsi"/>
-          <w:color w:val="24303B"/>
-          <w:lang w:val="nl-BE"/>
-        </w:rPr>
-        <w:t xml:space="preserve"> op </w:t>
-      </w:r>
-      <w:r>
-        <w:rPr>
-          <w:rFonts w:cstheme="minorHAnsi"/>
-          <w:color w:val="24303B"/>
-          <w:lang w:val="nl-BE"/>
-        </w:rPr>
-        <w:t>de klinische resultaten van de trial</w:t>
-      </w:r>
-      <w:r>
-        <w:rPr>
-          <w:rFonts w:cstheme="minorHAnsi"/>
-          <w:color w:val="24303B"/>
-          <w:lang w:val="nl-BE"/>
-        </w:rPr>
-        <w:t xml:space="preserve">? </w:t>
       </w:r>
     </w:p>
     <w:p>
@@ -5376,32 +6318,24 @@
           <w:lang w:val="nl-BE"/>
         </w:rPr>
       </w:pPr>
-      <w:r>
-        <w:rPr>
-          <w:rFonts w:cstheme="minorHAnsi"/>
-          <w:color w:val="24303B"/>
-          <w:lang w:val="nl-BE"/>
-        </w:rPr>
-        <w:t xml:space="preserve">Hoe ervaarde je de motivatie van de patiënten tijdens </w:t>
-      </w:r>
-      <w:del w:id="1017" w:author="Janou De Buyser" w:date="2026-10-25T10:00:00Z">
-        <w:r>
-          <w:rPr>
-            <w:rFonts w:cstheme="minorHAnsi"/>
-            <w:color w:val="24303B"/>
-            <w:lang w:val="nl-BE"/>
-          </w:rPr>
-          <w:delText xml:space="preserve">de studietherapiesessies</w:delText>
+      <w:del w:id="1158" w:author="Janou De Buyser" w:date="2026-10-26T10:00:00Z">
+        <w:r>
+          <w:rPr>
+            <w:rFonts w:cstheme="minorHAnsi"/>
+            <w:color w:val="24303B"/>
+            <w:lang w:val="nl-BE"/>
+          </w:rPr>
+          <w:delText xml:space="preserve">Hoe ervaarde je de motivatie van de patiënten tijdens de studietherapiesessies?</w:delText>
         </w:r>
       </w:del>
-      <w:ins w:id="1018" w:author="Janou De Buyser" w:date="2026-10-25T10:00:00Z">
-        <w:r>
-          <w:rPr>
-            <w:rFonts w:cstheme="minorHAnsi"/>
-            <w:color w:val="24303B"/>
-            <w:lang w:val="nl-BE"/>
-          </w:rPr>
-          <w:t xml:space="preserve">de PARADISE-sessies</w:t>
+      <w:ins w:id="1159" w:author="Janou De Buyser" w:date="2026-10-26T10:00:00Z">
+        <w:r>
+          <w:rPr>
+            <w:rFonts w:cstheme="minorHAnsi"/>
+            <w:color w:val="24303B"/>
+            <w:lang w:val="nl-BE"/>
+          </w:rPr>
+          <w:t xml:space="preserve">Hoe ervaarde u de motivatie van de patiënten tijdens de PARADISE-sessies?</w:t>
         </w:r>
       </w:ins>
       <w:r>
@@ -5410,7 +6344,7 @@
           <w:color w:val="24303B"/>
           <w:lang w:val="nl-BE"/>
         </w:rPr>
-        <w:t xml:space="preserve">? </w:t>
+        <w:t xml:space="preserve"> </w:t>
       </w:r>
     </w:p>
     <w:p>
@@ -5425,46 +6359,66 @@
           <w:lang w:val="nl-BE"/>
         </w:rPr>
       </w:pPr>
-      <w:r>
-        <w:rPr>
-          <w:rFonts w:cstheme="minorHAnsi"/>
-          <w:color w:val="24303B"/>
-          <w:lang w:val="nl-BE"/>
-        </w:rPr>
-        <w:t xml:space="preserve">Welke </w:t>
-      </w:r>
-      <w:r>
-        <w:rPr>
-          <w:rFonts w:cstheme="minorHAnsi"/>
-          <w:color w:val="24303B"/>
-          <w:lang w:val="nl-BE"/>
-        </w:rPr>
-        <w:t>invloed</w:t>
-      </w:r>
-      <w:r>
-        <w:rPr>
-          <w:rFonts w:cstheme="minorHAnsi"/>
-          <w:color w:val="24303B"/>
-          <w:lang w:val="nl-BE"/>
-        </w:rPr>
-        <w:t xml:space="preserve"> heeft de motivatie van patiënten volgens jou op </w:t>
-      </w:r>
-      <w:r>
-        <w:rPr>
-          <w:rFonts w:cstheme="minorHAnsi"/>
-          <w:color w:val="24303B"/>
-          <w:lang w:val="nl-BE"/>
-        </w:rPr>
-        <w:t>de klinische resultaten van de trial</w:t>
-      </w:r>
-      <w:r>
-        <w:rPr>
-          <w:rFonts w:cstheme="minorHAnsi"/>
-          <w:color w:val="24303B"/>
-          <w:lang w:val="nl-BE"/>
-        </w:rPr>
-        <w:t>?</w:t>
-      </w:r>
+      <w:del w:id="1160" w:author="Janou De Buyser" w:date="2026-10-26T10:00:00Z">
+        <w:r>
+          <w:rPr>
+            <w:rFonts w:cstheme="minorHAnsi"/>
+            <w:color w:val="24303B"/>
+            <w:lang w:val="nl-BE"/>
+          </w:rPr>
+          <w:delText xml:space="preserve">Welke </w:delText>
+        </w:r>
+      </w:del>
+      <w:del w:id="1161" w:author="Janou De Buyser" w:date="2026-10-26T10:00:00Z">
+        <w:r>
+          <w:rPr>
+            <w:rFonts w:cstheme="minorHAnsi"/>
+            <w:color w:val="24303B"/>
+            <w:lang w:val="nl-BE"/>
+          </w:rPr>
+          <w:delText>invloed</w:delText>
+        </w:r>
+      </w:del>
+      <w:del w:id="1162" w:author="Janou De Buyser" w:date="2026-10-26T10:00:00Z">
+        <w:r>
+          <w:rPr>
+            <w:rFonts w:cstheme="minorHAnsi"/>
+            <w:color w:val="24303B"/>
+            <w:lang w:val="nl-BE"/>
+          </w:rPr>
+          <w:delText xml:space="preserve"> heeft de motivatie van patiënten volgens jou op </w:delText>
+        </w:r>
+      </w:del>
+      <w:del w:id="1163" w:author="Janou De Buyser" w:date="2026-10-26T10:00:00Z">
+        <w:r>
+          <w:rPr>
+            <w:rFonts w:cstheme="minorHAnsi"/>
+            <w:color w:val="24303B"/>
+            <w:lang w:val="nl-BE"/>
+          </w:rPr>
+          <w:delText>de klinische resultaten van de trial</w:delText>
+        </w:r>
+      </w:del>
+      <w:del w:id="1164" w:author="Janou De Buyser" w:date="2026-10-26T10:00:00Z">
+        <w:r>
+          <w:rPr>
+            <w:rFonts w:cstheme="minorHAnsi"/>
+            <w:color w:val="24303B"/>
+            <w:lang w:val="nl-BE"/>
+          </w:rPr>
+          <w:delText>?</w:delText>
+        </w:r>
+      </w:del>
+      <w:ins w:id="1165" w:author="Janou De Buyser" w:date="2026-10-26T10:00:00Z">
+        <w:r>
+          <w:rPr>
+            <w:rFonts w:cstheme="minorHAnsi"/>
+            <w:color w:val="24303B"/>
+            <w:lang w:val="nl-BE"/>
+          </w:rPr>
+          <w:t xml:space="preserve">Welke invloed heeft de motivatie van patiënten volgens u op de klinische resultaten van de studie?</w:t>
+        </w:r>
+      </w:ins>
     </w:p>
     <w:p>
       <w:pPr>
@@ -5478,14 +6432,26 @@
           <w:lang w:val="nl-BE"/>
         </w:rPr>
       </w:pPr>
-      <w:r>
-        <w:rPr>
-          <w:rFonts w:cstheme="minorHAnsi"/>
-          <w:color w:val="24303B"/>
-          <w:lang w:val="nl-BE"/>
-        </w:rPr>
-        <w:t>Op welke manier kon je de patiënten motiveren tijdens de interventie?</w:t>
-      </w:r>
+      <w:del w:id="1166" w:author="Janou De Buyser" w:date="2026-10-26T10:00:00Z">
+        <w:r>
+          <w:rPr>
+            <w:rFonts w:cstheme="minorHAnsi"/>
+            <w:color w:val="24303B"/>
+            <w:lang w:val="nl-BE"/>
+          </w:rPr>
+          <w:delText>Op welke manier kon je de patiënten motiveren tijdens de interventie?</w:delText>
+        </w:r>
+      </w:del>
+      <w:ins w:id="1167" w:author="Janou De Buyser" w:date="2026-10-26T10:00:00Z">
+        <w:r>
+          <w:rPr>
+            <w:rFonts w:cstheme="minorHAnsi"/>
+            <w:color w:val="24303B"/>
+            <w:lang w:val="nl-BE"/>
+          </w:rPr>
+          <w:t xml:space="preserve">Op welke manier kon u de patiënten motiveren tijdens de interventie?</w:t>
+        </w:r>
+      </w:ins>
     </w:p>
     <w:p>
       <w:pPr>
@@ -5568,42 +6534,36 @@
         </w:rPr>
         <w:t>è</w:t>
       </w:r>
-      <w:r>
-        <w:rPr>
-          <w:rFonts w:cstheme="minorHAnsi"/>
-          <w:color w:val="24303B"/>
-          <w:lang w:val="nl-BE"/>
-        </w:rPr>
-        <w:t xml:space="preserve">Welke veranderingen merkte u in motivatie bij de patiënten doorheen </w:t>
-      </w:r>
-      <w:del w:id="1019" w:author="Janou De Buyser" w:date="2026-10-25T10:00:00Z">
-        <w:r>
-          <w:rPr>
-            <w:rFonts w:cstheme="minorHAnsi"/>
-            <w:color w:val="24303B"/>
-            <w:lang w:val="nl-BE"/>
-          </w:rPr>
-          <w:delText xml:space="preserve">de 4 weken therapie</w:delText>
+      <w:del w:id="1211" w:author="Janou De Buyser" w:date="2026-10-26T10:00:00Z">
+        <w:r>
+          <w:rPr>
+            <w:rFonts w:cstheme="minorHAnsi"/>
+            <w:color w:val="24303B"/>
+            <w:lang w:val="nl-BE"/>
+          </w:rPr>
+          <w:delText>Welke veranderingen merkte u in motivatie bij de patiënten doorheen de 4 weken therapie</w:delText>
         </w:r>
       </w:del>
-      <w:ins w:id="1020" w:author="Janou De Buyser" w:date="2026-10-25T10:00:00Z">
-        <w:r>
-          <w:rPr>
-            <w:rFonts w:cstheme="minorHAnsi"/>
-            <w:color w:val="24303B"/>
-            <w:lang w:val="nl-BE"/>
-          </w:rPr>
-          <w:t xml:space="preserve">de 18 maanden opvolging</w:t>
+      <w:del w:id="1212" w:author="Janou De Buyser" w:date="2026-10-26T10:00:00Z">
+        <w:r>
+          <w:rPr>
+            <w:rFonts w:cstheme="minorHAnsi"/>
+            <w:color w:val="24303B"/>
+            <w:lang w:val="nl-BE"/>
+          </w:rPr>
+          <w:delText>?</w:delText>
+        </w:r>
+      </w:del>
+      <w:ins w:id="1213" w:author="Janou De Buyser" w:date="2026-10-26T10:00:00Z">
+        <w:r>
+          <w:rPr>
+            <w:rFonts w:cstheme="minorHAnsi"/>
+            <w:color w:val="24303B"/>
+            <w:lang w:val="nl-BE"/>
+          </w:rPr>
+          <w:t xml:space="preserve">Welke veranderingen merkte u in de motivatie van de patiënten doorheen de 18 maanden opvolging?</w:t>
         </w:r>
       </w:ins>
-      <w:r>
-        <w:rPr>
-          <w:rFonts w:cstheme="minorHAnsi"/>
-          <w:color w:val="24303B"/>
-          <w:lang w:val="nl-BE"/>
-        </w:rPr>
-        <w:t>?</w:t>
-      </w:r>
     </w:p>
     <w:p>
       <w:pPr>
@@ -5698,42 +6658,26 @@
         </w:rPr>
         <w:t>è</w:t>
       </w:r>
-      <w:r>
-        <w:rPr>
-          <w:rFonts w:cstheme="minorHAnsi"/>
-          <w:color w:val="24303B"/>
-          <w:lang w:val="nl-BE"/>
-        </w:rPr>
-        <w:t xml:space="preserve">Hoe ervaren de patiënten </w:t>
-      </w:r>
-      <w:del w:id="1021" w:author="Janou De Buyser" w:date="2026-10-25T10:00:00Z">
-        <w:r>
-          <w:rPr>
-            <w:rFonts w:cstheme="minorHAnsi"/>
-            <w:color w:val="24303B"/>
-            <w:lang w:val="nl-BE"/>
-          </w:rPr>
-          <w:delText xml:space="preserve">de therapie</w:delText>
+      <w:del w:id="1214" w:author="Janou De Buyser" w:date="2026-10-26T10:00:00Z">
+        <w:r>
+          <w:rPr>
+            <w:rFonts w:cstheme="minorHAnsi"/>
+            <w:color w:val="24303B"/>
+            <w:lang w:val="nl-BE"/>
+          </w:rPr>
+          <w:delText>Hoe ervaren de patiënten de therapie?</w:delText>
         </w:r>
       </w:del>
-      <w:ins w:id="1022" w:author="Janou De Buyser" w:date="2026-10-25T10:00:00Z">
-        <w:r>
-          <w:rPr>
-            <w:rFonts w:cstheme="minorHAnsi"/>
-            <w:color w:val="24303B"/>
-            <w:lang w:val="nl-BE"/>
-          </w:rPr>
-          <w:t xml:space="preserve">de interventie</w:t>
+      <w:ins w:id="1215" w:author="Janou De Buyser" w:date="2026-10-26T10:00:00Z">
+        <w:r>
+          <w:rPr>
+            <w:rFonts w:cstheme="minorHAnsi"/>
+            <w:color w:val="24303B"/>
+            <w:lang w:val="nl-BE"/>
+          </w:rPr>
+          <w:t xml:space="preserve">Hoe ervaren de patiënten de interventie?</w:t>
         </w:r>
       </w:ins>
-      <w:r>
-        <w:rPr>
-          <w:rFonts w:cstheme="minorHAnsi"/>
-          <w:color w:val="24303B"/>
-          <w:lang w:val="nl-BE"/>
-        </w:rPr>
-        <w:t xml:space="preserve">?</w:t>
-      </w:r>
     </w:p>
     <w:p>
       <w:pPr>
@@ -5748,30 +6692,46 @@
           <w:lang w:val="nl-BE"/>
         </w:rPr>
       </w:pPr>
-      <w:r>
-        <w:rPr>
-          <w:rFonts w:cstheme="minorHAnsi"/>
-          <w:color w:val="24303B"/>
-          <w:lang w:val="nl-BE"/>
-        </w:rPr>
-        <w:t xml:space="preserve">Hoe verstaanbaar waren de </w:t>
-      </w:r>
-      <w:r>
-        <w:rPr>
-          <w:rFonts w:cstheme="minorHAnsi"/>
-          <w:color w:val="24303B"/>
-          <w:lang w:val="nl-BE"/>
-        </w:rPr>
-        <w:t>richtlijnen</w:t>
-      </w:r>
-      <w:r>
-        <w:rPr>
-          <w:rFonts w:cstheme="minorHAnsi"/>
-          <w:color w:val="24303B"/>
-          <w:lang w:val="nl-BE"/>
-        </w:rPr>
-        <w:t>, volgens jou, voor de patiënten?</w:t>
-      </w:r>
+      <w:del w:id="1168" w:author="Janou De Buyser" w:date="2026-10-26T10:00:00Z">
+        <w:r>
+          <w:rPr>
+            <w:rFonts w:cstheme="minorHAnsi"/>
+            <w:color w:val="24303B"/>
+            <w:lang w:val="nl-BE"/>
+          </w:rPr>
+          <w:delText xml:space="preserve">Hoe verstaanbaar waren de </w:delText>
+        </w:r>
+      </w:del>
+      <w:del w:id="1169" w:author="Janou De Buyser" w:date="2026-10-26T10:00:00Z">
+        <w:r>
+          <w:rPr>
+            <w:rFonts w:cstheme="minorHAnsi"/>
+            <w:color w:val="24303B"/>
+            <w:lang w:val="nl-BE"/>
+          </w:rPr>
+          <w:delText>richtlijnen</w:delText>
+        </w:r>
+      </w:del>
+      <w:del w:id="1170" w:author="Janou De Buyser" w:date="2026-10-26T10:00:00Z">
+        <w:r>
+          <w:rPr>
+            <w:rFonts w:cstheme="minorHAnsi"/>
+            <w:color w:val="24303B"/>
+            <w:lang w:val="nl-BE"/>
+          </w:rPr>
+          <w:delText>, volgens jou, voor de patiënten?</w:delText>
+        </w:r>
+      </w:del>
+      <w:ins w:id="1171" w:author="Janou De Buyser" w:date="2026-10-26T10:00:00Z">
+        <w:r>
+          <w:rPr>
+            <w:rFonts w:cstheme="minorHAnsi"/>
+            <w:color w:val="24303B"/>
+            <w:lang w:val="nl-BE"/>
+          </w:rPr>
+          <w:t xml:space="preserve">Hoe begrijpelijk waren de adviezen volgens u voor de patiënten?</w:t>
+        </w:r>
+      </w:ins>
     </w:p>
     <w:p>
       <w:pPr>
@@ -5786,46 +6746,66 @@
           <w:lang w:val="nl-BE"/>
         </w:rPr>
       </w:pPr>
-      <w:r>
-        <w:rPr>
-          <w:rFonts w:cstheme="minorHAnsi"/>
-          <w:color w:val="24303B"/>
-          <w:lang w:val="nl-BE"/>
-        </w:rPr>
-        <w:t xml:space="preserve">Hoe pas je de </w:t>
-      </w:r>
-      <w:r>
-        <w:rPr>
-          <w:rFonts w:cstheme="minorHAnsi"/>
-          <w:color w:val="24303B"/>
-          <w:lang w:val="nl-BE"/>
-        </w:rPr>
-        <w:t>verschillende elementen</w:t>
-      </w:r>
-      <w:r>
-        <w:rPr>
-          <w:rFonts w:cstheme="minorHAnsi"/>
-          <w:color w:val="24303B"/>
-          <w:lang w:val="nl-BE"/>
-        </w:rPr>
-        <w:t xml:space="preserve"> van de </w:t>
-      </w:r>
-      <w:r>
-        <w:rPr>
-          <w:rFonts w:cstheme="minorHAnsi"/>
-          <w:color w:val="24303B"/>
-          <w:lang w:val="nl-BE"/>
-        </w:rPr>
-        <w:t>interventie</w:t>
-      </w:r>
-      <w:r>
-        <w:rPr>
-          <w:rFonts w:cstheme="minorHAnsi"/>
-          <w:color w:val="24303B"/>
-          <w:lang w:val="nl-BE"/>
-        </w:rPr>
-        <w:t xml:space="preserve"> aan, naargelang het kunnen van de patiënt?</w:t>
-      </w:r>
+      <w:del w:id="1172" w:author="Janou De Buyser" w:date="2026-10-26T10:00:00Z">
+        <w:r>
+          <w:rPr>
+            <w:rFonts w:cstheme="minorHAnsi"/>
+            <w:color w:val="24303B"/>
+            <w:lang w:val="nl-BE"/>
+          </w:rPr>
+          <w:delText xml:space="preserve">Hoe pas je de </w:delText>
+        </w:r>
+      </w:del>
+      <w:del w:id="1173" w:author="Janou De Buyser" w:date="2026-10-26T10:00:00Z">
+        <w:r>
+          <w:rPr>
+            <w:rFonts w:cstheme="minorHAnsi"/>
+            <w:color w:val="24303B"/>
+            <w:lang w:val="nl-BE"/>
+          </w:rPr>
+          <w:delText>verschillende elementen</w:delText>
+        </w:r>
+      </w:del>
+      <w:del w:id="1174" w:author="Janou De Buyser" w:date="2026-10-26T10:00:00Z">
+        <w:r>
+          <w:rPr>
+            <w:rFonts w:cstheme="minorHAnsi"/>
+            <w:color w:val="24303B"/>
+            <w:lang w:val="nl-BE"/>
+          </w:rPr>
+          <w:delText xml:space="preserve"> van de </w:delText>
+        </w:r>
+      </w:del>
+      <w:del w:id="1175" w:author="Janou De Buyser" w:date="2026-10-26T10:00:00Z">
+        <w:r>
+          <w:rPr>
+            <w:rFonts w:cstheme="minorHAnsi"/>
+            <w:color w:val="24303B"/>
+            <w:lang w:val="nl-BE"/>
+          </w:rPr>
+          <w:delText>interventie</w:delText>
+        </w:r>
+      </w:del>
+      <w:del w:id="1176" w:author="Janou De Buyser" w:date="2026-10-26T10:00:00Z">
+        <w:r>
+          <w:rPr>
+            <w:rFonts w:cstheme="minorHAnsi"/>
+            <w:color w:val="24303B"/>
+            <w:lang w:val="nl-BE"/>
+          </w:rPr>
+          <w:delText xml:space="preserve"> aan, naargelang het kunnen van de patiënt?</w:delText>
+        </w:r>
+      </w:del>
+      <w:ins w:id="1177" w:author="Janou De Buyser" w:date="2026-10-26T10:00:00Z">
+        <w:r>
+          <w:rPr>
+            <w:rFonts w:cstheme="minorHAnsi"/>
+            <w:color w:val="24303B"/>
+            <w:lang w:val="nl-BE"/>
+          </w:rPr>
+          <w:t xml:space="preserve">Hoe stemt u de verschillende onderdelen van de interventie af op wat de patiënt kan?</w:t>
+        </w:r>
+      </w:ins>
     </w:p>
     <w:p>
       <w:pPr>
@@ -5859,82 +6839,86 @@
           <w:lang w:val="nl-BE"/>
         </w:rPr>
       </w:pPr>
-      <w:r>
-        <w:rPr>
-          <w:rFonts w:cstheme="minorBidi"/>
-          <w:color w:val="24303B"/>
-          <w:lang w:val="nl-BE"/>
-        </w:rPr>
-        <w:t xml:space="preserve">Voelt de patiënt zich </w:t>
-      </w:r>
-      <w:r>
-        <w:rPr>
-          <w:rFonts w:cstheme="minorBidi"/>
-          <w:color w:val="24303B"/>
-          <w:lang w:val="nl-BE"/>
-        </w:rPr>
-        <w:t>in staat</w:t>
-      </w:r>
-      <w:r>
-        <w:rPr>
-          <w:rFonts w:cstheme="minorBidi"/>
-          <w:color w:val="24303B"/>
-          <w:lang w:val="nl-BE"/>
-        </w:rPr>
-        <w:t xml:space="preserve"> om </w:t>
-      </w:r>
-      <w:r>
-        <w:rPr>
-          <w:rFonts w:cstheme="minorBidi"/>
-          <w:color w:val="24303B"/>
-          <w:lang w:val="nl-BE"/>
-        </w:rPr>
-        <w:t>(gedrags)</w:t>
-      </w:r>
-      <w:r>
-        <w:rPr>
-          <w:rFonts w:cstheme="minorBidi"/>
-          <w:color w:val="24303B"/>
-          <w:lang w:val="nl-BE"/>
-        </w:rPr>
-        <w:t>veranderingen</w:t>
-      </w:r>
-      <w:r>
-        <w:rPr>
-          <w:rFonts w:cstheme="minorBidi"/>
-          <w:color w:val="24303B"/>
-          <w:lang w:val="nl-BE"/>
-        </w:rPr>
-        <w:t xml:space="preserve"> en </w:t>
-      </w:r>
-      <w:del w:id="1023" w:author="Janou De Buyser" w:date="2026-10-25T10:00:00Z">
+      <w:del w:id="1178" w:author="Janou De Buyser" w:date="2026-10-26T10:00:00Z">
         <w:r>
           <w:rPr>
             <w:rFonts w:cstheme="minorBidi"/>
             <w:color w:val="24303B"/>
             <w:lang w:val="nl-BE"/>
           </w:rPr>
-          <w:delText xml:space="preserve">de therapie</w:delText>
+          <w:delText xml:space="preserve">Voelt de patiënt zich </w:delText>
         </w:r>
       </w:del>
-      <w:ins w:id="1024" w:author="Janou De Buyser" w:date="2026-10-25T10:00:00Z">
+      <w:del w:id="1179" w:author="Janou De Buyser" w:date="2026-10-26T10:00:00Z">
         <w:r>
           <w:rPr>
             <w:rFonts w:cstheme="minorBidi"/>
             <w:color w:val="24303B"/>
             <w:lang w:val="nl-BE"/>
           </w:rPr>
-          <w:t xml:space="preserve">de interventie</w:t>
+          <w:delText>in staat</w:delText>
+        </w:r>
+      </w:del>
+      <w:del w:id="1180" w:author="Janou De Buyser" w:date="2026-10-26T10:00:00Z">
+        <w:r>
+          <w:rPr>
+            <w:rFonts w:cstheme="minorBidi"/>
+            <w:color w:val="24303B"/>
+            <w:lang w:val="nl-BE"/>
+          </w:rPr>
+          <w:delText xml:space="preserve"> om </w:delText>
+        </w:r>
+      </w:del>
+      <w:del w:id="1181" w:author="Janou De Buyser" w:date="2026-10-26T10:00:00Z">
+        <w:r>
+          <w:rPr>
+            <w:rFonts w:cstheme="minorBidi"/>
+            <w:color w:val="24303B"/>
+            <w:lang w:val="nl-BE"/>
+          </w:rPr>
+          <w:delText>(gedrags)</w:delText>
+        </w:r>
+      </w:del>
+      <w:del w:id="1182" w:author="Janou De Buyser" w:date="2026-10-26T10:00:00Z">
+        <w:r>
+          <w:rPr>
+            <w:rFonts w:cstheme="minorBidi"/>
+            <w:color w:val="24303B"/>
+            <w:lang w:val="nl-BE"/>
+          </w:rPr>
+          <w:delText>veranderingen</w:delText>
+        </w:r>
+      </w:del>
+      <w:del w:id="1183" w:author="Janou De Buyser" w:date="2026-10-26T10:00:00Z">
+        <w:r>
+          <w:rPr>
+            <w:rFonts w:cstheme="minorBidi"/>
+            <w:color w:val="24303B"/>
+            <w:lang w:val="nl-BE"/>
+          </w:rPr>
+          <w:delText xml:space="preserve"> en de therapie</w:delText>
+        </w:r>
+      </w:del>
+      <w:del w:id="1184" w:author="Janou De Buyser" w:date="2026-10-26T10:00:00Z">
+        <w:r>
+          <w:rPr>
+            <w:rFonts w:cstheme="minorBidi"/>
+            <w:color w:val="24303B"/>
+            <w:lang w:val="nl-BE"/>
+          </w:rPr>
+          <w:delText xml:space="preserve"> vol te houden?</w:delText>
+        </w:r>
+      </w:del>
+      <w:ins w:id="1185" w:author="Janou De Buyser" w:date="2026-10-26T10:00:00Z">
+        <w:r>
+          <w:rPr>
+            <w:rFonts w:cstheme="minorBidi"/>
+            <w:color w:val="24303B"/>
+            <w:lang w:val="nl-BE"/>
+          </w:rPr>
+          <w:t xml:space="preserve">Voelt de patiënt zich in staat om (gedrags)veranderingen en de interventie vol te houden?</w:t>
         </w:r>
       </w:ins>
-      <w:r>
-        <w:rPr>
-          <w:rFonts w:cstheme="minorBidi"/>
-          <w:color w:val="24303B"/>
-          <w:lang w:val="nl-BE"/>
-        </w:rPr>
-        <w:t xml:space="preserve"> vol te houden?</w:t>
-      </w:r>
     </w:p>
     <w:p>
       <w:pPr>
@@ -6096,6 +7080,30 @@
           <w:lang w:val="en-GB"/>
         </w:rPr>
       </w:pPr>
+      <w:del w:id="1223" w:author="Janou De Buyser" w:date="2026-10-26T10:00:00Z">
+        <w:r>
+          <w:rPr>
+            <w:b/>
+            <w:bCs/>
+            <w:color w:val="24303B"/>
+            <w:highlight w:val="lightGray"/>
+            <w:lang w:val="en-GB"/>
+          </w:rPr>
+          <w:delText xml:space="preserve">n)</w:delText>
+        </w:r>
+      </w:del>
+      <w:ins w:id="1224" w:author="Janou De Buyser" w:date="2026-10-26T10:00:00Z">
+        <w:r>
+          <w:rPr>
+            <w:b/>
+            <w:bCs/>
+            <w:color w:val="24303B"/>
+            <w:highlight w:val="lightGray"/>
+            <w:lang w:val="en-GB"/>
+          </w:rPr>
+          <w:t xml:space="preserve">(n)</w:t>
+        </w:r>
+      </w:ins>
       <w:r>
         <w:rPr>
           <w:b/>
@@ -6104,7 +7112,7 @@
           <w:highlight w:val="lightGray"/>
           <w:lang w:val="en-GB"/>
         </w:rPr>
-        <w:t xml:space="preserve">n) </w:t>
+        <w:t xml:space="preserve"> </w:t>
       </w:r>
       <w:r>
         <w:rPr>
@@ -6632,6 +7640,30 @@
           <w:lang w:val="en-GB"/>
         </w:rPr>
       </w:pPr>
+      <w:del w:id="1225" w:author="Janou De Buyser" w:date="2026-10-26T10:00:00Z">
+        <w:r>
+          <w:rPr>
+            <w:b/>
+            <w:bCs/>
+            <w:color w:val="24303B"/>
+            <w:highlight w:val="lightGray"/>
+            <w:lang w:val="en-GB"/>
+          </w:rPr>
+          <w:delText xml:space="preserve">o)</w:delText>
+        </w:r>
+      </w:del>
+      <w:ins w:id="1226" w:author="Janou De Buyser" w:date="2026-10-26T10:00:00Z">
+        <w:r>
+          <w:rPr>
+            <w:b/>
+            <w:bCs/>
+            <w:color w:val="24303B"/>
+            <w:highlight w:val="lightGray"/>
+            <w:lang w:val="en-GB"/>
+          </w:rPr>
+          <w:t xml:space="preserve">(o)</w:t>
+        </w:r>
+      </w:ins>
       <w:r>
         <w:rPr>
           <w:b/>
@@ -6640,7 +7672,7 @@
           <w:highlight w:val="lightGray"/>
           <w:lang w:val="en-GB"/>
         </w:rPr>
-        <w:t xml:space="preserve">o) </w:t>
+        <w:t xml:space="preserve"> </w:t>
       </w:r>
       <w:r>
         <w:rPr>
@@ -6702,42 +7734,26 @@
           <w:lang w:val="nl-BE"/>
         </w:rPr>
       </w:pPr>
-      <w:r>
-        <w:rPr>
-          <w:rFonts w:cstheme="minorHAnsi"/>
-          <w:color w:val="24303B"/>
-          <w:lang w:val="nl-BE"/>
-        </w:rPr>
-        <w:t xml:space="preserve">Wat was jouw ervaring met de uitrusting van </w:t>
-      </w:r>
-      <w:del w:id="1025" w:author="Janou De Buyser" w:date="2026-10-25T10:00:00Z">
-        <w:r>
-          <w:rPr>
-            <w:rFonts w:cstheme="minorHAnsi"/>
-            <w:color w:val="24303B"/>
-            <w:lang w:val="nl-BE"/>
-          </w:rPr>
-          <w:delText xml:space="preserve">het revalidatiecentrum om de studietherapie</w:delText>
+      <w:del w:id="1186" w:author="Janou De Buyser" w:date="2026-10-26T10:00:00Z">
+        <w:r>
+          <w:rPr>
+            <w:rFonts w:cstheme="minorHAnsi"/>
+            <w:color w:val="24303B"/>
+            <w:lang w:val="nl-BE"/>
+          </w:rPr>
+          <w:delText>Wat was jouw ervaring met de uitrusting van het revalidatiecentrum om de studietherapie te kunnen geven?</w:delText>
         </w:r>
       </w:del>
-      <w:ins w:id="1026" w:author="Janou De Buyser" w:date="2026-10-25T10:00:00Z">
-        <w:r>
-          <w:rPr>
-            <w:rFonts w:cstheme="minorHAnsi"/>
-            <w:color w:val="24303B"/>
-            <w:lang w:val="nl-BE"/>
-          </w:rPr>
-          <w:t xml:space="preserve">de diabetesvoetkliniek om de PARADISE-interventie</w:t>
+      <w:ins w:id="1187" w:author="Janou De Buyser" w:date="2026-10-26T10:00:00Z">
+        <w:r>
+          <w:rPr>
+            <w:rFonts w:cstheme="minorHAnsi"/>
+            <w:color w:val="24303B"/>
+            <w:lang w:val="nl-BE"/>
+          </w:rPr>
+          <w:t xml:space="preserve">Wat was uw ervaring met de uitrusting van de diabetesvoetkliniek om de PARADISE-interventie te kunnen geven?</w:t>
         </w:r>
       </w:ins>
-      <w:r>
-        <w:rPr>
-          <w:rFonts w:cstheme="minorHAnsi"/>
-          <w:color w:val="24303B"/>
-          <w:lang w:val="nl-BE"/>
-        </w:rPr>
-        <w:t xml:space="preserve"> te kunnen geven?</w:t>
-      </w:r>
     </w:p>
     <w:p>
       <w:pPr>
@@ -6803,13 +7819,33 @@
           <w:lang w:val="nl-BE"/>
         </w:rPr>
       </w:pPr>
-      <w:r>
-        <w:rPr>
-          <w:rFonts w:cstheme="minorHAnsi"/>
-          <w:color w:val="24303B"/>
-          <w:lang w:val="nl-BE"/>
-        </w:rPr>
-        <w:t xml:space="preserve">Hoe zou je de plaats van jouw diensthoofd beschrijven binnen dit project? </w:t>
+      <w:del w:id="1188" w:author="Janou De Buyser" w:date="2026-10-26T10:00:00Z">
+        <w:r>
+          <w:rPr>
+            <w:rFonts w:cstheme="minorHAnsi"/>
+            <w:color w:val="24303B"/>
+            <w:lang w:val="nl-BE"/>
+          </w:rPr>
+          <w:delText xml:space="preserve">Hoe zou je de plaats van jouw diensthoofd beschrijven binnen dit project?</w:delText>
+        </w:r>
+      </w:del>
+      <w:ins w:id="1189" w:author="Janou De Buyser" w:date="2026-10-26T10:00:00Z">
+        <w:r>
+          <w:rPr>
+            <w:rFonts w:cstheme="minorHAnsi"/>
+            <w:color w:val="24303B"/>
+            <w:lang w:val="nl-BE"/>
+          </w:rPr>
+          <w:t xml:space="preserve">Hoe zou u de rol van uw diensthoofd binnen dit project beschrijven?</w:t>
+        </w:r>
+      </w:ins>
+      <w:r>
+        <w:rPr>
+          <w:rFonts w:cstheme="minorHAnsi"/>
+          <w:color w:val="24303B"/>
+          <w:lang w:val="nl-BE"/>
+        </w:rPr>
+        <w:t xml:space="preserve"> </w:t>
       </w:r>
     </w:p>
     <w:p>
@@ -6824,42 +7860,26 @@
           <w:lang w:val="nl-BE"/>
         </w:rPr>
       </w:pPr>
-      <w:r>
-        <w:rPr>
-          <w:rFonts w:cstheme="minorHAnsi"/>
-          <w:color w:val="24303B"/>
-          <w:lang w:val="nl-BE"/>
-        </w:rPr>
-        <w:t xml:space="preserve">Hoe zouden wij ervoor kunnen zorgen dat het diensthoofd jullie voldoende ondersteunt in het uitvoeren van </w:t>
-      </w:r>
-      <w:del w:id="1027" w:author="Janou De Buyser" w:date="2026-10-25T10:00:00Z">
-        <w:r>
-          <w:rPr>
-            <w:rFonts w:cstheme="minorHAnsi"/>
-            <w:color w:val="24303B"/>
-            <w:lang w:val="nl-BE"/>
-          </w:rPr>
-          <w:delText xml:space="preserve">de therapiesessies</w:delText>
+      <w:del w:id="1190" w:author="Janou De Buyser" w:date="2026-10-26T10:00:00Z">
+        <w:r>
+          <w:rPr>
+            <w:rFonts w:cstheme="minorHAnsi"/>
+            <w:color w:val="24303B"/>
+            <w:lang w:val="nl-BE"/>
+          </w:rPr>
+          <w:delText>Hoe zouden wij ervoor kunnen zorgen dat het diensthoofd jullie voldoende ondersteunt in het uitvoeren van de therapiesessies?</w:delText>
         </w:r>
       </w:del>
-      <w:ins w:id="1028" w:author="Janou De Buyser" w:date="2026-10-25T10:00:00Z">
-        <w:r>
-          <w:rPr>
-            <w:rFonts w:cstheme="minorHAnsi"/>
-            <w:color w:val="24303B"/>
-            <w:lang w:val="nl-BE"/>
-          </w:rPr>
-          <w:t xml:space="preserve">de PARADISE-sessies</w:t>
+      <w:ins w:id="1191" w:author="Janou De Buyser" w:date="2026-10-26T10:00:00Z">
+        <w:r>
+          <w:rPr>
+            <w:rFonts w:cstheme="minorHAnsi"/>
+            <w:color w:val="24303B"/>
+            <w:lang w:val="nl-BE"/>
+          </w:rPr>
+          <w:t xml:space="preserve">Hoe zouden wij ervoor kunnen zorgen dat het diensthoofd u voldoende ondersteunt in het uitvoeren van de PARADISE-sessies?</w:t>
         </w:r>
       </w:ins>
-      <w:r>
-        <w:rPr>
-          <w:rFonts w:cstheme="minorHAnsi"/>
-          <w:color w:val="24303B"/>
-          <w:lang w:val="nl-BE"/>
-        </w:rPr>
-        <w:t xml:space="preserve">?</w:t>
-      </w:r>
     </w:p>
     <w:p>
       <w:pPr>
@@ -6873,42 +7893,26 @@
           <w:lang w:val="nl-BE"/>
         </w:rPr>
       </w:pPr>
-      <w:r>
-        <w:rPr>
-          <w:rFonts w:cstheme="minorHAnsi"/>
-          <w:color w:val="24303B"/>
-          <w:lang w:val="nl-BE"/>
-        </w:rPr>
-        <w:t xml:space="preserve">Hoe denk je dat je collega’s staan tegenover het geven van </w:t>
-      </w:r>
-      <w:del w:id="1029" w:author="Janou De Buyser" w:date="2026-10-25T10:00:00Z">
-        <w:r>
-          <w:rPr>
-            <w:rFonts w:cstheme="minorHAnsi"/>
-            <w:color w:val="24303B"/>
-            <w:lang w:val="nl-BE"/>
-          </w:rPr>
-          <w:delText xml:space="preserve">deze therapie</w:delText>
+      <w:del w:id="1192" w:author="Janou De Buyser" w:date="2026-10-26T10:00:00Z">
+        <w:r>
+          <w:rPr>
+            <w:rFonts w:cstheme="minorHAnsi"/>
+            <w:color w:val="24303B"/>
+            <w:lang w:val="nl-BE"/>
+          </w:rPr>
+          <w:delText>Hoe denk je dat je collega’s staan tegenover het geven van deze therapie?</w:delText>
         </w:r>
       </w:del>
-      <w:ins w:id="1030" w:author="Janou De Buyser" w:date="2026-10-25T10:00:00Z">
-        <w:r>
-          <w:rPr>
-            <w:rFonts w:cstheme="minorHAnsi"/>
-            <w:color w:val="24303B"/>
-            <w:lang w:val="nl-BE"/>
-          </w:rPr>
-          <w:t xml:space="preserve">de PARADISE-interventie</w:t>
+      <w:ins w:id="1193" w:author="Janou De Buyser" w:date="2026-10-26T10:00:00Z">
+        <w:r>
+          <w:rPr>
+            <w:rFonts w:cstheme="minorHAnsi"/>
+            <w:color w:val="24303B"/>
+            <w:lang w:val="nl-BE"/>
+          </w:rPr>
+          <w:t xml:space="preserve">Hoe staan uw collega’s volgens u tegenover het geven van de PARADISE-interventie?</w:t>
         </w:r>
       </w:ins>
-      <w:r>
-        <w:rPr>
-          <w:rFonts w:cstheme="minorHAnsi"/>
-          <w:color w:val="24303B"/>
-          <w:lang w:val="nl-BE"/>
-        </w:rPr>
-        <w:t xml:space="preserve">?</w:t>
-      </w:r>
     </w:p>
     <w:p>
       <w:pPr>
@@ -6922,42 +7926,26 @@
           <w:lang w:val="nl-BE"/>
         </w:rPr>
       </w:pPr>
-      <w:r>
-        <w:rPr>
-          <w:rFonts w:cstheme="minorHAnsi"/>
-          <w:color w:val="24303B"/>
-          <w:lang w:val="nl-BE"/>
-        </w:rPr>
-        <w:t xml:space="preserve">Zijn er naar jouw gevoel verschillen in het geven van </w:t>
-      </w:r>
-      <w:del w:id="1031" w:author="Janou De Buyser" w:date="2026-10-25T10:00:00Z">
-        <w:r>
-          <w:rPr>
-            <w:rFonts w:cstheme="minorHAnsi"/>
-            <w:color w:val="24303B"/>
-            <w:lang w:val="nl-BE"/>
-          </w:rPr>
-          <w:delText xml:space="preserve">de therapie</w:delText>
+      <w:del w:id="1194" w:author="Janou De Buyser" w:date="2026-10-26T10:00:00Z">
+        <w:r>
+          <w:rPr>
+            <w:rFonts w:cstheme="minorHAnsi"/>
+            <w:color w:val="24303B"/>
+            <w:lang w:val="nl-BE"/>
+          </w:rPr>
+          <w:delText>Zijn er naar jouw gevoel verschillen in het geven van de therapie tussen jezelf en jouw collega’s?</w:delText>
         </w:r>
       </w:del>
-      <w:ins w:id="1032" w:author="Janou De Buyser" w:date="2026-10-25T10:00:00Z">
-        <w:r>
-          <w:rPr>
-            <w:rFonts w:cstheme="minorHAnsi"/>
-            <w:color w:val="24303B"/>
-            <w:lang w:val="nl-BE"/>
-          </w:rPr>
-          <w:t xml:space="preserve">de interventie</w:t>
+      <w:ins w:id="1195" w:author="Janou De Buyser" w:date="2026-10-26T10:00:00Z">
+        <w:r>
+          <w:rPr>
+            <w:rFonts w:cstheme="minorHAnsi"/>
+            <w:color w:val="24303B"/>
+            <w:lang w:val="nl-BE"/>
+          </w:rPr>
+          <w:t xml:space="preserve">Ziet u verschillen tussen uzelf en uw collega’s in het geven van de interventie?</w:t>
         </w:r>
       </w:ins>
-      <w:r>
-        <w:rPr>
-          <w:rFonts w:cstheme="minorHAnsi"/>
-          <w:color w:val="24303B"/>
-          <w:lang w:val="nl-BE"/>
-        </w:rPr>
-        <w:t xml:space="preserve"> tussen jezelf en jouw collega’s?</w:t>
-      </w:r>
     </w:p>
     <w:p>
       <w:pPr>
@@ -7674,13 +8662,13 @@
       <w:pPr>
         <w:spacing w:line="259" w:lineRule="auto"/>
         <w:rPr>
-          <w:ins w:id="1033" w:author="Janou De Buyser" w:date="2026-10-25T10:00:00Z"/>
+          <w:ins w:id="1227" w:author="Janou De Buyser" w:date="2026-10-26T10:00:00Z"/>
           <w:rFonts w:cstheme="minorBidi"/>
           <w:b/>
           <w:bCs/>
         </w:rPr>
       </w:pPr>
-      <w:ins w:id="1034" w:author="Janou De Buyser" w:date="2026-10-25T10:00:00Z">
+      <w:ins w:id="1228" w:author="Janou De Buyser" w:date="2026-10-26T10:00:00Z">
         <w:r>
           <w:rPr>
             <w:rFonts w:cstheme="minorBidi"/>
@@ -7701,12 +8689,12 @@
         <w:spacing w:after="0" w:line="259" w:lineRule="auto"/>
         <w:ind w:left="714" w:hanging="357"/>
         <w:rPr>
-          <w:ins w:id="1035" w:author="Janou De Buyser" w:date="2026-10-25T10:00:00Z"/>
-          <w:rFonts w:cstheme="minorBidi"/>
-          <w:lang w:val="nl-BE"/>
-        </w:rPr>
-      </w:pPr>
-      <w:ins w:id="1036" w:author="Janou De Buyser" w:date="2026-10-25T10:00:00Z">
+          <w:ins w:id="1229" w:author="Janou De Buyser" w:date="2026-10-26T10:00:00Z"/>
+          <w:rFonts w:cstheme="minorBidi"/>
+          <w:lang w:val="nl-BE"/>
+        </w:rPr>
+      </w:pPr>
+      <w:ins w:id="1230" w:author="Janou De Buyser" w:date="2026-10-26T10:00:00Z">
         <w:r>
           <w:rPr>
             <w:rFonts w:cstheme="minorBidi"/>
@@ -7726,12 +8714,12 @@
         <w:spacing w:after="0" w:line="259" w:lineRule="auto"/>
         <w:ind w:left="714" w:hanging="357"/>
         <w:rPr>
-          <w:ins w:id="1037" w:author="Janou De Buyser" w:date="2026-10-25T10:00:00Z"/>
-          <w:rFonts w:cstheme="minorBidi"/>
-          <w:lang w:val="nl-BE"/>
-        </w:rPr>
-      </w:pPr>
-      <w:ins w:id="1038" w:author="Janou De Buyser" w:date="2026-10-25T10:00:00Z">
+          <w:ins w:id="1231" w:author="Janou De Buyser" w:date="2026-10-26T10:00:00Z"/>
+          <w:rFonts w:cstheme="minorBidi"/>
+          <w:lang w:val="nl-BE"/>
+        </w:rPr>
+      </w:pPr>
+      <w:ins w:id="1232" w:author="Janou De Buyser" w:date="2026-10-26T10:00:00Z">
         <w:r>
           <w:rPr>
             <w:rFonts w:cstheme="minorBidi"/>
@@ -7753,11 +8741,11 @@
         </w:tabs>
         <w:spacing w:line="360" w:lineRule="auto"/>
         <w:rPr>
-          <w:ins w:id="1039" w:author="Janou De Buyser" w:date="2026-10-25T10:00:00Z"/>
+          <w:ins w:id="1233" w:author="Janou De Buyser" w:date="2026-10-26T10:00:00Z"/>
           <w:rFonts w:ascii="Calibri" w:hAnsi="Calibri" w:cs="Calibri"/>
         </w:rPr>
       </w:pPr>
-      <w:ins w:id="1040" w:author="Janou De Buyser" w:date="2026-10-25T10:00:00Z">
+      <w:ins w:id="1234" w:author="Janou De Buyser" w:date="2026-10-26T10:00:00Z">
         <w:r>
           <w:rPr>
             <w:color w:val="24303B"/>
@@ -7792,7 +8780,7 @@
 
 <file path=word/comments.xml><?xml version="1.0" encoding="utf-8"?>
 <w:comments xmlns:a="http://schemas.openxmlformats.org/drawingml/2006/main" xmlns:pic="http://schemas.openxmlformats.org/drawingml/2006/picture" xmlns:r="http://schemas.openxmlformats.org/officeDocument/2006/relationships" xmlns:w="http://schemas.openxmlformats.org/wordprocessingml/2006/main" xmlns:wp="http://schemas.openxmlformats.org/drawingml/2006/wordprocessingDrawing" xmlns:mc="http://schemas.openxmlformats.org/markup-compatibility/2006" xmlns:a14="http://schemas.microsoft.com/office/drawing/2010/main" xmlns:w14="http://schemas.microsoft.com/office/word/2010/wordml" xmlns:wpc="http://schemas.microsoft.com/office/word/2010/wordprocessingCanvas">
-  <w:comment w:id="0" w:author="Janou De Buyser" w:initials="JDB" w:date="2026-10-25T18:00:02Z">
+  <w:comment w:id="0" w:author="Janou De Buyser" w:initials="JDB" w:date="2026-10-26T06:44:29Z">
     <w:p>
       <w:pPr>
         <w:pStyle w:val="CommentText"/>
@@ -7804,11 +8792,11 @@
         <w:annotationRef/>
       </w:r>
       <w:r>
-        <w:t>Afgestemd op het toestemmingsformulier therapeut (eCRF 04): ongeveer 60 tot 90 minuten.</w:t>
+        <w:t>Afgestemd op het toestemmingsformulier therapeut (eCRF 04): ongeveer 60 tot 90 minuten. De aanspreekvorm is in de hele gids gelijkgetrokken naar "u", zoals in het toestemmingsformulier.</w:t>
       </w:r>
     </w:p>
   </w:comment>
-  <w:comment w:id="1" w:author="Janou De Buyser" w:initials="JDB" w:date="2026-10-25T18:00:02Z">
+  <w:comment w:id="1" w:author="Janou De Buyser" w:initials="JDB" w:date="2026-10-26T06:44:29Z">
     <w:p>
       <w:pPr>
         <w:pStyle w:val="CommentText"/>
